--- a/reports/supervisors/hong_kong/professors/prof_song_guo/dossier.docx
+++ b/reports/supervisors/hong_kong/professors/prof_song_guo/dossier.docx
@@ -10,7 +10,7 @@
         <w:rPr>
           <w:b/>
           <w:color w:val="1B365D"/>
-          <w:sz w:val="40"/>
+          <w:sz w:val="36"/>
         </w:rPr>
         <w:t>PHD SUPERVISOR DOSSIER: PROF. SONG GUO</w:t>
       </w:r>
@@ -22,15 +22,27 @@
       <w:r>
         <w:rPr>
           <w:color w:val="64748B"/>
-          <w:sz w:val="22"/>
+          <w:sz w:val="20"/>
         </w:rPr>
-        <w:t>Academic Research Intelligence • Generated: September 17, 2026</w:t>
+        <w:t>Academic Research Intelligence • Generated: September 18, 2026</w:t>
       </w:r>
     </w:p>
     <w:p>
       <w:pPr>
         <w:spacing w:after="300"/>
       </w:pPr>
+    </w:p>
+    <w:p>
+      <w:r/>
+      <w:r>
+        <w:rPr>
+          <w:b/>
+        </w:rPr>
+        <w:t>Target Professor:</w:t>
+      </w:r>
+      <w:r>
+        <w:t xml:space="preserve"> Prof. Song Guo</w:t>
+      </w:r>
     </w:p>
     <w:p>
       <w:r/>
@@ -41,10 +53,156 @@
         <w:t>Institution:</w:t>
       </w:r>
       <w:r>
-        <w:t xml:space="preserve"> The Hong Kong Polytechnic University (Hong Kong)</w:t>
+        <w:t xml:space="preserve"> The Hong Kong Polytechnic University</w:t>
       </w:r>
     </w:p>
     <w:p>
+      <w:r/>
+      <w:r>
+        <w:rPr>
+          <w:b/>
+        </w:rPr>
+        <w:t>Department / School:</w:t>
+      </w:r>
+      <w:r>
+        <w:t xml:space="preserve"> Department of Computing (COMP)</w:t>
+      </w:r>
+    </w:p>
+    <w:p>
+      <w:r/>
+      <w:r>
+        <w:rPr>
+          <w:b/>
+        </w:rPr>
+        <w:t>Research Group / Laboratory:</w:t>
+      </w:r>
+      <w:r>
+        <w:t xml:space="preserve"> Pervasive AI &amp; Cloud-Edge Systems Group</w:t>
+      </w:r>
+    </w:p>
+    <w:p>
+      <w:r/>
+      <w:r>
+        <w:rPr>
+          <w:b/>
+        </w:rPr>
+        <w:t>Date of Assessment:</w:t>
+      </w:r>
+      <w:r>
+        <w:t xml:space="preserve"> 2026-09-18</w:t>
+      </w:r>
+    </w:p>
+    <w:p>
+      <w:r/>
+      <w:r>
+        <w:rPr>
+          <w:b/>
+        </w:rPr>
+        <w:t>Priority Tier:</w:t>
+      </w:r>
+      <w:r>
+        <w:t xml:space="preserve"> Tier 1 (Research Alignment: 100%)</w:t>
+      </w:r>
+    </w:p>
+    <w:p>
+      <w:r/>
+      <w:r>
+        <w:rPr>
+          <w:b/>
+        </w:rPr>
+        <w:t>Applicant Profile Target:</w:t>
+      </w:r>
+      <w:r>
+        <w:t xml:space="preserve"> Computer Engineering (BSc) / Computer Science (MSc) &amp;bull; Software &amp; iOS Engineering Background &amp;bull; Focus: Edge Computing</w:t>
+      </w:r>
+    </w:p>
+    <w:p>
+      <w:r>
+        <w:t>---</w:t>
+      </w:r>
+    </w:p>
+    <w:p>
+      <w:pPr>
+        <w:pStyle w:val="Heading1"/>
+        <w:spacing w:before="280" w:after="80"/>
+      </w:pPr>
+      <w:r>
+        <w:t>1. Executive Summary</w:t>
+      </w:r>
+    </w:p>
+    <w:p>
+      <w:r>
+        <w:t>Prof. Song Guo is a prominent researcher in Edge Intelligence at The Hong Kong Polytechnic University (Hong Kong), directing research within the Pervasive AI &amp; Cloud-Edge Systems Group. This assessment evaluates Prof. Song Guo's academic trajectory from foundational computing and systems architectures to state-of-the-art collaborative edge intelligence and distributed execution frameworks.</w:t>
+      </w:r>
+    </w:p>
+    <w:p>
+      <w:r>
+        <w:t>With verified recruitment standing (CONFIRMED_ACTIVE) and direct synergy with PolyU Presidential PhD Fellowship Scheme (PPPFS) (Annual cash award of HK$40,000 + full tuition waiver + monthly stipend; Deadline: 2026-12-01 23:59:59 HKT), Prof. Song Guo presents an outstanding doctoral supervisor opportunity bridging systems engineering, runtime profiling, and Edge AI.</w:t>
+      </w:r>
+    </w:p>
+    <w:p>
+      <w:r>
+        <w:t>---</w:t>
+      </w:r>
+    </w:p>
+    <w:p>
+      <w:pPr>
+        <w:pStyle w:val="Heading1"/>
+        <w:spacing w:before="280" w:after="80"/>
+      </w:pPr>
+      <w:r>
+        <w:t>2. Professor Identity &amp; Academic Profile</w:t>
+      </w:r>
+    </w:p>
+    <w:p>
+      <w:pPr>
+        <w:pStyle w:val="ListBullet"/>
+      </w:pPr>
+      <w:r/>
+      <w:r>
+        <w:rPr>
+          <w:b/>
+        </w:rPr>
+        <w:t>Full Name:</w:t>
+      </w:r>
+      <w:r>
+        <w:t xml:space="preserve"> Prof. Song Guo</w:t>
+      </w:r>
+    </w:p>
+    <w:p>
+      <w:pPr>
+        <w:pStyle w:val="ListBullet"/>
+      </w:pPr>
+      <w:r/>
+      <w:r>
+        <w:rPr>
+          <w:b/>
+        </w:rPr>
+        <w:t>Current Position:</w:t>
+      </w:r>
+      <w:r>
+        <w:t xml:space="preserve"> Chair Professor of Distributed and Mobile Computing, IEEE Fellow, Member of European Academy of Sciences</w:t>
+      </w:r>
+    </w:p>
+    <w:p>
+      <w:pPr>
+        <w:pStyle w:val="ListBullet"/>
+      </w:pPr>
+      <w:r/>
+      <w:r>
+        <w:rPr>
+          <w:b/>
+        </w:rPr>
+        <w:t>University:</w:t>
+      </w:r>
+      <w:r>
+        <w:t xml:space="preserve"> The Hong Kong Polytechnic University</w:t>
+      </w:r>
+    </w:p>
+    <w:p>
+      <w:pPr>
+        <w:pStyle w:val="ListBullet"/>
+      </w:pPr>
       <w:r/>
       <w:r>
         <w:rPr>
@@ -57,53 +215,48 @@
       </w:r>
     </w:p>
     <w:p>
+      <w:pPr>
+        <w:pStyle w:val="ListBullet"/>
+      </w:pPr>
       <w:r/>
       <w:r>
         <w:rPr>
           <w:b/>
         </w:rPr>
-        <w:t>Research Group:</w:t>
+        <w:t>Research Group / Lab:</w:t>
       </w:r>
       <w:r>
         <w:t xml:space="preserve"> Pervasive AI &amp; Cloud-Edge Systems Group</w:t>
       </w:r>
     </w:p>
     <w:p>
+      <w:pPr>
+        <w:pStyle w:val="ListBullet"/>
+      </w:pPr>
       <w:r/>
       <w:r>
         <w:rPr>
           <w:b/>
         </w:rPr>
-        <w:t>Target PhD Field:</w:t>
-      </w:r>
-      <w:r>
-        <w:t xml:space="preserve"> Edge Computing &amp; Distributed Systems</w:t>
+        <w:t>Official University Profile:</w:t>
+      </w:r>
+      <w:r>
+        <w:t xml:space="preserve"> [https://www.polyu.edu.hk/comp/people/academic-staff/prof-guo-song/](https://www.polyu.edu.hk/comp/people/academic-staff/prof-guo-song/)</w:t>
       </w:r>
     </w:p>
     <w:p>
+      <w:pPr>
+        <w:pStyle w:val="ListBullet"/>
+      </w:pPr>
       <w:r/>
       <w:r>
         <w:rPr>
           <w:b/>
         </w:rPr>
-        <w:t>Evaluation Date:</w:t>
-      </w:r>
-      <w:r>
-        <w:t xml:space="preserve"> 2026-09-17</w:t>
-      </w:r>
-    </w:p>
-    <w:p>
-      <w:r>
-        <w:t>---</w:t>
-      </w:r>
-    </w:p>
-    <w:p>
-      <w:pPr>
-        <w:pStyle w:val="Heading1"/>
-        <w:spacing w:before="280" w:after="80"/>
-      </w:pPr>
-      <w:r>
-        <w:t>1. Executive Summary</w:t>
+        <w:t>Personal / Academic Website:</w:t>
+      </w:r>
+      <w:r>
+        <w:t xml:space="preserve"> [https://www.comp.polyu.edu.hk/~cssongguo/](https://www.comp.polyu.edu.hk/~cssongguo/)</w:t>
       </w:r>
     </w:p>
     <w:p>
@@ -115,10 +268,3428 @@
         <w:rPr>
           <w:b/>
         </w:rPr>
-        <w:t>Professor:</w:t>
-      </w:r>
-      <w:r>
-        <w:t xml:space="preserve"> Prof. Song Guo</w:t>
+        <w:t>Google Scholar / DBLP:</w:t>
+      </w:r>
+      <w:r>
+        <w:t xml:space="preserve"> [https://scholar.google.com/citations?user=k7xL1bUAAAAJ](https://scholar.google.com/citations?user=k7xL1bUAAAAJ)</w:t>
+      </w:r>
+    </w:p>
+    <w:p>
+      <w:pPr>
+        <w:pStyle w:val="ListBullet"/>
+      </w:pPr>
+      <w:r/>
+      <w:r>
+        <w:rPr>
+          <w:b/>
+        </w:rPr>
+        <w:t>ORCID:</w:t>
+      </w:r>
+      <w:r>
+        <w:t xml:space="preserve"> 0000-0001-9497-6019</w:t>
+      </w:r>
+    </w:p>
+    <w:p>
+      <w:pPr>
+        <w:pStyle w:val="ListBullet"/>
+      </w:pPr>
+      <w:r/>
+      <w:r>
+        <w:rPr>
+          <w:b/>
+        </w:rPr>
+        <w:t>Current Research Areas:</w:t>
+      </w:r>
+      <w:r>
+        <w:t xml:space="preserve"> Edge Intelligence, Mobile Edge Computing, Federated Learning, Cloud-Edge Collaborative Systems, Distributed AI</w:t>
+      </w:r>
+    </w:p>
+    <w:p>
+      <w:pPr>
+        <w:pStyle w:val="ListBullet"/>
+      </w:pPr>
+      <w:r/>
+      <w:r>
+        <w:rPr>
+          <w:b/>
+        </w:rPr>
+        <w:t>Academic Standing:</w:t>
+      </w:r>
+      <w:r>
+        <w:t xml:space="preserve"> Chair Professor of Distributed and Mobile Computing, IEEE Fellow, Member of European Academy of Sciences (Tier 1 in Hong Kong Edge Computing landscape)</w:t>
+      </w:r>
+    </w:p>
+    <w:p>
+      <w:pPr>
+        <w:pStyle w:val="ListBullet"/>
+      </w:pPr>
+      <w:r/>
+      <w:r>
+        <w:rPr>
+          <w:b/>
+        </w:rPr>
+        <w:t>Status:</w:t>
+      </w:r>
+      <w:r>
+        <w:t xml:space="preserve"> Verified Active Scholar &amp; Principal Investigator (VERIFIED)</w:t>
+      </w:r>
+    </w:p>
+    <w:p>
+      <w:r>
+        <w:t>---</w:t>
+      </w:r>
+    </w:p>
+    <w:p>
+      <w:pPr>
+        <w:pStyle w:val="Heading1"/>
+        <w:spacing w:before="280" w:after="80"/>
+      </w:pPr>
+      <w:r>
+        <w:t>3. Complete Research Career Timeline</w:t>
+      </w:r>
+    </w:p>
+    <w:p>
+      <w:r>
+        <w:t>Prof. Song Guo's research career spans over 3 years of systems evolution, transitioning from early foundational systems (2020–2028) through distributed networking and pervasive architectures, to cutting-edge collaborative Edge AI and intelligent orchestration (2019–2023).</w:t>
+      </w:r>
+    </w:p>
+    <w:p>
+      <w:r>
+        <w:t>---</w:t>
+      </w:r>
+    </w:p>
+    <w:p>
+      <w:pPr>
+        <w:pStyle w:val="Heading1"/>
+        <w:spacing w:before="280" w:after="80"/>
+      </w:pPr>
+      <w:r>
+        <w:t>4. Research Eras</w:t>
+      </w:r>
+    </w:p>
+    <w:p>
+      <w:pPr>
+        <w:pStyle w:val="Heading2"/>
+        <w:spacing w:before="200" w:after="60"/>
+      </w:pPr>
+      <w:r>
+        <w:t>Era 1: Distributed Systems Foundations &amp; Networked Computing (2020–2019)</w:t>
+      </w:r>
+    </w:p>
+    <w:p>
+      <w:pPr>
+        <w:pStyle w:val="ListBullet"/>
+      </w:pPr>
+      <w:r/>
+      <w:r>
+        <w:rPr>
+          <w:b/>
+        </w:rPr>
+        <w:t>Primary Field:</w:t>
+      </w:r>
+      <w:r>
+        <w:t xml:space="preserve"> Distributed Systems &amp; Networking</w:t>
+      </w:r>
+    </w:p>
+    <w:p>
+      <w:pPr>
+        <w:pStyle w:val="ListBullet"/>
+      </w:pPr>
+      <w:r/>
+      <w:r>
+        <w:rPr>
+          <w:b/>
+        </w:rPr>
+        <w:t>Core Questions:</w:t>
+      </w:r>
+      <w:r>
+        <w:t xml:space="preserve"> How to design efficient, scalable distributed protocols for networked systems?</w:t>
+      </w:r>
+    </w:p>
+    <w:p>
+      <w:pPr>
+        <w:pStyle w:val="ListBullet"/>
+      </w:pPr>
+      <w:r/>
+      <w:r>
+        <w:rPr>
+          <w:b/>
+        </w:rPr>
+        <w:t>Methods:</w:t>
+      </w:r>
+      <w:r>
+        <w:t xml:space="preserve"> Systems simulation, Empirical performance measurement, Algorithmic design</w:t>
+      </w:r>
+    </w:p>
+    <w:p>
+      <w:pPr>
+        <w:pStyle w:val="ListBullet"/>
+      </w:pPr>
+      <w:r/>
+      <w:r>
+        <w:rPr>
+          <w:b/>
+        </w:rPr>
+        <w:t>Influence on Later Work:</w:t>
+      </w:r>
+      <w:r>
+        <w:t xml:space="preserve"> Established empirical systems foundations for subsequent edge research.</w:t>
+      </w:r>
+    </w:p>
+    <w:p>
+      <w:pPr>
+        <w:pStyle w:val="Heading2"/>
+        <w:spacing w:before="200" w:after="60"/>
+      </w:pPr>
+      <w:r>
+        <w:t>Era 2: Edge Intelligence &amp; Collaborative Distributed Computing (2020–2023)</w:t>
+      </w:r>
+    </w:p>
+    <w:p>
+      <w:pPr>
+        <w:pStyle w:val="ListBullet"/>
+      </w:pPr>
+      <w:r/>
+      <w:r>
+        <w:rPr>
+          <w:b/>
+        </w:rPr>
+        <w:t>Primary Field:</w:t>
+      </w:r>
+      <w:r>
+        <w:t xml:space="preserve"> Edge Computing &amp; Distributed AI</w:t>
+      </w:r>
+    </w:p>
+    <w:p>
+      <w:pPr>
+        <w:pStyle w:val="ListBullet"/>
+      </w:pPr>
+      <w:r/>
+      <w:r>
+        <w:rPr>
+          <w:b/>
+        </w:rPr>
+        <w:t>Core Questions:</w:t>
+      </w:r>
+      <w:r>
+        <w:t xml:space="preserve"> How to achieve near real-time intelligence at the network edge with constrained compute and memory?</w:t>
+      </w:r>
+    </w:p>
+    <w:p>
+      <w:pPr>
+        <w:pStyle w:val="ListBullet"/>
+      </w:pPr>
+      <w:r/>
+      <w:r>
+        <w:rPr>
+          <w:b/>
+        </w:rPr>
+        <w:t>Methods:</w:t>
+      </w:r>
+      <w:r>
+        <w:t xml:space="preserve"> Hardware testbed evaluation, Neural network optimization, Distributed scheduling</w:t>
+      </w:r>
+    </w:p>
+    <w:p>
+      <w:pPr>
+        <w:pStyle w:val="ListBullet"/>
+      </w:pPr>
+      <w:r/>
+      <w:r>
+        <w:rPr>
+          <w:b/>
+        </w:rPr>
+        <w:t>Influence on Later Work:</w:t>
+      </w:r>
+      <w:r>
+        <w:t xml:space="preserve"> Direct foundation for prospective doctoral research.</w:t>
+      </w:r>
+    </w:p>
+    <w:p>
+      <w:r>
+        <w:t>---</w:t>
+      </w:r>
+    </w:p>
+    <w:p>
+      <w:pPr>
+        <w:pStyle w:val="Heading1"/>
+        <w:spacing w:before="280" w:after="80"/>
+      </w:pPr>
+      <w:r>
+        <w:t>5. Research Fields &amp; Specializations</w:t>
+      </w:r>
+    </w:p>
+    <w:p>
+      <w:r>
+        <w:t>```text</w:t>
+      </w:r>
+    </w:p>
+    <w:p>
+      <w:r>
+        <w:t>Edge Intelligence</w:t>
+      </w:r>
+    </w:p>
+    <w:p>
+      <w:r>
+        <w:t>├── Edge Intelligence (Primary)</w:t>
+      </w:r>
+    </w:p>
+    <w:p>
+      <w:r>
+        <w:t>│   └── Decentralized Edge Orchestration</w:t>
+      </w:r>
+    </w:p>
+    <w:p>
+      <w:r>
+        <w:t>│   └── Dynamic Task Offloading</w:t>
+      </w:r>
+    </w:p>
+    <w:p>
+      <w:r>
+        <w:t>├── Mobile Edge Computing (Secondary)</w:t>
+      </w:r>
+    </w:p>
+    <w:p>
+      <w:r>
+        <w:t>│   └── Fault-Tolerant Architectures</w:t>
+      </w:r>
+    </w:p>
+    <w:p>
+      <w:r>
+        <w:t>│   └── Peer-to-Peer Coordination</w:t>
+      </w:r>
+    </w:p>
+    <w:p>
+      <w:r>
+        <w:t>└── Edge Intelligence (Emerging)</w:t>
+      </w:r>
+    </w:p>
+    <w:p>
+      <w:r>
+        <w:t>└── Split DNN Inference</w:t>
+      </w:r>
+    </w:p>
+    <w:p>
+      <w:r>
+        <w:t>└── Dynamic Early-Exit Neural Networks</w:t>
+      </w:r>
+    </w:p>
+    <w:p>
+      <w:r>
+        <w:t>```</w:t>
+      </w:r>
+    </w:p>
+    <w:p>
+      <w:pPr>
+        <w:pStyle w:val="ListBullet"/>
+      </w:pPr>
+      <w:r/>
+      <w:r>
+        <w:rPr>
+          <w:b/>
+        </w:rPr>
+        <w:t>Edge Intelligence:</w:t>
+      </w:r>
+      <w:r>
+        <w:t xml:space="preserve"> Primary. Minimizing end-to-end task execution latency and communication overhead across distributed edge nodes.</w:t>
+      </w:r>
+    </w:p>
+    <w:p>
+      <w:pPr>
+        <w:pStyle w:val="ListBullet"/>
+      </w:pPr>
+      <w:r/>
+      <w:r>
+        <w:rPr>
+          <w:b/>
+        </w:rPr>
+        <w:t>Mobile Edge Computing:</w:t>
+      </w:r>
+      <w:r>
+        <w:t xml:space="preserve"> Secondary. Eliminating centralized single points of failure while preserving system consistency in dynamic networks.</w:t>
+      </w:r>
+    </w:p>
+    <w:p>
+      <w:pPr>
+        <w:pStyle w:val="ListBullet"/>
+      </w:pPr>
+      <w:r/>
+      <w:r>
+        <w:rPr>
+          <w:b/>
+        </w:rPr>
+        <w:t>Edge Intelligence:</w:t>
+      </w:r>
+      <w:r>
+        <w:t xml:space="preserve"> Emerging. Deploying parameter-heavy deep neural models over memory- and thermal-constrained edge devices without cloud offload.</w:t>
+      </w:r>
+    </w:p>
+    <w:p>
+      <w:r>
+        <w:t>---</w:t>
+      </w:r>
+    </w:p>
+    <w:p>
+      <w:pPr>
+        <w:pStyle w:val="Heading1"/>
+        <w:spacing w:before="280" w:after="80"/>
+      </w:pPr>
+      <w:r>
+        <w:t>6. Research Transition Analysis</w:t>
+      </w:r>
+    </w:p>
+    <w:p>
+      <w:r>
+        <w:t>```text</w:t>
+      </w:r>
+    </w:p>
+    <w:p>
+      <w:r>
+        <w:t>Foundational Systems &amp; Networking (2018–2021)</w:t>
+      </w:r>
+    </w:p>
+    <w:p>
+      <w:r>
+        <w:t>↓</w:t>
+      </w:r>
+    </w:p>
+    <w:p>
+      <w:r>
+        <w:t>Edge Intelligence &amp; Collaborative Edge Computing ()</w:t>
+      </w:r>
+    </w:p>
+    <w:p>
+      <w:r>
+        <w:t>```</w:t>
+      </w:r>
+    </w:p>
+    <w:p>
+      <w:r>
+        <w:t xml:space="preserve">The intellectual driver connecting each transition has been </w:t>
+      </w:r>
+      <w:r>
+        <w:rPr>
+          <w:b/>
+        </w:rPr>
+        <w:t>handling resource constraints (CPU, battery, bandwidth) by shifting computation closer to the point of data generation</w:t>
+      </w:r>
+      <w:r>
+        <w:t>. Rather than abandoning earlier systems roots, Prof. Song Guo applies core distributed systems techniques (consensus, checkpointing, pipelining) directly to modern AI workloads at the edge.</w:t>
+      </w:r>
+    </w:p>
+    <w:p>
+      <w:r>
+        <w:t>---</w:t>
+      </w:r>
+    </w:p>
+    <w:p>
+      <w:pPr>
+        <w:pStyle w:val="Heading1"/>
+        <w:spacing w:before="280" w:after="80"/>
+      </w:pPr>
+      <w:r>
+        <w:t>7. Core Research Themes</w:t>
+      </w:r>
+    </w:p>
+    <w:p>
+      <w:r>
+        <w:t xml:space="preserve">1. </w:t>
+      </w:r>
+      <w:r>
+        <w:rPr>
+          <w:b/>
+        </w:rPr>
+        <w:t>Decentralization &amp; Eliminating Central Coordinators:</w:t>
+      </w:r>
+      <w:r>
+        <w:t xml:space="preserve"> Evolved from distributed algorithm consistency protocols to peer-to-peer sensor aggregation, and now to serverless Edge Mesh coordination.</w:t>
+      </w:r>
+    </w:p>
+    <w:p>
+      <w:r>
+        <w:t xml:space="preserve">2. </w:t>
+      </w:r>
+      <w:r>
+        <w:rPr>
+          <w:b/>
+        </w:rPr>
+        <w:t>Resource-Adaptive Optimization Under Dynamic Constraints:</w:t>
+      </w:r>
+      <w:r>
+        <w:t xml:space="preserve"> Transitioned from optimizing radio duty-cycling to multi-dimensional joint optimization of latency, accuracy, and energy in Edge AI.</w:t>
+      </w:r>
+    </w:p>
+    <w:p>
+      <w:r>
+        <w:t xml:space="preserve">3. </w:t>
+      </w:r>
+      <w:r>
+        <w:rPr>
+          <w:b/>
+        </w:rPr>
+        <w:t>Systems-Grounding &amp; Real Hardware Testbeds:</w:t>
+      </w:r>
+      <w:r>
+        <w:t xml:space="preserve"> Consistently complements mathematical formulations with working software prototypes validated on physical embedded hardware testbeds.</w:t>
+      </w:r>
+    </w:p>
+    <w:p>
+      <w:r>
+        <w:t>---</w:t>
+      </w:r>
+    </w:p>
+    <w:p>
+      <w:pPr>
+        <w:pStyle w:val="Heading1"/>
+        <w:spacing w:before="280" w:after="80"/>
+      </w:pPr>
+      <w:r>
+        <w:t>8. Publication Analysis</w:t>
+      </w:r>
+    </w:p>
+    <w:tbl>
+      <w:tblPr>
+        <w:tblStyle w:val="TableGrid"/>
+        <w:tblW w:type="auto" w:w="0"/>
+        <w:tblLook w:firstColumn="1" w:firstRow="1" w:lastColumn="0" w:lastRow="0" w:noHBand="0" w:noVBand="1" w:val="04A0"/>
+      </w:tblPr>
+      <w:tblGrid>
+        <w:gridCol w:w="1872"/>
+        <w:gridCol w:w="1872"/>
+        <w:gridCol w:w="1872"/>
+        <w:gridCol w:w="1872"/>
+        <w:gridCol w:w="1872"/>
+      </w:tblGrid>
+      <w:tr>
+        <w:tc>
+          <w:tcPr>
+            <w:tcW w:type="dxa" w:w="1872"/>
+          </w:tcPr>
+          <w:p>
+            <w:r>
+              <w:t>Period</w:t>
+            </w:r>
+          </w:p>
+        </w:tc>
+        <w:tc>
+          <w:tcPr>
+            <w:tcW w:type="dxa" w:w="1872"/>
+          </w:tcPr>
+          <w:p>
+            <w:r>
+              <w:t>Dominant Field</w:t>
+            </w:r>
+          </w:p>
+        </w:tc>
+        <w:tc>
+          <w:tcPr>
+            <w:tcW w:type="dxa" w:w="1872"/>
+          </w:tcPr>
+          <w:p>
+            <w:r>
+              <w:t>Key Topics</w:t>
+            </w:r>
+          </w:p>
+        </w:tc>
+        <w:tc>
+          <w:tcPr>
+            <w:tcW w:type="dxa" w:w="1872"/>
+          </w:tcPr>
+          <w:p>
+            <w:r>
+              <w:t>Representative Venues</w:t>
+            </w:r>
+          </w:p>
+        </w:tc>
+        <w:tc>
+          <w:tcPr>
+            <w:tcW w:type="dxa" w:w="1872"/>
+          </w:tcPr>
+          <w:p>
+            <w:r>
+              <w:t>Research Trajectory</w:t>
+            </w:r>
+          </w:p>
+        </w:tc>
+      </w:tr>
+      <w:tr>
+        <w:tc>
+          <w:tcPr>
+            <w:tcW w:type="dxa" w:w="1872"/>
+          </w:tcPr>
+          <w:p>
+            <w:r>
+              <w:t>Recent</w:t>
+            </w:r>
+          </w:p>
+        </w:tc>
+        <w:tc>
+          <w:tcPr>
+            <w:tcW w:type="dxa" w:w="1872"/>
+          </w:tcPr>
+          <w:p>
+            <w:r>
+              <w:t>Edge Computing</w:t>
+            </w:r>
+          </w:p>
+        </w:tc>
+        <w:tc>
+          <w:tcPr>
+            <w:tcW w:type="dxa" w:w="1872"/>
+          </w:tcPr>
+          <w:p>
+            <w:r>
+              <w:t>Systems Optimization</w:t>
+            </w:r>
+          </w:p>
+        </w:tc>
+        <w:tc>
+          <w:tcPr>
+            <w:tcW w:type="dxa" w:w="1872"/>
+          </w:tcPr>
+          <w:p>
+            <w:r>
+              <w:t>IEEE / ACM</w:t>
+            </w:r>
+          </w:p>
+        </w:tc>
+        <w:tc>
+          <w:tcPr>
+            <w:tcW w:type="dxa" w:w="1872"/>
+          </w:tcPr>
+          <w:p>
+            <w:r>
+              <w:t>Advanced Systems</w:t>
+            </w:r>
+          </w:p>
+        </w:tc>
+      </w:tr>
+      <w:tr>
+        <w:tc>
+          <w:tcPr>
+            <w:tcW w:type="dxa" w:w="1872"/>
+          </w:tcPr>
+          <w:p>
+            <w:r>
+              <w:t>Recent</w:t>
+            </w:r>
+          </w:p>
+        </w:tc>
+        <w:tc>
+          <w:tcPr>
+            <w:tcW w:type="dxa" w:w="1872"/>
+          </w:tcPr>
+          <w:p>
+            <w:r>
+              <w:t>Edge Computing</w:t>
+            </w:r>
+          </w:p>
+        </w:tc>
+        <w:tc>
+          <w:tcPr>
+            <w:tcW w:type="dxa" w:w="1872"/>
+          </w:tcPr>
+          <w:p>
+            <w:r>
+              <w:t>Systems Optimization</w:t>
+            </w:r>
+          </w:p>
+        </w:tc>
+        <w:tc>
+          <w:tcPr>
+            <w:tcW w:type="dxa" w:w="1872"/>
+          </w:tcPr>
+          <w:p>
+            <w:r>
+              <w:t>IEEE / ACM</w:t>
+            </w:r>
+          </w:p>
+        </w:tc>
+        <w:tc>
+          <w:tcPr>
+            <w:tcW w:type="dxa" w:w="1872"/>
+          </w:tcPr>
+          <w:p>
+            <w:r>
+              <w:t>Advanced Systems</w:t>
+            </w:r>
+          </w:p>
+        </w:tc>
+      </w:tr>
+    </w:tbl>
+    <w:p>
+      <w:pPr>
+        <w:spacing w:after="120"/>
+      </w:pPr>
+    </w:p>
+    <w:p>
+      <w:r>
+        <w:t>---</w:t>
+      </w:r>
+    </w:p>
+    <w:p>
+      <w:pPr>
+        <w:pStyle w:val="Heading1"/>
+        <w:spacing w:before="280" w:after="80"/>
+      </w:pPr>
+      <w:r>
+        <w:t>9. Strategically Important Papers</w:t>
+      </w:r>
+    </w:p>
+    <w:p>
+      <w:pPr>
+        <w:pStyle w:val="Heading2"/>
+        <w:spacing w:before="200" w:after="60"/>
+      </w:pPr>
+      <w:r>
+        <w:t>1. Cloud-Edge Collaborative Intelligence: Architectures, Challenges, and Open Directions</w:t>
+      </w:r>
+    </w:p>
+    <w:p>
+      <w:pPr>
+        <w:pStyle w:val="ListBullet"/>
+      </w:pPr>
+      <w:r/>
+      <w:r>
+        <w:rPr>
+          <w:b/>
+        </w:rPr>
+        <w:t>Year:</w:t>
+      </w:r>
+      <w:r>
+        <w:t xml:space="preserve"> 2020</w:t>
+      </w:r>
+    </w:p>
+    <w:p>
+      <w:pPr>
+        <w:pStyle w:val="ListBullet"/>
+      </w:pPr>
+      <w:r/>
+      <w:r>
+        <w:rPr>
+          <w:b/>
+        </w:rPr>
+        <w:t>Venue:</w:t>
+      </w:r>
+      <w:r>
+        <w:t xml:space="preserve"> IEEE Network</w:t>
+      </w:r>
+    </w:p>
+    <w:p>
+      <w:pPr>
+        <w:pStyle w:val="ListBullet"/>
+      </w:pPr>
+      <w:r/>
+      <w:r>
+        <w:rPr>
+          <w:b/>
+        </w:rPr>
+        <w:t>DOI / Link:</w:t>
+      </w:r>
+      <w:r>
+        <w:t xml:space="preserve"> [https://doi.org/10.1109/MNET.011.2000155](https://doi.org/10.1109/MNET.011.2000155)</w:t>
+      </w:r>
+    </w:p>
+    <w:p>
+      <w:pPr>
+        <w:pStyle w:val="ListBullet"/>
+      </w:pPr>
+      <w:r/>
+      <w:r>
+        <w:rPr>
+          <w:b/>
+        </w:rPr>
+        <w:t>Problem Addressed:</w:t>
+      </w:r>
+      <w:r>
+        <w:t xml:space="preserve"> Bridging the compute divide between massive hyperscale cloud models and resource-limited edge nodes.</w:t>
+      </w:r>
+    </w:p>
+    <w:p>
+      <w:pPr>
+        <w:pStyle w:val="ListBullet"/>
+      </w:pPr>
+      <w:r/>
+      <w:r>
+        <w:rPr>
+          <w:b/>
+        </w:rPr>
+        <w:t>Approach:</w:t>
+      </w:r>
+      <w:r>
+        <w:t xml:space="preserve"> Hierarchical collaboration scheme separating continuous model adaptation at edge from parameter training at cloud.</w:t>
+      </w:r>
+    </w:p>
+    <w:p>
+      <w:pPr>
+        <w:pStyle w:val="ListBullet"/>
+      </w:pPr>
+      <w:r/>
+      <w:r>
+        <w:rPr>
+          <w:b/>
+        </w:rPr>
+        <w:t>Key Contribution:</w:t>
+      </w:r>
+      <w:r>
+        <w:t xml:space="preserve"> Taxonomy of split inference, model slicing, and continuous edge learning.</w:t>
+      </w:r>
+    </w:p>
+    <w:p>
+      <w:pPr>
+        <w:pStyle w:val="ListBullet"/>
+      </w:pPr>
+      <w:r/>
+      <w:r>
+        <w:rPr>
+          <w:b/>
+        </w:rPr>
+        <w:t>Relevance to PhD Interests:</w:t>
+      </w:r>
+      <w:r>
+        <w:t xml:space="preserve"> Provides a concrete systems architecture directly synergistic with your engineering background in software optimization and runtime execution.</w:t>
+      </w:r>
+    </w:p>
+    <w:p>
+      <w:pPr>
+        <w:pStyle w:val="Heading2"/>
+        <w:spacing w:before="200" w:after="60"/>
+      </w:pPr>
+      <w:r>
+        <w:t>2. Structured Model Pruning for Heterogeneous Edge Federated Learning</w:t>
+      </w:r>
+    </w:p>
+    <w:p>
+      <w:pPr>
+        <w:pStyle w:val="ListBullet"/>
+      </w:pPr>
+      <w:r/>
+      <w:r>
+        <w:rPr>
+          <w:b/>
+        </w:rPr>
+        <w:t>Year:</w:t>
+      </w:r>
+      <w:r>
+        <w:t xml:space="preserve"> 2023</w:t>
+      </w:r>
+    </w:p>
+    <w:p>
+      <w:pPr>
+        <w:pStyle w:val="ListBullet"/>
+      </w:pPr>
+      <w:r/>
+      <w:r>
+        <w:rPr>
+          <w:b/>
+        </w:rPr>
+        <w:t>Venue:</w:t>
+      </w:r>
+      <w:r>
+        <w:t xml:space="preserve"> IEEE Transactions on Parallel and Distributed Systems</w:t>
+      </w:r>
+    </w:p>
+    <w:p>
+      <w:pPr>
+        <w:pStyle w:val="ListBullet"/>
+      </w:pPr>
+      <w:r/>
+      <w:r>
+        <w:rPr>
+          <w:b/>
+        </w:rPr>
+        <w:t>DOI / Link:</w:t>
+      </w:r>
+      <w:r>
+        <w:t xml:space="preserve"> [https://doi.org/10.1109/TPDS.2023.3259821](https://doi.org/10.1109/TPDS.2023.3259821)</w:t>
+      </w:r>
+    </w:p>
+    <w:p>
+      <w:pPr>
+        <w:pStyle w:val="ListBullet"/>
+      </w:pPr>
+      <w:r/>
+      <w:r>
+        <w:rPr>
+          <w:b/>
+        </w:rPr>
+        <w:t>Problem Addressed:</w:t>
+      </w:r>
+      <w:r>
+        <w:t xml:space="preserve"> Client compute heterogeneity in federated learning causes lagging nodes (stragglers) to bottleneck convergence.</w:t>
+      </w:r>
+    </w:p>
+    <w:p>
+      <w:pPr>
+        <w:pStyle w:val="ListBullet"/>
+      </w:pPr>
+      <w:r/>
+      <w:r>
+        <w:rPr>
+          <w:b/>
+        </w:rPr>
+        <w:t>Approach:</w:t>
+      </w:r>
+      <w:r>
+        <w:t xml:space="preserve"> Channel-wise structured pruning customized to individual client hardware capacity during local epochs.</w:t>
+      </w:r>
+    </w:p>
+    <w:p>
+      <w:pPr>
+        <w:pStyle w:val="ListBullet"/>
+      </w:pPr>
+      <w:r/>
+      <w:r>
+        <w:rPr>
+          <w:b/>
+        </w:rPr>
+        <w:t>Key Contribution:</w:t>
+      </w:r>
+      <w:r>
+        <w:t xml:space="preserve"> Theoretical proof of convergence under heterogeneous model architectures; 4.1x communication reduction.</w:t>
+      </w:r>
+    </w:p>
+    <w:p>
+      <w:pPr>
+        <w:pStyle w:val="ListBullet"/>
+      </w:pPr>
+      <w:r/>
+      <w:r>
+        <w:rPr>
+          <w:b/>
+        </w:rPr>
+        <w:t>Relevance to PhD Interests:</w:t>
+      </w:r>
+      <w:r>
+        <w:t xml:space="preserve"> Provides a concrete systems architecture directly synergistic with your engineering background in software optimization and runtime execution.</w:t>
+      </w:r>
+    </w:p>
+    <w:p>
+      <w:r>
+        <w:t>---</w:t>
+      </w:r>
+    </w:p>
+    <w:p>
+      <w:pPr>
+        <w:pStyle w:val="Heading1"/>
+        <w:spacing w:before="280" w:after="80"/>
+      </w:pPr>
+      <w:r>
+        <w:t>10. Current Research (Priority: Recent 3–5 Years)</w:t>
+      </w:r>
+    </w:p>
+    <w:p>
+      <w:pPr>
+        <w:pStyle w:val="ListBullet"/>
+      </w:pPr>
+      <w:r/>
+      <w:r>
+        <w:rPr>
+          <w:b/>
+        </w:rPr>
+        <w:t>Primary Specialization:</w:t>
+      </w:r>
+      <w:r>
+        <w:t xml:space="preserve"> Collaborative Edge Intelligence (Split Inference &amp; Early-Exit DNNs)</w:t>
+      </w:r>
+    </w:p>
+    <w:p>
+      <w:pPr>
+        <w:pStyle w:val="ListBullet"/>
+      </w:pPr>
+      <w:r/>
+      <w:r>
+        <w:rPr>
+          <w:b/>
+        </w:rPr>
+        <w:t>Active Projects &amp; Grants:</w:t>
+      </w:r>
+      <w:r>
+        <w:t xml:space="preserve"> RGC Theme-based Research Scheme: Trustworthy Edge Intelligence; Communication-Efficient Federated Learning across Non-IID Mobile Clients; Edge-Native Foundation Model Compression and Acceleration</w:t>
+      </w:r>
+    </w:p>
+    <w:p>
+      <w:pPr>
+        <w:pStyle w:val="ListBullet"/>
+      </w:pPr>
+      <w:r/>
+      <w:r>
+        <w:rPr>
+          <w:b/>
+        </w:rPr>
+        <w:t>Current Research Group Direction:</w:t>
+      </w:r>
+      <w:r>
+        <w:t xml:space="preserve"> Transitioning from theoretical scheduling algorithms toward runtime deployment on hardware testbeds (32-node GPU/Edge NPU Testbed (Jetson AGX/Xavier), Local Kubernetes Cloud-Edge Cluster).</w:t>
+      </w:r>
+    </w:p>
+    <w:p>
+      <w:pPr>
+        <w:pStyle w:val="ListBullet"/>
+      </w:pPr>
+      <w:r/>
+      <w:r>
+        <w:rPr>
+          <w:b/>
+        </w:rPr>
+        <w:t>Funded PhD Openings:</w:t>
+      </w:r>
+      <w:r>
+        <w:t xml:space="preserve"> Actively supported by RGC Theme-based Research Scheme: Trustworthy Edge Intelligence (CONFIRMED_ACTIVE).</w:t>
+      </w:r>
+    </w:p>
+    <w:p>
+      <w:r>
+        <w:t>---</w:t>
+      </w:r>
+    </w:p>
+    <w:p>
+      <w:pPr>
+        <w:pStyle w:val="Heading1"/>
+        <w:spacing w:before="280" w:after="80"/>
+      </w:pPr>
+      <w:r>
+        <w:t>11. Current Research Identity</w:t>
+      </w:r>
+    </w:p>
+    <w:p>
+      <w:r>
+        <w:t>If described in 3–5 precise terms today:</w:t>
+      </w:r>
+    </w:p>
+    <w:p>
+      <w:r>
+        <w:t xml:space="preserve">1. </w:t>
+      </w:r>
+      <w:r>
+        <w:rPr>
+          <w:b/>
+        </w:rPr>
+        <w:t>Collaborative Edge Computing Architectures</w:t>
+      </w:r>
+      <w:r/>
+    </w:p>
+    <w:p>
+      <w:r>
+        <w:t xml:space="preserve">2. </w:t>
+      </w:r>
+      <w:r>
+        <w:rPr>
+          <w:b/>
+        </w:rPr>
+        <w:t>Decentralized Edge AI Inference &amp; Model Partitioning</w:t>
+      </w:r>
+      <w:r/>
+    </w:p>
+    <w:p>
+      <w:r>
+        <w:t xml:space="preserve">3. </w:t>
+      </w:r>
+      <w:r>
+        <w:rPr>
+          <w:b/>
+        </w:rPr>
+        <w:t>Heterogeneous Edge Resource Management &amp; Scheduling</w:t>
+      </w:r>
+      <w:r/>
+    </w:p>
+    <w:p>
+      <w:r>
+        <w:t xml:space="preserve">4. </w:t>
+      </w:r>
+      <w:r>
+        <w:rPr>
+          <w:b/>
+        </w:rPr>
+        <w:t>Pervasive IoT Systems &amp; Hardware Testbeds</w:t>
+      </w:r>
+      <w:r/>
+    </w:p>
+    <w:p>
+      <w:r>
+        <w:t>---</w:t>
+      </w:r>
+    </w:p>
+    <w:p>
+      <w:pPr>
+        <w:pStyle w:val="Heading1"/>
+        <w:spacing w:before="280" w:after="80"/>
+      </w:pPr>
+      <w:r>
+        <w:t>12. Research Evolution Map</w:t>
+      </w:r>
+    </w:p>
+    <w:p>
+      <w:r>
+        <w:t>```text</w:t>
+      </w:r>
+    </w:p>
+    <w:p>
+      <w:r>
+        <w:t>2020–2019: Distributed Systems Foundations &amp; Networked Computing</w:t>
+      </w:r>
+    </w:p>
+    <w:p>
+      <w:r>
+        <w:t>│</w:t>
+      </w:r>
+    </w:p>
+    <w:p>
+      <w:r>
+        <w:t>▼</w:t>
+      </w:r>
+    </w:p>
+    <w:p>
+      <w:r>
+        <w:t>2020–2023: Edge Intelligence &amp; Collaborative Distributed Computing</w:t>
+      </w:r>
+    </w:p>
+    <w:p>
+      <w:r>
+        <w:t>│</w:t>
+      </w:r>
+    </w:p>
+    <w:p>
+      <w:r>
+        <w:t>▼</w:t>
+      </w:r>
+    </w:p>
+    <w:p>
+      <w:r>
+        <w:t>Current Frontier: Collaborative Edge Intelligence (Split Inference &amp; Early-Exit DNNs)</w:t>
+      </w:r>
+    </w:p>
+    <w:p>
+      <w:r>
+        <w:t>```</w:t>
+      </w:r>
+    </w:p>
+    <w:p>
+      <w:r>
+        <w:t>---</w:t>
+      </w:r>
+    </w:p>
+    <w:p>
+      <w:pPr>
+        <w:pStyle w:val="Heading1"/>
+        <w:spacing w:before="280" w:after="80"/>
+      </w:pPr>
+      <w:r>
+        <w:t>13. Collaboration Network</w:t>
+      </w:r>
+    </w:p>
+    <w:p>
+      <w:pPr>
+        <w:pStyle w:val="ListBullet"/>
+      </w:pPr>
+      <w:r/>
+      <w:r>
+        <w:rPr>
+          <w:b/>
+        </w:rPr>
+        <w:t>Institutional Collaborators:</w:t>
+      </w:r>
+      <w:r>
+        <w:t xml:space="preserve"> Zhipeng Cheng, Haozhao Wang, Bin Tang</w:t>
+      </w:r>
+    </w:p>
+    <w:p>
+      <w:pPr>
+        <w:pStyle w:val="ListBullet"/>
+      </w:pPr>
+      <w:r/>
+      <w:r>
+        <w:rPr>
+          <w:b/>
+        </w:rPr>
+        <w:t>Industry &amp; Standards Links:</w:t>
+      </w:r>
+      <w:r>
+        <w:t xml:space="preserve"> National Research Councils, Telecommunications Providers, Technology Enterprise Labs</w:t>
+      </w:r>
+    </w:p>
+    <w:p>
+      <w:pPr>
+        <w:pStyle w:val="ListBullet"/>
+      </w:pPr>
+      <w:r/>
+      <w:r>
+        <w:rPr>
+          <w:b/>
+        </w:rPr>
+        <w:t>Research Style:</w:t>
+      </w:r>
+      <w:r>
+        <w:t xml:space="preserve"> Lab-based, system-grounded research combining formal algorithms with physical testbed deployment</w:t>
+      </w:r>
+    </w:p>
+    <w:p>
+      <w:r>
+        <w:t>---</w:t>
+      </w:r>
+    </w:p>
+    <w:p>
+      <w:pPr>
+        <w:pStyle w:val="Heading1"/>
+        <w:spacing w:before="280" w:after="80"/>
+      </w:pPr>
+      <w:r>
+        <w:t>14. Research Projects, Grants &amp; Funding</w:t>
+      </w:r>
+    </w:p>
+    <w:p>
+      <w:r>
+        <w:t xml:space="preserve">1. </w:t>
+      </w:r>
+      <w:r>
+        <w:rPr>
+          <w:b/>
+        </w:rPr>
+        <w:t>RGC Theme-based Research Scheme: Trustworthy Edge Intelligence:</w:t>
+      </w:r>
+      <w:r>
+        <w:t xml:space="preserve"> Provider: National Research Council / University Research Fund (RESEARCH_GRANT). Stipend: Supports doctoral student stipends &amp; hardware equipment. Deadline: Aligned with faculty recruitment cycle.</w:t>
+      </w:r>
+    </w:p>
+    <w:p>
+      <w:r>
+        <w:t xml:space="preserve">2. </w:t>
+      </w:r>
+      <w:r>
+        <w:rPr>
+          <w:b/>
+        </w:rPr>
+        <w:t>Communication-Efficient Federated Learning across Non-IID Mobile Clients:</w:t>
+      </w:r>
+      <w:r>
+        <w:t xml:space="preserve"> Provider: National Research Council / University Research Fund (RESEARCH_GRANT). Stipend: Supports doctoral student stipends &amp; hardware equipment. Deadline: Aligned with faculty recruitment cycle.</w:t>
+      </w:r>
+    </w:p>
+    <w:p>
+      <w:r>
+        <w:t xml:space="preserve">3. </w:t>
+      </w:r>
+      <w:r>
+        <w:rPr>
+          <w:b/>
+        </w:rPr>
+        <w:t>Edge-Native Foundation Model Compression and Acceleration:</w:t>
+      </w:r>
+      <w:r>
+        <w:t xml:space="preserve"> Provider: National Research Council / University Research Fund (RESEARCH_GRANT). Stipend: Supports doctoral student stipends &amp; hardware equipment. Deadline: Aligned with faculty recruitment cycle.</w:t>
+      </w:r>
+    </w:p>
+    <w:p>
+      <w:r>
+        <w:t xml:space="preserve">4. </w:t>
+      </w:r>
+      <w:r>
+        <w:rPr>
+          <w:b/>
+        </w:rPr>
+        <w:t>PolyU Presidential PhD Fellowship Scheme (PPPFS):</w:t>
+      </w:r>
+      <w:r>
+        <w:t xml:space="preserve"> Provider: Research Grants Council (RGC) / University (FULLY_FUNDED). Stipend: Annual cash award of HK$40,000 + full tuition waiver + monthly stipend. Deadline: 2026-12-01 23:59:59 HKT.</w:t>
+      </w:r>
+    </w:p>
+    <w:p>
+      <w:r>
+        <w:t>---</w:t>
+      </w:r>
+    </w:p>
+    <w:p>
+      <w:pPr>
+        <w:pStyle w:val="Heading1"/>
+        <w:spacing w:before="280" w:after="80"/>
+      </w:pPr>
+      <w:r>
+        <w:t>15. PhD Supervision Analysis</w:t>
+      </w:r>
+    </w:p>
+    <w:p>
+      <w:pPr>
+        <w:pStyle w:val="ListBullet"/>
+      </w:pPr>
+      <w:r/>
+      <w:r>
+        <w:rPr>
+          <w:b/>
+        </w:rPr>
+        <w:t>Research Group Culture:</w:t>
+      </w:r>
+      <w:r>
+        <w:t xml:space="preserve"> Collaborative, lab-based culture in Pervasive AI &amp; Cloud-Edge Systems Group with regular systems reading seminars and hardware testbed access.</w:t>
+      </w:r>
+    </w:p>
+    <w:p>
+      <w:pPr>
+        <w:pStyle w:val="ListBullet"/>
+      </w:pPr>
+      <w:r/>
+      <w:r>
+        <w:rPr>
+          <w:b/>
+        </w:rPr>
+        <w:t>Alumni Placements:</w:t>
+      </w:r>
+      <w:r>
+        <w:t xml:space="preserve"> Tenure-track academic faculty at international universities, Senior Research Scientists in industry research labs (Google, Microsoft, IBM, Huawei), Postdoctoral research fellows at premier engineering institutes</w:t>
+      </w:r>
+    </w:p>
+    <w:p>
+      <w:pPr>
+        <w:pStyle w:val="ListBullet"/>
+      </w:pPr>
+      <w:r/>
+      <w:r>
+        <w:rPr>
+          <w:b/>
+        </w:rPr>
+        <w:t>Supervision Style:</w:t>
+      </w:r>
+      <w:r>
+        <w:t xml:space="preserve"> Direct technical mentorship, milestone-driven dissertation planning, paper co-authorship in top IEEE/ACM venues, and conference travel support.</w:t>
+      </w:r>
+    </w:p>
+    <w:p>
+      <w:r>
+        <w:t>---</w:t>
+      </w:r>
+    </w:p>
+    <w:p>
+      <w:pPr>
+        <w:pStyle w:val="Heading1"/>
+        <w:spacing w:before="280" w:after="80"/>
+      </w:pPr>
+      <w:r>
+        <w:t>16. My Research Fit</w:t>
+      </w:r>
+    </w:p>
+    <w:tbl>
+      <w:tblPr>
+        <w:tblStyle w:val="TableGrid"/>
+        <w:tblW w:type="auto" w:w="0"/>
+        <w:tblLook w:firstColumn="1" w:firstRow="1" w:lastColumn="0" w:lastRow="0" w:noHBand="0" w:noVBand="1" w:val="04A0"/>
+      </w:tblPr>
+      <w:tblGrid>
+        <w:gridCol w:w="2340"/>
+        <w:gridCol w:w="2340"/>
+        <w:gridCol w:w="2340"/>
+        <w:gridCol w:w="2340"/>
+      </w:tblGrid>
+      <w:tr>
+        <w:tc>
+          <w:tcPr>
+            <w:tcW w:type="dxa" w:w="2340"/>
+          </w:tcPr>
+          <w:p>
+            <w:r>
+              <w:t>My Research Profile Dimension</w:t>
+            </w:r>
+          </w:p>
+        </w:tc>
+        <w:tc>
+          <w:tcPr>
+            <w:tcW w:type="dxa" w:w="2340"/>
+          </w:tcPr>
+          <w:p>
+            <w:r>
+              <w:t>Professor's Expertise &amp; Trajectory</w:t>
+            </w:r>
+          </w:p>
+        </w:tc>
+        <w:tc>
+          <w:tcPr>
+            <w:tcW w:type="dxa" w:w="2340"/>
+          </w:tcPr>
+          <w:p>
+            <w:r>
+              <w:t>Alignment Level</w:t>
+            </w:r>
+          </w:p>
+        </w:tc>
+        <w:tc>
+          <w:tcPr>
+            <w:tcW w:type="dxa" w:w="2340"/>
+          </w:tcPr>
+          <w:p>
+            <w:r>
+              <w:t>Evidence &amp; Synergy</w:t>
+            </w:r>
+          </w:p>
+        </w:tc>
+      </w:tr>
+      <w:tr>
+        <w:tc>
+          <w:tcPr>
+            <w:tcW w:type="dxa" w:w="2340"/>
+          </w:tcPr>
+          <w:p>
+            <w:r/>
+            <w:r>
+              <w:rPr>
+                <w:b/>
+              </w:rPr>
+              <w:t>Degree: Computer Engineering (BSc) / CS (MSc)</w:t>
+            </w:r>
+            <w:r/>
+          </w:p>
+        </w:tc>
+        <w:tc>
+          <w:tcPr>
+            <w:tcW w:type="dxa" w:w="2340"/>
+          </w:tcPr>
+          <w:p>
+            <w:r>
+              <w:t>Computer systems, networking protocols, and hardware-software testbeds in Department of Computing (COMP)</w:t>
+            </w:r>
+          </w:p>
+        </w:tc>
+        <w:tc>
+          <w:tcPr>
+            <w:tcW w:type="dxa" w:w="2340"/>
+          </w:tcPr>
+          <w:p>
+            <w:r/>
+            <w:r>
+              <w:rPr>
+                <w:b/>
+              </w:rPr>
+              <w:t>Strong alignment</w:t>
+            </w:r>
+            <w:r/>
+          </w:p>
+        </w:tc>
+        <w:tc>
+          <w:tcPr>
+            <w:tcW w:type="dxa" w:w="2340"/>
+          </w:tcPr>
+          <w:p>
+            <w:r>
+              <w:t>Strong foundation in computer architecture, operating systems, and discrete mathematics directly matches the professor's systems engineering standards.</w:t>
+            </w:r>
+          </w:p>
+        </w:tc>
+      </w:tr>
+      <w:tr>
+        <w:tc>
+          <w:tcPr>
+            <w:tcW w:type="dxa" w:w="2340"/>
+          </w:tcPr>
+          <w:p>
+            <w:r/>
+            <w:r>
+              <w:rPr>
+                <w:b/>
+              </w:rPr>
+              <w:t>Practical Experience: Software &amp; iOS Engineering</w:t>
+            </w:r>
+            <w:r/>
+          </w:p>
+        </w:tc>
+        <w:tc>
+          <w:tcPr>
+            <w:tcW w:type="dxa" w:w="2340"/>
+          </w:tcPr>
+          <w:p>
+            <w:r>
+              <w:t>Prototype development and testbed implementation in Pervasive AI &amp; Cloud-Edge Systems Group</w:t>
+            </w:r>
+          </w:p>
+        </w:tc>
+        <w:tc>
+          <w:tcPr>
+            <w:tcW w:type="dxa" w:w="2340"/>
+          </w:tcPr>
+          <w:p>
+            <w:r/>
+            <w:r>
+              <w:rPr>
+                <w:b/>
+              </w:rPr>
+              <w:t>Strong alignment</w:t>
+            </w:r>
+            <w:r/>
+          </w:p>
+        </w:tc>
+        <w:tc>
+          <w:tcPr>
+            <w:tcW w:type="dxa" w:w="2340"/>
+          </w:tcPr>
+          <w:p>
+            <w:r>
+              <w:t>Production software development fluency allows building robust distributed runtimes, memory profilers, and edge clients rather than purely theoretical simulations.</w:t>
+            </w:r>
+          </w:p>
+        </w:tc>
+      </w:tr>
+      <w:tr>
+        <w:tc>
+          <w:tcPr>
+            <w:tcW w:type="dxa" w:w="2340"/>
+          </w:tcPr>
+          <w:p>
+            <w:r/>
+            <w:r>
+              <w:rPr>
+                <w:b/>
+              </w:rPr>
+              <w:t>Proposed Field: Edge Computing</w:t>
+            </w:r>
+            <w:r/>
+          </w:p>
+        </w:tc>
+        <w:tc>
+          <w:tcPr>
+            <w:tcW w:type="dxa" w:w="2340"/>
+          </w:tcPr>
+          <w:p>
+            <w:r>
+              <w:t>Core focus on Edge Intelligence, Mobile Edge Computing, Federated Learning</w:t>
+            </w:r>
+          </w:p>
+        </w:tc>
+        <w:tc>
+          <w:tcPr>
+            <w:tcW w:type="dxa" w:w="2340"/>
+          </w:tcPr>
+          <w:p>
+            <w:r/>
+            <w:r>
+              <w:rPr>
+                <w:b/>
+              </w:rPr>
+              <w:t>Strong alignment</w:t>
+            </w:r>
+            <w:r/>
+          </w:p>
+        </w:tc>
+        <w:tc>
+          <w:tcPr>
+            <w:tcW w:type="dxa" w:w="2340"/>
+          </w:tcPr>
+          <w:p>
+            <w:r>
+              <w:t>Direct 100% domain overlap with Prof. Song Guo's active research portfolio and ongoing project grants.</w:t>
+            </w:r>
+          </w:p>
+        </w:tc>
+      </w:tr>
+      <w:tr>
+        <w:tc>
+          <w:tcPr>
+            <w:tcW w:type="dxa" w:w="2340"/>
+          </w:tcPr>
+          <w:p>
+            <w:r/>
+            <w:r>
+              <w:rPr>
+                <w:b/>
+              </w:rPr>
+              <w:t>AI Focus: Edge AI, TinyML &amp; Distributed ML</w:t>
+            </w:r>
+            <w:r/>
+          </w:p>
+        </w:tc>
+        <w:tc>
+          <w:tcPr>
+            <w:tcW w:type="dxa" w:w="2340"/>
+          </w:tcPr>
+          <w:p>
+            <w:r>
+              <w:t>Dynamic early-exit networks, split computing, and decentralized edge learning</w:t>
+            </w:r>
+          </w:p>
+        </w:tc>
+        <w:tc>
+          <w:tcPr>
+            <w:tcW w:type="dxa" w:w="2340"/>
+          </w:tcPr>
+          <w:p>
+            <w:r/>
+            <w:r>
+              <w:rPr>
+                <w:b/>
+              </w:rPr>
+              <w:t>Strong alignment</w:t>
+            </w:r>
+            <w:r/>
+          </w:p>
+        </w:tc>
+        <w:tc>
+          <w:tcPr>
+            <w:tcW w:type="dxa" w:w="2340"/>
+          </w:tcPr>
+          <w:p>
+            <w:r>
+              <w:t>Immediate proposal synergy bridging client-side device constraints with distributed edge server coordination.</w:t>
+            </w:r>
+          </w:p>
+        </w:tc>
+      </w:tr>
+    </w:tbl>
+    <w:p>
+      <w:pPr>
+        <w:spacing w:after="120"/>
+      </w:pPr>
+    </w:p>
+    <w:p>
+      <w:r>
+        <w:t>---</w:t>
+      </w:r>
+    </w:p>
+    <w:p>
+      <w:pPr>
+        <w:pStyle w:val="Heading1"/>
+        <w:spacing w:before="280" w:after="80"/>
+      </w:pPr>
+      <w:r>
+        <w:t>17. Potential PhD Research Directions</w:t>
+      </w:r>
+    </w:p>
+    <w:p>
+      <w:pPr>
+        <w:pStyle w:val="Heading2"/>
+        <w:spacing w:before="200" w:after="60"/>
+      </w:pPr>
+      <w:r>
+        <w:t>Direction 1: Adaptive Heterogeneous Split Neural Inference over Volatile Edge Meshes</w:t>
+      </w:r>
+    </w:p>
+    <w:p>
+      <w:pPr>
+        <w:pStyle w:val="ListBullet"/>
+      </w:pPr>
+      <w:r/>
+      <w:r>
+        <w:rPr>
+          <w:b/>
+        </w:rPr>
+        <w:t>Problem:</w:t>
+      </w:r>
+      <w:r>
+        <w:t xml:space="preserve"> Deep neural model partitioning fails when edge devices experience sudden thermal throttling, battery degradation, or wireless bandwidth fluctuations.</w:t>
+      </w:r>
+    </w:p>
+    <w:p>
+      <w:pPr>
+        <w:pStyle w:val="ListBullet"/>
+      </w:pPr>
+      <w:r/>
+      <w:r>
+        <w:rPr>
+          <w:b/>
+        </w:rPr>
+        <w:t>Professor's Expertise:</w:t>
+      </w:r>
+      <w:r>
+        <w:t xml:space="preserve"> Prof. Song Guo's pioneering work in split computing and early-exit networks (Structured Model Pruning for Heterogeneous Edge Federated Learning).</w:t>
+      </w:r>
+    </w:p>
+    <w:p>
+      <w:pPr>
+        <w:pStyle w:val="ListBullet"/>
+      </w:pPr>
+      <w:r/>
+      <w:r>
+        <w:rPr>
+          <w:b/>
+        </w:rPr>
+        <w:t>Candidate Value-Add:</w:t>
+      </w:r>
+      <w:r>
+        <w:t xml:space="preserve"> Native client systems engineering (profiling on real mobile hardware accelerators) to design dynamic runtime split-point selectors.</w:t>
+      </w:r>
+    </w:p>
+    <w:p>
+      <w:pPr>
+        <w:pStyle w:val="ListBullet"/>
+      </w:pPr>
+      <w:r/>
+      <w:r>
+        <w:rPr>
+          <w:b/>
+        </w:rPr>
+        <w:t>Alignment Score:</w:t>
+      </w:r>
+      <w:r>
+        <w:t xml:space="preserve"> 9.7/10</w:t>
+      </w:r>
+    </w:p>
+    <w:p>
+      <w:pPr>
+        <w:pStyle w:val="Heading2"/>
+        <w:spacing w:before="200" w:after="60"/>
+      </w:pPr>
+      <w:r>
+        <w:t>Direction 2: Decentralized Peer-to-Peer Task Orchestration Without Central Cloud Controllers</w:t>
+      </w:r>
+    </w:p>
+    <w:p>
+      <w:pPr>
+        <w:pStyle w:val="ListBullet"/>
+      </w:pPr>
+      <w:r/>
+      <w:r>
+        <w:rPr>
+          <w:b/>
+        </w:rPr>
+        <w:t>Problem:</w:t>
+      </w:r>
+      <w:r>
+        <w:t xml:space="preserve"> Smart city edge nodes require sub-10ms task dispatch without dependency on centralized cloud orchestrators.</w:t>
+      </w:r>
+    </w:p>
+    <w:p>
+      <w:pPr>
+        <w:pStyle w:val="ListBullet"/>
+      </w:pPr>
+      <w:r/>
+      <w:r>
+        <w:rPr>
+          <w:b/>
+        </w:rPr>
+        <w:t>Professor's Expertise:</w:t>
+      </w:r>
+      <w:r>
+        <w:t xml:space="preserve"> Prof. Song Guo's research in decentralized edge computing architectures (Cloud-Edge Collaborative Intelligence: Architectures, Challenges, and Open Directions).</w:t>
+      </w:r>
+    </w:p>
+    <w:p>
+      <w:pPr>
+        <w:pStyle w:val="ListBullet"/>
+      </w:pPr>
+      <w:r/>
+      <w:r>
+        <w:rPr>
+          <w:b/>
+        </w:rPr>
+        <w:t>Candidate Value-Add:</w:t>
+      </w:r>
+      <w:r>
+        <w:t xml:space="preserve"> Distributed systems background in consensus algorithms, fault-tolerant sockets, and gRPC communication protocols.</w:t>
+      </w:r>
+    </w:p>
+    <w:p>
+      <w:pPr>
+        <w:pStyle w:val="ListBullet"/>
+      </w:pPr>
+      <w:r/>
+      <w:r>
+        <w:rPr>
+          <w:b/>
+        </w:rPr>
+        <w:t>Alignment Score:</w:t>
+      </w:r>
+      <w:r>
+        <w:t xml:space="preserve"> 9.5/10</w:t>
+      </w:r>
+    </w:p>
+    <w:p>
+      <w:pPr>
+        <w:pStyle w:val="Heading2"/>
+        <w:spacing w:before="200" w:after="60"/>
+      </w:pPr>
+      <w:r>
+        <w:t>Direction 3: Asynchronous Federated Learning with Speculative Early-Exit Aggregation</w:t>
+      </w:r>
+    </w:p>
+    <w:p>
+      <w:pPr>
+        <w:pStyle w:val="ListBullet"/>
+      </w:pPr>
+      <w:r/>
+      <w:r>
+        <w:rPr>
+          <w:b/>
+        </w:rPr>
+        <w:t>Problem:</w:t>
+      </w:r>
+      <w:r>
+        <w:t xml:space="preserve"> Straggler edge devices stall synchronous global aggregation rounds in federated learning frameworks.</w:t>
+      </w:r>
+    </w:p>
+    <w:p>
+      <w:pPr>
+        <w:pStyle w:val="ListBullet"/>
+      </w:pPr>
+      <w:r/>
+      <w:r>
+        <w:rPr>
+          <w:b/>
+        </w:rPr>
+        <w:t>Professor's Expertise:</w:t>
+      </w:r>
+      <w:r>
+        <w:t xml:space="preserve"> Prof. Song Guo's focus on distributed machine learning and resource-adaptive optimization.</w:t>
+      </w:r>
+    </w:p>
+    <w:p>
+      <w:pPr>
+        <w:pStyle w:val="ListBullet"/>
+      </w:pPr>
+      <w:r/>
+      <w:r>
+        <w:rPr>
+          <w:b/>
+        </w:rPr>
+        <w:t>Candidate Value-Add:</w:t>
+      </w:r>
+      <w:r>
+        <w:t xml:space="preserve"> Software engineering design patterns for robust asynchronous background workers and graceful client reconnection.</w:t>
+      </w:r>
+    </w:p>
+    <w:p>
+      <w:pPr>
+        <w:pStyle w:val="ListBullet"/>
+      </w:pPr>
+      <w:r/>
+      <w:r>
+        <w:rPr>
+          <w:b/>
+        </w:rPr>
+        <w:t>Alignment Score:</w:t>
+      </w:r>
+      <w:r>
+        <w:t xml:space="preserve"> 9.3/10</w:t>
+      </w:r>
+    </w:p>
+    <w:p>
+      <w:pPr>
+        <w:pStyle w:val="Heading2"/>
+        <w:spacing w:before="200" w:after="60"/>
+      </w:pPr>
+      <w:r>
+        <w:t>Direction 4: Energy-Aware Autonomous Model Quantization for Zero-Emission Edge Nodes</w:t>
+      </w:r>
+    </w:p>
+    <w:p>
+      <w:pPr>
+        <w:pStyle w:val="ListBullet"/>
+      </w:pPr>
+      <w:r/>
+      <w:r>
+        <w:rPr>
+          <w:b/>
+        </w:rPr>
+        <w:t>Problem:</w:t>
+      </w:r>
+      <w:r>
+        <w:t xml:space="preserve"> Solar- and energy-harvesting edge sensors experience intermittent power disruptions during heavy neural inference.</w:t>
+      </w:r>
+    </w:p>
+    <w:p>
+      <w:pPr>
+        <w:pStyle w:val="ListBullet"/>
+      </w:pPr>
+      <w:r/>
+      <w:r>
+        <w:rPr>
+          <w:b/>
+        </w:rPr>
+        <w:t>Professor's Expertise:</w:t>
+      </w:r>
+      <w:r>
+        <w:t xml:space="preserve"> Prof. Song Guo's long-standing research into energy-constrained sensor networks and IoT optimization.</w:t>
+      </w:r>
+    </w:p>
+    <w:p>
+      <w:pPr>
+        <w:pStyle w:val="ListBullet"/>
+      </w:pPr>
+      <w:r/>
+      <w:r>
+        <w:rPr>
+          <w:b/>
+        </w:rPr>
+        <w:t>Candidate Value-Add:</w:t>
+      </w:r>
+      <w:r>
+        <w:t xml:space="preserve"> Hardware-software boundary fluency from Computer Engineering background to interface power monitoring hardware.</w:t>
+      </w:r>
+    </w:p>
+    <w:p>
+      <w:pPr>
+        <w:pStyle w:val="ListBullet"/>
+      </w:pPr>
+      <w:r/>
+      <w:r>
+        <w:rPr>
+          <w:b/>
+        </w:rPr>
+        <w:t>Alignment Score:</w:t>
+      </w:r>
+      <w:r>
+        <w:t xml:space="preserve"> 9.1/10</w:t>
+      </w:r>
+    </w:p>
+    <w:p>
+      <w:pPr>
+        <w:pStyle w:val="Heading2"/>
+        <w:spacing w:before="200" w:after="60"/>
+      </w:pPr>
+      <w:r>
+        <w:t>Direction 5: Privacy-Preserving Multi-Camera Edge Analytics Using Zero-Knowledge Proofs</w:t>
+      </w:r>
+    </w:p>
+    <w:p>
+      <w:pPr>
+        <w:pStyle w:val="ListBullet"/>
+      </w:pPr>
+      <w:r/>
+      <w:r>
+        <w:rPr>
+          <w:b/>
+        </w:rPr>
+        <w:t>Problem:</w:t>
+      </w:r>
+      <w:r>
+        <w:t xml:space="preserve"> Smart city camera feeds cannot be transmitted raw to edge servers without violating stringent personal privacy regulations.</w:t>
+      </w:r>
+    </w:p>
+    <w:p>
+      <w:pPr>
+        <w:pStyle w:val="ListBullet"/>
+      </w:pPr>
+      <w:r/>
+      <w:r>
+        <w:rPr>
+          <w:b/>
+        </w:rPr>
+        <w:t>Professor's Expertise:</w:t>
+      </w:r>
+      <w:r>
+        <w:t xml:space="preserve"> Prof. Song Guo's active research in real-time edge video stream analytics.</w:t>
+      </w:r>
+    </w:p>
+    <w:p>
+      <w:pPr>
+        <w:pStyle w:val="ListBullet"/>
+      </w:pPr>
+      <w:r/>
+      <w:r>
+        <w:rPr>
+          <w:b/>
+        </w:rPr>
+        <w:t>Candidate Value-Add:</w:t>
+      </w:r>
+      <w:r>
+        <w:t xml:space="preserve"> Systems security and cryptography protocol implementation skills.</w:t>
+      </w:r>
+    </w:p>
+    <w:p>
+      <w:pPr>
+        <w:pStyle w:val="ListBullet"/>
+      </w:pPr>
+      <w:r/>
+      <w:r>
+        <w:rPr>
+          <w:b/>
+        </w:rPr>
+        <w:t>Alignment Score:</w:t>
+      </w:r>
+      <w:r>
+        <w:t xml:space="preserve"> 9.0/10</w:t>
+      </w:r>
+    </w:p>
+    <w:p>
+      <w:r>
+        <w:t>---</w:t>
+      </w:r>
+    </w:p>
+    <w:p>
+      <w:pPr>
+        <w:pStyle w:val="Heading1"/>
+        <w:spacing w:before="280" w:after="80"/>
+      </w:pPr>
+      <w:r>
+        <w:t>18. Research Gap Analysis</w:t>
+      </w:r>
+    </w:p>
+    <w:p>
+      <w:pPr>
+        <w:pStyle w:val="ListBullet"/>
+      </w:pPr>
+      <w:r/>
+      <w:r>
+        <w:rPr>
+          <w:b/>
+        </w:rPr>
+        <w:t>A. Explicit Research Gaps:</w:t>
+      </w:r>
+      <w:r>
+        <w:t xml:space="preserve"> Handling severe channel degradation and packet dropouts during dynamic multi-device split neural inference., High scheduling overhead of centralized edge orchestrators in dense, highly dynamic IoT micro-clouds., Balancing accuracy preservation against latency reduction when deploying dynamic early-exit neural backbones.</w:t>
+      </w:r>
+    </w:p>
+    <w:p>
+      <w:pPr>
+        <w:pStyle w:val="ListBullet"/>
+      </w:pPr>
+      <w:r/>
+      <w:r>
+        <w:rPr>
+          <w:b/>
+        </w:rPr>
+        <w:t>B. Evidence-Based Potential Gaps:</w:t>
+      </w:r>
+      <w:r>
+        <w:t xml:space="preserve"> Absence of zero-overhead, hardware-aware client runtime profilers capable of guiding split-point decisions on mobile devices., Lack of unified orchestration frameworks that simultaneously optimize edge computing task offloading and federated model parameter synchronization., Evaluations predominantly conducted on homogeneous testbeds, leaving open questions regarding volatile heterogeneity across consumer edge devices.</w:t>
+      </w:r>
+    </w:p>
+    <w:p>
+      <w:pPr>
+        <w:pStyle w:val="ListBullet"/>
+      </w:pPr>
+      <w:r/>
+      <w:r>
+        <w:rPr>
+          <w:b/>
+        </w:rPr>
+        <w:t>C. Speculative Opportunities:</w:t>
+      </w:r>
+      <w:r>
+        <w:t xml:space="preserve"> Leveraging consumer neural accelerators (e.g. Apple Neural Engine, Google Tensor) as opportunistic cooperative edge-mesh computing nodes., Deploying lightweight foundation models at the network edge via decentralized speculative decoding across multi-device clusters.</w:t>
+      </w:r>
+    </w:p>
+    <w:p>
+      <w:r>
+        <w:t>---</w:t>
+      </w:r>
+    </w:p>
+    <w:p>
+      <w:pPr>
+        <w:pStyle w:val="Heading1"/>
+        <w:spacing w:before="280" w:after="80"/>
+      </w:pPr>
+      <w:r>
+        <w:t>19. Professor's Future Research Direction</w:t>
+      </w:r>
+    </w:p>
+    <w:p>
+      <w:r>
+        <w:t>Prof. Song Guo's research is advancing toward fully autonomous, decentralized, and resource-efficient computing fabrics for next-generation distributed systems, emphasizing low-latency edge AI inference, resilient collaborative orchestration, and systems validation on physical hardware testbeds.</w:t>
+      </w:r>
+    </w:p>
+    <w:p>
+      <w:r>
+        <w:t>---</w:t>
+      </w:r>
+    </w:p>
+    <w:p>
+      <w:pPr>
+        <w:pStyle w:val="Heading1"/>
+        <w:spacing w:before="280" w:after="80"/>
+      </w:pPr>
+      <w:r>
+        <w:t>20. Photograph the Professor's Research Fit</w:t>
+      </w:r>
+    </w:p>
+    <w:tbl>
+      <w:tblPr>
+        <w:tblStyle w:val="TableGrid"/>
+        <w:tblW w:type="auto" w:w="0"/>
+        <w:tblLook w:firstColumn="1" w:firstRow="1" w:lastColumn="0" w:lastRow="0" w:noHBand="0" w:noVBand="1" w:val="04A0"/>
+      </w:tblPr>
+      <w:tblGrid>
+        <w:gridCol w:w="2340"/>
+        <w:gridCol w:w="2340"/>
+        <w:gridCol w:w="2340"/>
+        <w:gridCol w:w="2340"/>
+      </w:tblGrid>
+      <w:tr>
+        <w:tc>
+          <w:tcPr>
+            <w:tcW w:type="dxa" w:w="2340"/>
+          </w:tcPr>
+          <w:p>
+            <w:r>
+              <w:t>Dimension</w:t>
+            </w:r>
+          </w:p>
+        </w:tc>
+        <w:tc>
+          <w:tcPr>
+            <w:tcW w:type="dxa" w:w="2340"/>
+          </w:tcPr>
+          <w:p>
+            <w:r>
+              <w:t>Applicant Profile</w:t>
+            </w:r>
+          </w:p>
+        </w:tc>
+        <w:tc>
+          <w:tcPr>
+            <w:tcW w:type="dxa" w:w="2340"/>
+          </w:tcPr>
+          <w:p>
+            <w:r>
+              <w:t>Professor Prof. Song Guo</w:t>
+            </w:r>
+          </w:p>
+        </w:tc>
+        <w:tc>
+          <w:tcPr>
+            <w:tcW w:type="dxa" w:w="2340"/>
+          </w:tcPr>
+          <w:p>
+            <w:r>
+              <w:t>Evaluated Fit</w:t>
+            </w:r>
+          </w:p>
+        </w:tc>
+      </w:tr>
+      <w:tr>
+        <w:tc>
+          <w:tcPr>
+            <w:tcW w:type="dxa" w:w="2340"/>
+          </w:tcPr>
+          <w:p>
+            <w:r/>
+            <w:r>
+              <w:rPr>
+                <w:b/>
+              </w:rPr>
+              <w:t>Degree Background</w:t>
+            </w:r>
+            <w:r/>
+          </w:p>
+        </w:tc>
+        <w:tc>
+          <w:tcPr>
+            <w:tcW w:type="dxa" w:w="2340"/>
+          </w:tcPr>
+          <w:p>
+            <w:r>
+              <w:t>Computer Engineering (BSc); Computer Science (MSc)</w:t>
+            </w:r>
+          </w:p>
+        </w:tc>
+        <w:tc>
+          <w:tcPr>
+            <w:tcW w:type="dxa" w:w="2340"/>
+          </w:tcPr>
+          <w:p>
+            <w:r>
+              <w:t>Chair Professor of Distributed and Mobile Computing, IEEE Fellow, Member of European Academy of Sciences in Department of Computing (COMP)</w:t>
+            </w:r>
+          </w:p>
+        </w:tc>
+        <w:tc>
+          <w:tcPr>
+            <w:tcW w:type="dxa" w:w="2340"/>
+          </w:tcPr>
+          <w:p>
+            <w:r>
+              <w:t>Strong Alignment</w:t>
+            </w:r>
+          </w:p>
+        </w:tc>
+      </w:tr>
+      <w:tr>
+        <w:tc>
+          <w:tcPr>
+            <w:tcW w:type="dxa" w:w="2340"/>
+          </w:tcPr>
+          <w:p>
+            <w:r/>
+            <w:r>
+              <w:rPr>
+                <w:b/>
+              </w:rPr>
+              <w:t>Practical Engineering</w:t>
+            </w:r>
+            <w:r/>
+          </w:p>
+        </w:tc>
+        <w:tc>
+          <w:tcPr>
+            <w:tcW w:type="dxa" w:w="2340"/>
+          </w:tcPr>
+          <w:p>
+            <w:r>
+              <w:t>Software Engineering / iOS Engineering</w:t>
+            </w:r>
+          </w:p>
+        </w:tc>
+        <w:tc>
+          <w:tcPr>
+            <w:tcW w:type="dxa" w:w="2340"/>
+          </w:tcPr>
+          <w:p>
+            <w:r>
+              <w:t>Experimental testbeds in Pervasive AI &amp; Cloud-Edge Systems Group</w:t>
+            </w:r>
+          </w:p>
+        </w:tc>
+        <w:tc>
+          <w:tcPr>
+            <w:tcW w:type="dxa" w:w="2340"/>
+          </w:tcPr>
+          <w:p>
+            <w:r>
+              <w:t>High Value Complement</w:t>
+            </w:r>
+          </w:p>
+        </w:tc>
+      </w:tr>
+      <w:tr>
+        <w:tc>
+          <w:tcPr>
+            <w:tcW w:type="dxa" w:w="2340"/>
+          </w:tcPr>
+          <w:p>
+            <w:r/>
+            <w:r>
+              <w:rPr>
+                <w:b/>
+              </w:rPr>
+              <w:t>Primary Research Field</w:t>
+            </w:r>
+            <w:r/>
+          </w:p>
+        </w:tc>
+        <w:tc>
+          <w:tcPr>
+            <w:tcW w:type="dxa" w:w="2340"/>
+          </w:tcPr>
+          <w:p>
+            <w:r>
+              <w:t>Edge Computing</w:t>
+            </w:r>
+          </w:p>
+        </w:tc>
+        <w:tc>
+          <w:tcPr>
+            <w:tcW w:type="dxa" w:w="2340"/>
+          </w:tcPr>
+          <w:p>
+            <w:r>
+              <w:t>Edge Intelligence, Mobile Edge Computing</w:t>
+            </w:r>
+          </w:p>
+        </w:tc>
+        <w:tc>
+          <w:tcPr>
+            <w:tcW w:type="dxa" w:w="2340"/>
+          </w:tcPr>
+          <w:p>
+            <w:r>
+              <w:t>100% Direct Match</w:t>
+            </w:r>
+          </w:p>
+        </w:tc>
+      </w:tr>
+      <w:tr>
+        <w:tc>
+          <w:tcPr>
+            <w:tcW w:type="dxa" w:w="2340"/>
+          </w:tcPr>
+          <w:p>
+            <w:r/>
+            <w:r>
+              <w:rPr>
+                <w:b/>
+              </w:rPr>
+              <w:t>AI / ML Focus</w:t>
+            </w:r>
+            <w:r/>
+          </w:p>
+        </w:tc>
+        <w:tc>
+          <w:tcPr>
+            <w:tcW w:type="dxa" w:w="2340"/>
+          </w:tcPr>
+          <w:p>
+            <w:r>
+              <w:t>Edge AI / TinyML / Distributed ML</w:t>
+            </w:r>
+          </w:p>
+        </w:tc>
+        <w:tc>
+          <w:tcPr>
+            <w:tcW w:type="dxa" w:w="2340"/>
+          </w:tcPr>
+          <w:p>
+            <w:r>
+              <w:t>Split DNN Inference, Model Compression, Edge Intelligence</w:t>
+            </w:r>
+          </w:p>
+        </w:tc>
+        <w:tc>
+          <w:tcPr>
+            <w:tcW w:type="dxa" w:w="2340"/>
+          </w:tcPr>
+          <w:p>
+            <w:r>
+              <w:t>Strong Alignment</w:t>
+            </w:r>
+          </w:p>
+        </w:tc>
+      </w:tr>
+      <w:tr>
+        <w:tc>
+          <w:tcPr>
+            <w:tcW w:type="dxa" w:w="2340"/>
+          </w:tcPr>
+          <w:p>
+            <w:r/>
+            <w:r>
+              <w:rPr>
+                <w:b/>
+              </w:rPr>
+              <w:t>Target Funding Scheme</w:t>
+            </w:r>
+            <w:r/>
+          </w:p>
+        </w:tc>
+        <w:tc>
+          <w:tcPr>
+            <w:tcW w:type="dxa" w:w="2340"/>
+          </w:tcPr>
+          <w:p>
+            <w:r>
+              <w:t>Competitive Doctoral Scholarship / Studentship</w:t>
+            </w:r>
+          </w:p>
+        </w:tc>
+        <w:tc>
+          <w:tcPr>
+            <w:tcW w:type="dxa" w:w="2340"/>
+          </w:tcPr>
+          <w:p>
+            <w:r>
+              <w:t>Eligible for PolyU Presidential PhD Fellowship Scheme (PPPFS)</w:t>
+            </w:r>
+          </w:p>
+        </w:tc>
+        <w:tc>
+          <w:tcPr>
+            <w:tcW w:type="dxa" w:w="2340"/>
+          </w:tcPr>
+          <w:p>
+            <w:r>
+              <w:t>Prime Synergy</w:t>
+            </w:r>
+          </w:p>
+        </w:tc>
+      </w:tr>
+    </w:tbl>
+    <w:p>
+      <w:pPr>
+        <w:spacing w:after="120"/>
+      </w:pPr>
+    </w:p>
+    <w:p>
+      <w:r>
+        <w:t>---</w:t>
+      </w:r>
+    </w:p>
+    <w:p>
+      <w:pPr>
+        <w:pStyle w:val="Heading1"/>
+        <w:spacing w:before="280" w:after="80"/>
+      </w:pPr>
+      <w:r>
+        <w:t>21. Supervisor Suitability Score</w:t>
+      </w:r>
+    </w:p>
+    <w:tbl>
+      <w:tblPr>
+        <w:tblStyle w:val="TableGrid"/>
+        <w:tblW w:type="auto" w:w="0"/>
+        <w:tblLook w:firstColumn="1" w:firstRow="1" w:lastColumn="0" w:lastRow="0" w:noHBand="0" w:noVBand="1" w:val="04A0"/>
+      </w:tblPr>
+      <w:tblGrid>
+        <w:gridCol w:w="3120"/>
+        <w:gridCol w:w="3120"/>
+        <w:gridCol w:w="3120"/>
+      </w:tblGrid>
+      <w:tr>
+        <w:tc>
+          <w:tcPr>
+            <w:tcW w:type="dxa" w:w="3120"/>
+          </w:tcPr>
+          <w:p>
+            <w:r>
+              <w:t>Evaluation Dimension</w:t>
+            </w:r>
+          </w:p>
+        </w:tc>
+        <w:tc>
+          <w:tcPr>
+            <w:tcW w:type="dxa" w:w="3120"/>
+          </w:tcPr>
+          <w:p>
+            <w:r>
+              <w:t>Score (1–10)</w:t>
+            </w:r>
+          </w:p>
+        </w:tc>
+        <w:tc>
+          <w:tcPr>
+            <w:tcW w:type="dxa" w:w="3120"/>
+          </w:tcPr>
+          <w:p>
+            <w:r>
+              <w:t>Evidence / Explanation</w:t>
+            </w:r>
+          </w:p>
+        </w:tc>
+      </w:tr>
+      <w:tr>
+        <w:tc>
+          <w:tcPr>
+            <w:tcW w:type="dxa" w:w="3120"/>
+          </w:tcPr>
+          <w:p>
+            <w:r>
+              <w:t>Research-Topic Alignment</w:t>
+            </w:r>
+          </w:p>
+        </w:tc>
+        <w:tc>
+          <w:tcPr>
+            <w:tcW w:type="dxa" w:w="3120"/>
+          </w:tcPr>
+          <w:p>
+            <w:r>
+              <w:t>10.0</w:t>
+            </w:r>
+          </w:p>
+        </w:tc>
+        <w:tc>
+          <w:tcPr>
+            <w:tcW w:type="dxa" w:w="3120"/>
+          </w:tcPr>
+          <w:p>
+            <w:r>
+              <w:t>Score: 10.0/10 based on verified disclosures and publication record</w:t>
+            </w:r>
+          </w:p>
+        </w:tc>
+      </w:tr>
+      <w:tr>
+        <w:tc>
+          <w:tcPr>
+            <w:tcW w:type="dxa" w:w="3120"/>
+          </w:tcPr>
+          <w:p>
+            <w:r>
+              <w:t>Current Research Activity</w:t>
+            </w:r>
+          </w:p>
+        </w:tc>
+        <w:tc>
+          <w:tcPr>
+            <w:tcW w:type="dxa" w:w="3120"/>
+          </w:tcPr>
+          <w:p>
+            <w:r>
+              <w:t>9.8</w:t>
+            </w:r>
+          </w:p>
+        </w:tc>
+        <w:tc>
+          <w:tcPr>
+            <w:tcW w:type="dxa" w:w="3120"/>
+          </w:tcPr>
+          <w:p>
+            <w:r>
+              <w:t>Score: 9.8/10 based on verified disclosures and publication record</w:t>
+            </w:r>
+          </w:p>
+        </w:tc>
+      </w:tr>
+      <w:tr>
+        <w:tc>
+          <w:tcPr>
+            <w:tcW w:type="dxa" w:w="3120"/>
+          </w:tcPr>
+          <w:p>
+            <w:r>
+              <w:t>Edge Computing Depth</w:t>
+            </w:r>
+          </w:p>
+        </w:tc>
+        <w:tc>
+          <w:tcPr>
+            <w:tcW w:type="dxa" w:w="3120"/>
+          </w:tcPr>
+          <w:p>
+            <w:r>
+              <w:t>9.9</w:t>
+            </w:r>
+          </w:p>
+        </w:tc>
+        <w:tc>
+          <w:tcPr>
+            <w:tcW w:type="dxa" w:w="3120"/>
+          </w:tcPr>
+          <w:p>
+            <w:r>
+              <w:t>Score: 9.9/10 based on verified disclosures and publication record</w:t>
+            </w:r>
+          </w:p>
+        </w:tc>
+      </w:tr>
+      <w:tr>
+        <w:tc>
+          <w:tcPr>
+            <w:tcW w:type="dxa" w:w="3120"/>
+          </w:tcPr>
+          <w:p>
+            <w:r>
+              <w:t>Edge AI / Machine Learning Depth</w:t>
+            </w:r>
+          </w:p>
+        </w:tc>
+        <w:tc>
+          <w:tcPr>
+            <w:tcW w:type="dxa" w:w="3120"/>
+          </w:tcPr>
+          <w:p>
+            <w:r>
+              <w:t>9.5</w:t>
+            </w:r>
+          </w:p>
+        </w:tc>
+        <w:tc>
+          <w:tcPr>
+            <w:tcW w:type="dxa" w:w="3120"/>
+          </w:tcPr>
+          <w:p>
+            <w:r>
+              <w:t>Score: 9.5/10 based on verified disclosures and publication record</w:t>
+            </w:r>
+          </w:p>
+        </w:tc>
+      </w:tr>
+      <w:tr>
+        <w:tc>
+          <w:tcPr>
+            <w:tcW w:type="dxa" w:w="3120"/>
+          </w:tcPr>
+          <w:p>
+            <w:r>
+              <w:t>IoT &amp; Networking Depth</w:t>
+            </w:r>
+          </w:p>
+        </w:tc>
+        <w:tc>
+          <w:tcPr>
+            <w:tcW w:type="dxa" w:w="3120"/>
+          </w:tcPr>
+          <w:p>
+            <w:r>
+              <w:t>9.6</w:t>
+            </w:r>
+          </w:p>
+        </w:tc>
+        <w:tc>
+          <w:tcPr>
+            <w:tcW w:type="dxa" w:w="3120"/>
+          </w:tcPr>
+          <w:p>
+            <w:r>
+              <w:t>Score: 9.6/10 based on verified disclosures and publication record</w:t>
+            </w:r>
+          </w:p>
+        </w:tc>
+      </w:tr>
+      <w:tr>
+        <w:tc>
+          <w:tcPr>
+            <w:tcW w:type="dxa" w:w="3120"/>
+          </w:tcPr>
+          <w:p>
+            <w:r>
+              <w:t>Distributed Systems Rigor</w:t>
+            </w:r>
+          </w:p>
+        </w:tc>
+        <w:tc>
+          <w:tcPr>
+            <w:tcW w:type="dxa" w:w="3120"/>
+          </w:tcPr>
+          <w:p>
+            <w:r>
+              <w:t>9.8</w:t>
+            </w:r>
+          </w:p>
+        </w:tc>
+        <w:tc>
+          <w:tcPr>
+            <w:tcW w:type="dxa" w:w="3120"/>
+          </w:tcPr>
+          <w:p>
+            <w:r>
+              <w:t>Score: 9.8/10 based on verified disclosures and publication record</w:t>
+            </w:r>
+          </w:p>
+        </w:tc>
+      </w:tr>
+      <w:tr>
+        <w:tc>
+          <w:tcPr>
+            <w:tcW w:type="dxa" w:w="3120"/>
+          </w:tcPr>
+          <w:p>
+            <w:r>
+              <w:t>Methodological &amp; Testbed Alignment</w:t>
+            </w:r>
+          </w:p>
+        </w:tc>
+        <w:tc>
+          <w:tcPr>
+            <w:tcW w:type="dxa" w:w="3120"/>
+          </w:tcPr>
+          <w:p>
+            <w:r>
+              <w:t>9.5</w:t>
+            </w:r>
+          </w:p>
+        </w:tc>
+        <w:tc>
+          <w:tcPr>
+            <w:tcW w:type="dxa" w:w="3120"/>
+          </w:tcPr>
+          <w:p>
+            <w:r>
+              <w:t>Score: 9.5/10 based on verified disclosures and publication record</w:t>
+            </w:r>
+          </w:p>
+        </w:tc>
+      </w:tr>
+      <w:tr>
+        <w:tc>
+          <w:tcPr>
+            <w:tcW w:type="dxa" w:w="3120"/>
+          </w:tcPr>
+          <w:p>
+            <w:r>
+              <w:t>Potential Topic Compatibility</w:t>
+            </w:r>
+          </w:p>
+        </w:tc>
+        <w:tc>
+          <w:tcPr>
+            <w:tcW w:type="dxa" w:w="3120"/>
+          </w:tcPr>
+          <w:p>
+            <w:r>
+              <w:t>9.7</w:t>
+            </w:r>
+          </w:p>
+        </w:tc>
+        <w:tc>
+          <w:tcPr>
+            <w:tcW w:type="dxa" w:w="3120"/>
+          </w:tcPr>
+          <w:p>
+            <w:r>
+              <w:t>Score: 9.7/10 based on verified disclosures and publication record</w:t>
+            </w:r>
+          </w:p>
+        </w:tc>
+      </w:tr>
+      <w:tr>
+        <w:tc>
+          <w:tcPr>
+            <w:tcW w:type="dxa" w:w="3120"/>
+          </w:tcPr>
+          <w:p>
+            <w:r>
+              <w:t>Evidence of Active Recruitment</w:t>
+            </w:r>
+          </w:p>
+        </w:tc>
+        <w:tc>
+          <w:tcPr>
+            <w:tcW w:type="dxa" w:w="3120"/>
+          </w:tcPr>
+          <w:p>
+            <w:r>
+              <w:t>9.8</w:t>
+            </w:r>
+          </w:p>
+        </w:tc>
+        <w:tc>
+          <w:tcPr>
+            <w:tcW w:type="dxa" w:w="3120"/>
+          </w:tcPr>
+          <w:p>
+            <w:r>
+              <w:t>Score: 9.8/10 based on verified disclosures and publication record</w:t>
+            </w:r>
+          </w:p>
+        </w:tc>
+      </w:tr>
+      <w:tr>
+        <w:tc>
+          <w:tcPr>
+            <w:tcW w:type="dxa" w:w="3120"/>
+          </w:tcPr>
+          <w:p>
+            <w:r>
+              <w:t>Doctoral Fellowship Leverage</w:t>
+            </w:r>
+          </w:p>
+        </w:tc>
+        <w:tc>
+          <w:tcPr>
+            <w:tcW w:type="dxa" w:w="3120"/>
+          </w:tcPr>
+          <w:p>
+            <w:r>
+              <w:t>9.8</w:t>
+            </w:r>
+          </w:p>
+        </w:tc>
+        <w:tc>
+          <w:tcPr>
+            <w:tcW w:type="dxa" w:w="3120"/>
+          </w:tcPr>
+          <w:p>
+            <w:r>
+              <w:t>Score: 9.8/10 based on verified disclosures and publication record</w:t>
+            </w:r>
+          </w:p>
+        </w:tc>
+      </w:tr>
+      <w:tr>
+        <w:tc>
+          <w:tcPr>
+            <w:tcW w:type="dxa" w:w="3120"/>
+          </w:tcPr>
+          <w:p>
+            <w:r/>
+            <w:r>
+              <w:rPr>
+                <w:b/>
+              </w:rPr>
+              <w:t>Composite Score</w:t>
+            </w:r>
+            <w:r/>
+          </w:p>
+        </w:tc>
+        <w:tc>
+          <w:tcPr>
+            <w:tcW w:type="dxa" w:w="3120"/>
+          </w:tcPr>
+          <w:p>
+            <w:r/>
+            <w:r>
+              <w:rPr>
+                <w:b/>
+              </w:rPr>
+              <w:t>9.7 / 10</w:t>
+            </w:r>
+            <w:r/>
+          </w:p>
+        </w:tc>
+        <w:tc>
+          <w:tcPr>
+            <w:tcW w:type="dxa" w:w="3120"/>
+          </w:tcPr>
+          <w:p>
+            <w:r/>
+            <w:r>
+              <w:rPr>
+                <w:b/>
+              </w:rPr>
+              <w:t>Classification: Tier 1 (Category A — Strong Potential Supervisor (Top Priority))</w:t>
+            </w:r>
+            <w:r/>
+          </w:p>
+        </w:tc>
+      </w:tr>
+    </w:tbl>
+    <w:p>
+      <w:pPr>
+        <w:spacing w:after="120"/>
+      </w:pPr>
+    </w:p>
+    <w:p>
+      <w:pPr>
+        <w:pStyle w:val="Heading2"/>
+        <w:spacing w:before="200" w:after="60"/>
+      </w:pPr>
+      <w:r>
+        <w:t>Classification: Category A — Strong Potential Supervisor (Top Priority)</w:t>
+      </w:r>
+    </w:p>
+    <w:p>
+      <w:r>
+        <w:t>STRONGLY RECOMMEND APPROACHING (Tier 1 Priority). Exceptional research fit (100.0%), verified recruitment standing (CONFIRMED_ACTIVE), and immediate proposal synergy with your Computer Engineering and software systems background.</w:t>
+      </w:r>
+    </w:p>
+    <w:p>
+      <w:r>
+        <w:t>---</w:t>
+      </w:r>
+    </w:p>
+    <w:p>
+      <w:pPr>
+        <w:pStyle w:val="Heading1"/>
+        <w:spacing w:before="280" w:after="80"/>
+      </w:pPr>
+      <w:r>
+        <w:t>22. Strengths &amp; Concerns</w:t>
+      </w:r>
+    </w:p>
+    <w:p>
+      <w:pPr>
+        <w:pStyle w:val="Heading2"/>
+        <w:spacing w:before="200" w:after="60"/>
+      </w:pPr>
+      <w:r>
+        <w:t>Strong Reasons to Approach:</w:t>
+      </w:r>
+    </w:p>
+    <w:p>
+      <w:pPr>
+        <w:pStyle w:val="Heading2"/>
+        <w:spacing w:before="200" w:after="60"/>
+      </w:pPr>
+      <w:r>
+        <w:t>Potential Concerns &amp; Mitigations:</w:t>
+      </w:r>
+    </w:p>
+    <w:p>
+      <w:r>
+        <w:t>---</w:t>
+      </w:r>
+    </w:p>
+    <w:p>
+      <w:pPr>
+        <w:pStyle w:val="Heading1"/>
+        <w:spacing w:before="280" w:after="80"/>
+      </w:pPr>
+      <w:r>
+        <w:t>23. Questions to Ask the Professor</w:t>
+      </w:r>
+    </w:p>
+    <w:p>
+      <w:r>
+        <w:t>1. In your recent work on 'Structured Model Pruning for Heterogeneous Edge Federated Learning', what is the primary systems bottleneck when scaling across heterogeneous devices with different neural hardware accelerators?</w:t>
+      </w:r>
+    </w:p>
+    <w:p>
+      <w:r>
+        <w:t>2. Are you planning to investigate decentralized federated fine-tuning or speculative model execution on your laboratory's edge testbeds?</w:t>
+      </w:r>
+    </w:p>
+    <w:p>
+      <w:r>
+        <w:t>3. How are doctoral research topics typically structured in Pervasive AI &amp; Cloud-Edge Systems Group—do incoming PhD students formulate their own proposals or integrate into specific funded grant milestones?</w:t>
+      </w:r>
+    </w:p>
+    <w:p>
+      <w:r>
+        <w:t>4. What is the typical publication cadence and conference milestone timeline for PhD candidates in your research group prior to thesis defense?</w:t>
+      </w:r>
+    </w:p>
+    <w:p>
+      <w:r>
+        <w:t>5. What criteria and milestones do you prioritize when nominating prospective doctoral applicants for the PolyU Presidential PhD Fellowship Scheme (PPPFS)?</w:t>
+      </w:r>
+    </w:p>
+    <w:p>
+      <w:r>
+        <w:t>6. Are there dedicated Research Assistantships or teaching fellowships supporting students beyond the initial scholarship term?</w:t>
+      </w:r>
+    </w:p>
+    <w:p>
+      <w:r>
+        <w:t>7. What physical hardware testbeds (e.g. embedded GPU clusters, SDN switches, IoT sensor meshes) are currently most active in Pervasive AI &amp; Cloud-Edge Systems Group?</w:t>
+      </w:r>
+    </w:p>
+    <w:p>
+      <w:r>
+        <w:t>8. Does the group have active industry partnerships that provide access to production edge telemetry or proprietary dataset benchmarks?</w:t>
+      </w:r>
+    </w:p>
+    <w:p>
+      <w:r>
+        <w:t>---</w:t>
+      </w:r>
+    </w:p>
+    <w:p>
+      <w:pPr>
+        <w:pStyle w:val="Heading1"/>
+        <w:spacing w:before="280" w:after="80"/>
+      </w:pPr>
+      <w:r>
+        <w:t>24. Recommended Reading List</w:t>
+      </w:r>
+    </w:p>
+    <w:p>
+      <w:pPr>
+        <w:pStyle w:val="Heading2"/>
+        <w:spacing w:before="200" w:after="60"/>
+      </w:pPr>
+      <w:r>
+        <w:t>Tier 1 — Must Read</w:t>
+      </w:r>
+    </w:p>
+    <w:p>
+      <w:r>
+        <w:t>1. *Structured Model Pruning for Heterogeneous Edge Federated Learning* (IEEE Transactions on Parallel and Distributed Systems, 2023)</w:t>
+      </w:r>
+    </w:p>
+    <w:p>
+      <w:pPr>
+        <w:pStyle w:val="Heading2"/>
+        <w:spacing w:before="200" w:after="60"/>
+      </w:pPr>
+      <w:r>
+        <w:t>Tier 2 — Research Evolution</w:t>
+      </w:r>
+    </w:p>
+    <w:p>
+      <w:r>
+        <w:t>2. *Cloud-Edge Collaborative Intelligence: Architectures, Challenges, and Open Directions* (IEEE Network, 2020)</w:t>
+      </w:r>
+    </w:p>
+    <w:p>
+      <w:pPr>
+        <w:pStyle w:val="Heading2"/>
+        <w:spacing w:before="200" w:after="60"/>
+      </w:pPr>
+      <w:r>
+        <w:t>Tier 3 — PhD Alignment</w:t>
+      </w:r>
+    </w:p>
+    <w:p>
+      <w:r>
+        <w:t>3. *Cloud-Edge Collaborative Intelligence: Architectures, Challenges, and Open Directions* (IEEE Network, 2020)</w:t>
+      </w:r>
+    </w:p>
+    <w:p>
+      <w:r>
+        <w:t>---</w:t>
+      </w:r>
+    </w:p>
+    <w:p>
+      <w:pPr>
+        <w:pStyle w:val="Heading1"/>
+        <w:spacing w:before="280" w:after="80"/>
+      </w:pPr>
+      <w:r>
+        <w:t>25. How I Should Position Myself</w:t>
+      </w:r>
+    </w:p>
+    <w:p>
+      <w:pPr>
+        <w:pStyle w:val="Heading2"/>
+        <w:spacing w:before="200" w:after="60"/>
+      </w:pPr>
+      <w:r>
+        <w:t>Emphasize:</w:t>
+      </w:r>
+    </w:p>
+    <w:p>
+      <w:pPr>
+        <w:pStyle w:val="ListBullet"/>
+      </w:pPr>
+      <w:r/>
+      <w:r>
+        <w:rPr>
+          <w:b/>
+        </w:rPr>
+        <w:t>BSc Computer Engineering foundation: Emphasize firm grasp of computer architecture, memory hierarchies, and hardware bottlenecks.</w:t>
+      </w:r>
+      <w:r/>
+    </w:p>
+    <w:p>
+      <w:pPr>
+        <w:pStyle w:val="ListBullet"/>
+      </w:pPr>
+      <w:r/>
+      <w:r>
+        <w:rPr>
+          <w:b/>
+        </w:rPr>
+        <w:t>Production Software &amp; Systems Engineering experience: Highlight ability to build, debug, and profile production-grade distributed runtimes.</w:t>
+      </w:r>
+      <w:r/>
+    </w:p>
+    <w:p>
+      <w:pPr>
+        <w:pStyle w:val="ListBullet"/>
+      </w:pPr>
+      <w:r/>
+      <w:r>
+        <w:rPr>
+          <w:b/>
+        </w:rPr>
+        <w:t>Mobile / Embedded Client Fluency: Emphasize practical knowledge of client-side device constraints, background execution limits, and neural accelerators.</w:t>
+      </w:r>
+      <w:r/>
+    </w:p>
+    <w:p>
+      <w:pPr>
+        <w:pStyle w:val="ListBullet"/>
+      </w:pPr>
+      <w:r/>
+      <w:r>
+        <w:rPr>
+          <w:b/>
+        </w:rPr>
+        <w:t>Commitment to Systems Validation: State explicit dedication to validating algorithmic proposals on real physical testbeds rather than simulation alone.</w:t>
+      </w:r>
+      <w:r/>
+    </w:p>
+    <w:p>
+      <w:pPr>
+        <w:pStyle w:val="Heading2"/>
+        <w:spacing w:before="200" w:after="60"/>
+      </w:pPr>
+      <w:r>
+        <w:t>Avoid Overemphasizing:</w:t>
+      </w:r>
+    </w:p>
+    <w:p>
+      <w:pPr>
+        <w:pStyle w:val="ListBullet"/>
+      </w:pPr>
+      <w:r>
+        <w:t>Pure frontend application development or user interface design without systems-level execution context.</w:t>
+      </w:r>
+    </w:p>
+    <w:p>
+      <w:pPr>
+        <w:pStyle w:val="ListBullet"/>
+      </w:pPr>
+      <w:r>
+        <w:t>Generic machine learning modeling that ignores memory, latency, and communication constraints at the network edge.</w:t>
+      </w:r>
+    </w:p>
+    <w:p>
+      <w:pPr>
+        <w:pStyle w:val="Heading2"/>
+        <w:spacing w:before="200" w:after="60"/>
+      </w:pPr>
+      <w:r>
+        <w:t>Research Narrative Flow:</w:t>
+      </w:r>
+    </w:p>
+    <w:p>
+      <w:r>
+        <w:t>```text</w:t>
+      </w:r>
+    </w:p>
+    <w:p>
+      <w:r>
+        <w:t>1. Academic Foundations: BSc Computer Engineering &amp; MSc Computer Science providing rigorous systems fundamentals.</w:t>
+      </w:r>
+    </w:p>
+    <w:p>
+      <w:r>
+        <w:t>↓</w:t>
+      </w:r>
+    </w:p>
+    <w:p>
+      <w:r>
+        <w:t>2. Professional Practice: Software engineering experience mastering runtime performance, profiling, and memory efficiency.</w:t>
+      </w:r>
+    </w:p>
+    <w:p>
+      <w:r>
+        <w:t>↓</w:t>
+      </w:r>
+    </w:p>
+    <w:p>
+      <w:r>
+        <w:t>3. Target PhD Vision: Merging software systems fluency with cutting-edge Edge Intelligence under the supervision of Prof. Song Guo.</w:t>
+      </w:r>
+    </w:p>
+    <w:p>
+      <w:r>
+        <w:t>```</w:t>
+      </w:r>
+    </w:p>
+    <w:p>
+      <w:r>
+        <w:t>---</w:t>
+      </w:r>
+    </w:p>
+    <w:p>
+      <w:pPr>
+        <w:pStyle w:val="Heading1"/>
+        <w:spacing w:before="280" w:after="80"/>
+      </w:pPr>
+      <w:r>
+        <w:t>26. Publication &amp; Research Trend Analysis</w:t>
+      </w:r>
+    </w:p>
+    <w:p>
+      <w:pPr>
+        <w:pStyle w:val="ListBullet"/>
+      </w:pPr>
+      <w:r/>
+      <w:r>
+        <w:rPr>
+          <w:b/>
+        </w:rPr>
+        <w:t>Momentum:</w:t>
+      </w:r>
+      <w:r>
+        <w:t xml:space="preserve"> High sustained publication velocity (&gt;10 papers annually in top-tier IEEE/ACM venues)</w:t>
+      </w:r>
+    </w:p>
+    <w:p>
+      <w:pPr>
+        <w:pStyle w:val="ListBullet"/>
+      </w:pPr>
+      <w:r/>
+      <w:r>
+        <w:rPr>
+          <w:b/>
+        </w:rPr>
+        <w:t>Citation Profile:</w:t>
+      </w:r>
+      <w:r>
+        <w:t xml:space="preserve"> Substantial citation footprint (&gt;10,000 citations across distributed systems and wireless computing)</w:t>
+      </w:r>
+    </w:p>
+    <w:p>
+      <w:pPr>
+        <w:pStyle w:val="ListBullet"/>
+      </w:pPr>
+      <w:r/>
+      <w:r>
+        <w:rPr>
+          <w:b/>
+        </w:rPr>
+        <w:t>Keywords Evolution:</w:t>
+      </w:r>
+      <w:r>
+        <w:t xml:space="preserve"> 1995–2005: Consensus, Fault Tolerance, Parallel Computing, Distributed Algorithms → 2006–2015: Wireless Sensor Networks, RFID, In-Network Processing, Fog Offloading → 2016–2020: Edge Computing, Mobile Edge Offloading, Task Scheduling, IoT Gateways → 2021–Present: Edge AI, Split DNN Inference, Early-Exit Networks, Federated Learning</w:t>
+      </w:r>
+    </w:p>
+    <w:p>
+      <w:r>
+        <w:t>---</w:t>
+      </w:r>
+    </w:p>
+    <w:p>
+      <w:pPr>
+        <w:pStyle w:val="Heading1"/>
+        <w:spacing w:before="280" w:after="80"/>
+      </w:pPr>
+      <w:r>
+        <w:t>27. Early vs Current Research</w:t>
+      </w:r>
+    </w:p>
+    <w:tbl>
+      <w:tblPr>
+        <w:tblStyle w:val="TableGrid"/>
+        <w:tblW w:type="auto" w:w="0"/>
+        <w:tblLook w:firstColumn="1" w:firstRow="1" w:lastColumn="0" w:lastRow="0" w:noHBand="0" w:noVBand="1" w:val="04A0"/>
+      </w:tblPr>
+      <w:tblGrid>
+        <w:gridCol w:w="2340"/>
+        <w:gridCol w:w="2340"/>
+        <w:gridCol w:w="2340"/>
+        <w:gridCol w:w="2340"/>
+      </w:tblGrid>
+      <w:tr>
+        <w:tc>
+          <w:tcPr>
+            <w:tcW w:type="dxa" w:w="2340"/>
+          </w:tcPr>
+          <w:p>
+            <w:r>
+              <w:t>Dimension</w:t>
+            </w:r>
+          </w:p>
+        </w:tc>
+        <w:tc>
+          <w:tcPr>
+            <w:tcW w:type="dxa" w:w="2340"/>
+          </w:tcPr>
+          <w:p>
+            <w:r>
+              <w:t>Early Career</w:t>
+            </w:r>
+          </w:p>
+        </w:tc>
+        <w:tc>
+          <w:tcPr>
+            <w:tcW w:type="dxa" w:w="2340"/>
+          </w:tcPr>
+          <w:p>
+            <w:r>
+              <w:t>Mid Career</w:t>
+            </w:r>
+          </w:p>
+        </w:tc>
+        <w:tc>
+          <w:tcPr>
+            <w:tcW w:type="dxa" w:w="2340"/>
+          </w:tcPr>
+          <w:p>
+            <w:r>
+              <w:t>Current Specialization</w:t>
+            </w:r>
+          </w:p>
+        </w:tc>
+      </w:tr>
+      <w:tr>
+        <w:tc>
+          <w:tcPr>
+            <w:tcW w:type="dxa" w:w="2340"/>
+          </w:tcPr>
+          <w:p>
+            <w:r/>
+            <w:r>
+              <w:rPr>
+                <w:b/>
+              </w:rPr>
+              <w:t>Primary Research Domain</w:t>
+            </w:r>
+            <w:r/>
+          </w:p>
+        </w:tc>
+        <w:tc>
+          <w:tcPr>
+            <w:tcW w:type="dxa" w:w="2340"/>
+          </w:tcPr>
+          <w:p>
+            <w:r>
+              <w:t>Distributed Systems &amp; Networking</w:t>
+            </w:r>
+          </w:p>
+        </w:tc>
+        <w:tc>
+          <w:tcPr>
+            <w:tcW w:type="dxa" w:w="2340"/>
+          </w:tcPr>
+          <w:p>
+            <w:r>
+              <w:t>Networked Systems</w:t>
+            </w:r>
+          </w:p>
+        </w:tc>
+        <w:tc>
+          <w:tcPr>
+            <w:tcW w:type="dxa" w:w="2340"/>
+          </w:tcPr>
+          <w:p>
+            <w:r>
+              <w:t>Edge Computing &amp; Distributed AI</w:t>
+            </w:r>
+          </w:p>
+        </w:tc>
+      </w:tr>
+      <w:tr>
+        <w:tc>
+          <w:tcPr>
+            <w:tcW w:type="dxa" w:w="2340"/>
+          </w:tcPr>
+          <w:p>
+            <w:r/>
+            <w:r>
+              <w:rPr>
+                <w:b/>
+              </w:rPr>
+              <w:t>Core Technical Constraint</w:t>
+            </w:r>
+            <w:r/>
+          </w:p>
+        </w:tc>
+        <w:tc>
+          <w:tcPr>
+            <w:tcW w:type="dxa" w:w="2340"/>
+          </w:tcPr>
+          <w:p>
+            <w:r>
+              <w:t>Consensus &amp; Fault Tolerance</w:t>
+            </w:r>
+          </w:p>
+        </w:tc>
+        <w:tc>
+          <w:tcPr>
+            <w:tcW w:type="dxa" w:w="2340"/>
+          </w:tcPr>
+          <w:p>
+            <w:r>
+              <w:t>Battery Life &amp; Wireless Range</w:t>
+            </w:r>
+          </w:p>
+        </w:tc>
+        <w:tc>
+          <w:tcPr>
+            <w:tcW w:type="dxa" w:w="2340"/>
+          </w:tcPr>
+          <w:p>
+            <w:r>
+              <w:t>Inference Latency &amp; Memory</w:t>
+            </w:r>
+          </w:p>
+        </w:tc>
+      </w:tr>
+      <w:tr>
+        <w:tc>
+          <w:tcPr>
+            <w:tcW w:type="dxa" w:w="2340"/>
+          </w:tcPr>
+          <w:p>
+            <w:r/>
+            <w:r>
+              <w:rPr>
+                <w:b/>
+              </w:rPr>
+              <w:t>Evaluation Methodology</w:t>
+            </w:r>
+            <w:r/>
+          </w:p>
+        </w:tc>
+        <w:tc>
+          <w:tcPr>
+            <w:tcW w:type="dxa" w:w="2340"/>
+          </w:tcPr>
+          <w:p>
+            <w:r>
+              <w:t>Mathematical Modeling</w:t>
+            </w:r>
+          </w:p>
+        </w:tc>
+        <w:tc>
+          <w:tcPr>
+            <w:tcW w:type="dxa" w:w="2340"/>
+          </w:tcPr>
+          <w:p>
+            <w:r>
+              <w:t>Discrete Network Simulators</w:t>
+            </w:r>
+          </w:p>
+        </w:tc>
+        <w:tc>
+          <w:tcPr>
+            <w:tcW w:type="dxa" w:w="2340"/>
+          </w:tcPr>
+          <w:p>
+            <w:r>
+              <w:t>Hardware Testbeds &amp; AI Clusters</w:t>
+            </w:r>
+          </w:p>
+        </w:tc>
+      </w:tr>
+      <w:tr>
+        <w:tc>
+          <w:tcPr>
+            <w:tcW w:type="dxa" w:w="2340"/>
+          </w:tcPr>
+          <w:p>
+            <w:r/>
+            <w:r>
+              <w:rPr>
+                <w:b/>
+              </w:rPr>
+              <w:t>Target Computing Fabric</w:t>
+            </w:r>
+            <w:r/>
+          </w:p>
+        </w:tc>
+        <w:tc>
+          <w:tcPr>
+            <w:tcW w:type="dxa" w:w="2340"/>
+          </w:tcPr>
+          <w:p>
+            <w:r>
+              <w:t>Networked Workstations</w:t>
+            </w:r>
+          </w:p>
+        </w:tc>
+        <w:tc>
+          <w:tcPr>
+            <w:tcW w:type="dxa" w:w="2340"/>
+          </w:tcPr>
+          <w:p>
+            <w:r>
+              <w:t>Wireless Sensor Nodes</w:t>
+            </w:r>
+          </w:p>
+        </w:tc>
+        <w:tc>
+          <w:tcPr>
+            <w:tcW w:type="dxa" w:w="2340"/>
+          </w:tcPr>
+          <w:p>
+            <w:r>
+              <w:t>Heterogeneous Edge Devices &amp; Cloudlets</w:t>
+            </w:r>
+          </w:p>
+        </w:tc>
+      </w:tr>
+      <w:tr>
+        <w:tc>
+          <w:tcPr>
+            <w:tcW w:type="dxa" w:w="2340"/>
+          </w:tcPr>
+          <w:p>
+            <w:r/>
+            <w:r>
+              <w:rPr>
+                <w:b/>
+              </w:rPr>
+              <w:t>Research Identity</w:t>
+            </w:r>
+            <w:r/>
+          </w:p>
+        </w:tc>
+        <w:tc>
+          <w:tcPr>
+            <w:tcW w:type="dxa" w:w="2340"/>
+          </w:tcPr>
+          <w:p>
+            <w:r>
+              <w:t>Distributed Systems Theorist</w:t>
+            </w:r>
+          </w:p>
+        </w:tc>
+        <w:tc>
+          <w:tcPr>
+            <w:tcW w:type="dxa" w:w="2340"/>
+          </w:tcPr>
+          <w:p>
+            <w:r>
+              <w:t>Pervasive Network Pioneer</w:t>
+            </w:r>
+          </w:p>
+        </w:tc>
+        <w:tc>
+          <w:tcPr>
+            <w:tcW w:type="dxa" w:w="2340"/>
+          </w:tcPr>
+          <w:p>
+            <w:r>
+              <w:t>Edge Intelligence Authority</w:t>
+            </w:r>
+          </w:p>
+        </w:tc>
+      </w:tr>
+    </w:tbl>
+    <w:p>
+      <w:pPr>
+        <w:spacing w:after="120"/>
+      </w:pPr>
+    </w:p>
+    <w:p>
+      <w:r>
+        <w:t>---</w:t>
+      </w:r>
+    </w:p>
+    <w:p>
+      <w:pPr>
+        <w:pStyle w:val="Heading1"/>
+        <w:spacing w:before="280" w:after="80"/>
+      </w:pPr>
+      <w:r>
+        <w:t>28. Research Environment &amp; Infrastructure</w:t>
       </w:r>
     </w:p>
     <w:p>
@@ -145,10 +3716,10 @@
         <w:rPr>
           <w:b/>
         </w:rPr>
-        <w:t>Country:</w:t>
-      </w:r>
-      <w:r>
-        <w:t xml:space="preserve"> Hong Kong</w:t>
+        <w:t>Department:</w:t>
+      </w:r>
+      <w:r>
+        <w:t xml:space="preserve"> Department of Computing (COMP)</w:t>
       </w:r>
     </w:p>
     <w:p>
@@ -160,10 +3731,10 @@
         <w:rPr>
           <w:b/>
         </w:rPr>
-        <w:t>Department:</w:t>
-      </w:r>
-      <w:r>
-        <w:t xml:space="preserve"> Department of Computing (COMP)</w:t>
+        <w:t>Laboratory:</w:t>
+      </w:r>
+      <w:r>
+        <w:t xml:space="preserve"> Pervasive AI &amp; Cloud-Edge Systems Group</w:t>
       </w:r>
     </w:p>
     <w:p>
@@ -175,10 +3746,10 @@
         <w:rPr>
           <w:b/>
         </w:rPr>
-        <w:t>Primary Research Area:</w:t>
-      </w:r>
-      <w:r>
-        <w:t xml:space="preserve"> Edge Intelligence, Mobile Edge Computing, Federated Learning</w:t>
+        <w:t>Associated Research Centers:</w:t>
+      </w:r>
+      <w:r>
+        <w:t xml:space="preserve"> Internet and Mobile Computing Laboratory (IMCL), Research Centre for Data Science and Artificial Intelligence, Photonics Research Institute</w:t>
       </w:r>
     </w:p>
     <w:p>
@@ -190,10 +3761,10 @@
         <w:rPr>
           <w:b/>
         </w:rPr>
-        <w:t>Overall Suitability Score:</w:t>
-      </w:r>
-      <w:r>
-        <w:t xml:space="preserve"> 100.0% (Tier 1)</w:t>
+        <w:t>Hardware &amp; Systems Testbeds:</w:t>
+      </w:r>
+      <w:r>
+        <w:t xml:space="preserve"> 32-node GPU/Edge NPU Testbed (Jetson AGX/Xavier), Local Kubernetes Cloud-Edge Cluster</w:t>
       </w:r>
     </w:p>
     <w:p>
@@ -205,651 +3776,24 @@
         <w:rPr>
           <w:b/>
         </w:rPr>
-        <w:t>Funding Pathway:</w:t>
-      </w:r>
-      <w:r>
-        <w:t xml:space="preserve"> PolyU Presidential PhD Fellowship Scheme (PPPFS) (Annual cash award of HK$40,000 + full tuition waiver + monthly stipend)</w:t>
+        <w:t>Graduate School:</w:t>
+      </w:r>
+      <w:r>
+        <w:t xml:space="preserve"> [https://www.polyu.edu.hk/gs/](https://www.polyu.edu.hk/gs/)</w:t>
       </w:r>
     </w:p>
     <w:p>
-      <w:pPr>
-        <w:pStyle w:val="ListBullet"/>
-      </w:pPr>
-      <w:r/>
-      <w:r>
-        <w:rPr>
-          <w:b/>
-        </w:rPr>
-        <w:t>Recruitment Posture:</w:t>
-      </w:r>
-      <w:r>
-        <w:t xml:space="preserve"> CONFIRMED_ACTIVE (Confidence: 95%)</w:t>
+      <w:r>
+        <w:t>---</w:t>
       </w:r>
     </w:p>
     <w:p>
-      <w:r>
-        <w:t>---</w:t>
-      </w:r>
-    </w:p>
-    <w:p>
       <w:pPr>
         <w:pStyle w:val="Heading1"/>
         <w:spacing w:before="280" w:after="80"/>
       </w:pPr>
       <w:r>
-        <w:t>2. Professor Identity</w:t>
-      </w:r>
-    </w:p>
-    <w:p>
-      <w:pPr>
-        <w:pStyle w:val="ListBullet"/>
-      </w:pPr>
-      <w:r/>
-      <w:r>
-        <w:rPr>
-          <w:b/>
-        </w:rPr>
-        <w:t>Full Academic Name:</w:t>
-      </w:r>
-      <w:r>
-        <w:t xml:space="preserve"> Prof. Song Guo</w:t>
-      </w:r>
-    </w:p>
-    <w:p>
-      <w:pPr>
-        <w:pStyle w:val="ListBullet"/>
-      </w:pPr>
-      <w:r/>
-      <w:r>
-        <w:rPr>
-          <w:b/>
-        </w:rPr>
-        <w:t>Title &amp; Position:</w:t>
-      </w:r>
-      <w:r>
-        <w:t xml:space="preserve"> Chair Professor of Distributed and Mobile Computing, IEEE Fellow, Member of European Academy of Sciences</w:t>
-      </w:r>
-    </w:p>
-    <w:p>
-      <w:pPr>
-        <w:pStyle w:val="ListBullet"/>
-      </w:pPr>
-      <w:r/>
-      <w:r>
-        <w:rPr>
-          <w:b/>
-        </w:rPr>
-        <w:t>Institution:</w:t>
-      </w:r>
-      <w:r>
-        <w:t xml:space="preserve"> The Hong Kong Polytechnic University</w:t>
-      </w:r>
-    </w:p>
-    <w:p>
-      <w:pPr>
-        <w:pStyle w:val="ListBullet"/>
-      </w:pPr>
-      <w:r/>
-      <w:r>
-        <w:rPr>
-          <w:b/>
-        </w:rPr>
-        <w:t>Department / School:</w:t>
-      </w:r>
-      <w:r>
-        <w:t xml:space="preserve"> Department of Computing (COMP)</w:t>
-      </w:r>
-    </w:p>
-    <w:p>
-      <w:pPr>
-        <w:pStyle w:val="ListBullet"/>
-      </w:pPr>
-      <w:r/>
-      <w:r>
-        <w:rPr>
-          <w:b/>
-        </w:rPr>
-        <w:t>Research Group / Lab:</w:t>
-      </w:r>
-      <w:r>
-        <w:t xml:space="preserve"> Pervasive AI &amp; Cloud-Edge Systems Group</w:t>
-      </w:r>
-    </w:p>
-    <w:p>
-      <w:pPr>
-        <w:pStyle w:val="ListBullet"/>
-      </w:pPr>
-      <w:r/>
-      <w:r>
-        <w:rPr>
-          <w:b/>
-        </w:rPr>
-        <w:t>Official Institutional Profile:</w:t>
-      </w:r>
-      <w:r>
-        <w:t xml:space="preserve"> [https://www.polyu.edu.hk/comp/people/academic-staff/prof-guo-song/](https://www.polyu.edu.hk/comp/people/academic-staff/prof-guo-song/)</w:t>
-      </w:r>
-    </w:p>
-    <w:p>
-      <w:r>
-        <w:t>---</w:t>
-      </w:r>
-    </w:p>
-    <w:p>
-      <w:pPr>
-        <w:pStyle w:val="Heading1"/>
-        <w:spacing w:before="280" w:after="80"/>
-      </w:pPr>
-      <w:r>
-        <w:t>3. Contact Information &amp; Academic Profiles</w:t>
-      </w:r>
-    </w:p>
-    <w:p>
-      <w:pPr>
-        <w:pStyle w:val="ListBullet"/>
-      </w:pPr>
-      <w:r/>
-      <w:r>
-        <w:rPr>
-          <w:b/>
-        </w:rPr>
-        <w:t>Institutional Email:</w:t>
-      </w:r>
-      <w:r>
-        <w:t xml:space="preserve"> Available via official university portal</w:t>
-      </w:r>
-    </w:p>
-    <w:p>
-      <w:pPr>
-        <w:pStyle w:val="ListBullet"/>
-      </w:pPr>
-      <w:r/>
-      <w:r>
-        <w:rPr>
-          <w:b/>
-        </w:rPr>
-        <w:t>Official Website:</w:t>
-      </w:r>
-      <w:r>
-        <w:t xml:space="preserve"> [https://www.comp.polyu.edu.hk/~cssongguo/](https://www.comp.polyu.edu.hk/~cssongguo/)</w:t>
-      </w:r>
-    </w:p>
-    <w:p>
-      <w:pPr>
-        <w:pStyle w:val="ListBullet"/>
-      </w:pPr>
-      <w:r/>
-      <w:r>
-        <w:rPr>
-          <w:b/>
-        </w:rPr>
-        <w:t>Google Scholar:</w:t>
-      </w:r>
-      <w:r>
-        <w:t xml:space="preserve"> [https://scholar.google.com/citations?user=k7xL1bUAAAAJ](https://scholar.google.com/citations?user=k7xL1bUAAAAJ)</w:t>
-      </w:r>
-    </w:p>
-    <w:p>
-      <w:pPr>
-        <w:pStyle w:val="ListBullet"/>
-      </w:pPr>
-      <w:r/>
-      <w:r>
-        <w:rPr>
-          <w:b/>
-        </w:rPr>
-        <w:t>ORCID:</w:t>
-      </w:r>
-      <w:r>
-        <w:t xml:space="preserve"> 0000-0001-9497-6019</w:t>
-      </w:r>
-    </w:p>
-    <w:p>
-      <w:pPr>
-        <w:pStyle w:val="ListBullet"/>
-      </w:pPr>
-      <w:r/>
-      <w:r>
-        <w:rPr>
-          <w:b/>
-        </w:rPr>
-        <w:t>DBLP:</w:t>
-      </w:r>
-      <w:r>
-        <w:t xml:space="preserve"> [https://dblp.org/pid/g/SongGuo.html](https://dblp.org/pid/g/SongGuo.html)</w:t>
-      </w:r>
-    </w:p>
-    <w:p>
-      <w:r>
-        <w:t>---</w:t>
-      </w:r>
-    </w:p>
-    <w:p>
-      <w:pPr>
-        <w:pStyle w:val="Heading1"/>
-        <w:spacing w:before="280" w:after="80"/>
-      </w:pPr>
-      <w:r>
-        <w:t>4. Research Areas &amp; Keywords</w:t>
-      </w:r>
-    </w:p>
-    <w:p>
-      <w:pPr>
-        <w:pStyle w:val="ListBullet"/>
-      </w:pPr>
-      <w:r/>
-      <w:r>
-        <w:rPr>
-          <w:b/>
-        </w:rPr>
-        <w:t>Core Domains:</w:t>
-      </w:r>
-      <w:r>
-        <w:t xml:space="preserve"> Edge Intelligence, Mobile Edge Computing, Federated Learning, Cloud-Edge Collaborative Systems, Distributed AI</w:t>
-      </w:r>
-    </w:p>
-    <w:p>
-      <w:pPr>
-        <w:pStyle w:val="ListBullet"/>
-      </w:pPr>
-      <w:r/>
-      <w:r>
-        <w:rPr>
-          <w:b/>
-        </w:rPr>
-        <w:t>Summary of Research Agenda:</w:t>
-      </w:r>
-      <w:r>
-        <w:t xml:space="preserve"> Internationally renowned researcher in Edge AI and distributed machine learning systems. Editor-in-Chief of IEEE Open Journal of the Computer Society; pioneering works in split learning and federated edge optimization.</w:t>
-      </w:r>
-    </w:p>
-    <w:p>
-      <w:pPr>
-        <w:pStyle w:val="ListBullet"/>
-      </w:pPr>
-      <w:r/>
-      <w:r>
-        <w:rPr>
-          <w:b/>
-        </w:rPr>
-        <w:t>Key Methodological Paradigms:</w:t>
-      </w:r>
-      <w:r>
-        <w:t xml:space="preserve"> Theoretical Optimization, Convex &amp; Non-convex Analysis, PyTorch Systems Implementation</w:t>
-      </w:r>
-    </w:p>
-    <w:p>
-      <w:r>
-        <w:t>---</w:t>
-      </w:r>
-    </w:p>
-    <w:p>
-      <w:pPr>
-        <w:pStyle w:val="Heading1"/>
-        <w:spacing w:before="280" w:after="80"/>
-      </w:pPr>
-      <w:r>
-        <w:t>5. Research Alignment with Applicant Profile</w:t>
-      </w:r>
-    </w:p>
-    <w:p>
-      <w:pPr>
-        <w:pStyle w:val="ListBullet"/>
-      </w:pPr>
-      <w:r/>
-      <w:r>
-        <w:rPr>
-          <w:b/>
-        </w:rPr>
-        <w:t>Target Field:</w:t>
-      </w:r>
-      <w:r>
-        <w:t xml:space="preserve"> Edge Computing, Edge AI &amp; Distributed Systems</w:t>
-      </w:r>
-    </w:p>
-    <w:p>
-      <w:pPr>
-        <w:pStyle w:val="ListBullet"/>
-      </w:pPr>
-      <w:r/>
-      <w:r>
-        <w:rPr>
-          <w:b/>
-        </w:rPr>
-        <w:t>Topic Alignment:</w:t>
-      </w:r>
-      <w:r>
-        <w:t xml:space="preserve"> Leading world expert on edge intelligence, model pruning for edge devices, and federated edge computing.</w:t>
-      </w:r>
-    </w:p>
-    <w:p>
-      <w:pPr>
-        <w:pStyle w:val="ListBullet"/>
-      </w:pPr>
-      <w:r/>
-      <w:r>
-        <w:rPr>
-          <w:b/>
-        </w:rPr>
-        <w:t>Applicant Background Match:</w:t>
-      </w:r>
-      <w:r>
-        <w:t xml:space="preserve"> Synergizes directly with BSc Computer Engineering foundations, software/iOS engineering experience, and distributed systems algorithms.</w:t>
-      </w:r>
-    </w:p>
-    <w:p>
-      <w:r>
-        <w:t>---</w:t>
-      </w:r>
-    </w:p>
-    <w:p>
-      <w:pPr>
-        <w:pStyle w:val="Heading1"/>
-        <w:spacing w:before="280" w:after="80"/>
-      </w:pPr>
-      <w:r>
-        <w:t>6. Recent Publications</w:t>
-      </w:r>
-    </w:p>
-    <w:p>
-      <w:pPr>
-        <w:pStyle w:val="Heading2"/>
-        <w:spacing w:before="200" w:after="60"/>
-      </w:pPr>
-      <w:r>
-        <w:t>Cloud-Edge Collaborative Intelligence: Architectures, Challenges, and Open Directions (2020)</w:t>
-      </w:r>
-    </w:p>
-    <w:p>
-      <w:pPr>
-        <w:pStyle w:val="ListBullet"/>
-      </w:pPr>
-      <w:r/>
-      <w:r>
-        <w:rPr>
-          <w:b/>
-        </w:rPr>
-        <w:t>Authors:</w:t>
-      </w:r>
-      <w:r>
-        <w:t xml:space="preserve"> Song Guo, Zhipeng Cheng, Haozhao Wang</w:t>
-      </w:r>
-    </w:p>
-    <w:p>
-      <w:pPr>
-        <w:pStyle w:val="ListBullet"/>
-      </w:pPr>
-      <w:r/>
-      <w:r>
-        <w:rPr>
-          <w:b/>
-        </w:rPr>
-        <w:t>Venue:</w:t>
-      </w:r>
-      <w:r>
-        <w:t xml:space="preserve"> IEEE Network</w:t>
-      </w:r>
-    </w:p>
-    <w:p>
-      <w:pPr>
-        <w:pStyle w:val="ListBullet"/>
-      </w:pPr>
-      <w:r/>
-      <w:r>
-        <w:rPr>
-          <w:b/>
-        </w:rPr>
-        <w:t>Reference / DOI:</w:t>
-      </w:r>
-      <w:r>
-        <w:t xml:space="preserve"> [https://doi.org/10.1109/MNET.011.2000155](https://doi.org/10.1109/MNET.011.2000155)</w:t>
-      </w:r>
-    </w:p>
-    <w:p>
-      <w:pPr>
-        <w:pStyle w:val="ListBullet"/>
-      </w:pPr>
-      <w:r/>
-      <w:r>
-        <w:rPr>
-          <w:b/>
-        </w:rPr>
-        <w:t>Research Problem:</w:t>
-      </w:r>
-      <w:r>
-        <w:t xml:space="preserve"> Bridging the compute divide between massive hyperscale cloud models and resource-limited edge nodes.</w:t>
-      </w:r>
-    </w:p>
-    <w:p>
-      <w:pPr>
-        <w:pStyle w:val="ListBullet"/>
-      </w:pPr>
-      <w:r/>
-      <w:r>
-        <w:rPr>
-          <w:b/>
-        </w:rPr>
-        <w:t>Approach / Methodology:</w:t>
-      </w:r>
-      <w:r>
-        <w:t xml:space="preserve"> Hierarchical collaboration scheme separating continuous model adaptation at edge from parameter training at cloud.</w:t>
-      </w:r>
-    </w:p>
-    <w:p>
-      <w:pPr>
-        <w:pStyle w:val="ListBullet"/>
-      </w:pPr>
-      <w:r/>
-      <w:r>
-        <w:rPr>
-          <w:b/>
-        </w:rPr>
-        <w:t>Key Contribution:</w:t>
-      </w:r>
-      <w:r>
-        <w:t xml:space="preserve"> Taxonomy of split inference, model slicing, and continuous edge learning.</w:t>
-      </w:r>
-    </w:p>
-    <w:p>
-      <w:pPr>
-        <w:pStyle w:val="ListBullet"/>
-      </w:pPr>
-      <w:r/>
-      <w:r>
-        <w:rPr>
-          <w:b/>
-        </w:rPr>
-        <w:t>Edge Computing Relevance:</w:t>
-      </w:r>
-      <w:r>
-        <w:t xml:space="preserve"> Foundational architecture paper for edge intelligence and cloud-edge synergy.</w:t>
-      </w:r>
-    </w:p>
-    <w:p>
-      <w:pPr>
-        <w:pStyle w:val="Heading2"/>
-        <w:spacing w:before="200" w:after="60"/>
-      </w:pPr>
-      <w:r>
-        <w:t>Structured Model Pruning for Heterogeneous Edge Federated Learning (2023)</w:t>
-      </w:r>
-    </w:p>
-    <w:p>
-      <w:pPr>
-        <w:pStyle w:val="ListBullet"/>
-      </w:pPr>
-      <w:r/>
-      <w:r>
-        <w:rPr>
-          <w:b/>
-        </w:rPr>
-        <w:t>Authors:</w:t>
-      </w:r>
-      <w:r>
-        <w:t xml:space="preserve"> Haozhao Wang, Song Guo, Bin Tang</w:t>
-      </w:r>
-    </w:p>
-    <w:p>
-      <w:pPr>
-        <w:pStyle w:val="ListBullet"/>
-      </w:pPr>
-      <w:r/>
-      <w:r>
-        <w:rPr>
-          <w:b/>
-        </w:rPr>
-        <w:t>Venue:</w:t>
-      </w:r>
-      <w:r>
-        <w:t xml:space="preserve"> IEEE Transactions on Parallel and Distributed Systems</w:t>
-      </w:r>
-    </w:p>
-    <w:p>
-      <w:pPr>
-        <w:pStyle w:val="ListBullet"/>
-      </w:pPr>
-      <w:r/>
-      <w:r>
-        <w:rPr>
-          <w:b/>
-        </w:rPr>
-        <w:t>Reference / DOI:</w:t>
-      </w:r>
-      <w:r>
-        <w:t xml:space="preserve"> [https://doi.org/10.1109/TPDS.2023.3259821](https://doi.org/10.1109/TPDS.2023.3259821)</w:t>
-      </w:r>
-    </w:p>
-    <w:p>
-      <w:pPr>
-        <w:pStyle w:val="ListBullet"/>
-      </w:pPr>
-      <w:r/>
-      <w:r>
-        <w:rPr>
-          <w:b/>
-        </w:rPr>
-        <w:t>Research Problem:</w:t>
-      </w:r>
-      <w:r>
-        <w:t xml:space="preserve"> Client compute heterogeneity in federated learning causes lagging nodes (stragglers) to bottleneck convergence.</w:t>
-      </w:r>
-    </w:p>
-    <w:p>
-      <w:pPr>
-        <w:pStyle w:val="ListBullet"/>
-      </w:pPr>
-      <w:r/>
-      <w:r>
-        <w:rPr>
-          <w:b/>
-        </w:rPr>
-        <w:t>Approach / Methodology:</w:t>
-      </w:r>
-      <w:r>
-        <w:t xml:space="preserve"> Channel-wise structured pruning customized to individual client hardware capacity during local epochs.</w:t>
-      </w:r>
-    </w:p>
-    <w:p>
-      <w:pPr>
-        <w:pStyle w:val="ListBullet"/>
-      </w:pPr>
-      <w:r/>
-      <w:r>
-        <w:rPr>
-          <w:b/>
-        </w:rPr>
-        <w:t>Key Contribution:</w:t>
-      </w:r>
-      <w:r>
-        <w:t xml:space="preserve"> Theoretical proof of convergence under heterogeneous model architectures; 4.1x communication reduction.</w:t>
-      </w:r>
-    </w:p>
-    <w:p>
-      <w:pPr>
-        <w:pStyle w:val="ListBullet"/>
-      </w:pPr>
-      <w:r/>
-      <w:r>
-        <w:rPr>
-          <w:b/>
-        </w:rPr>
-        <w:t>Edge Computing Relevance:</w:t>
-      </w:r>
-      <w:r>
-        <w:t xml:space="preserve"> Core federated learning and TinyML intersection for PhD research.</w:t>
-      </w:r>
-    </w:p>
-    <w:p>
-      <w:r>
-        <w:t>---</w:t>
-      </w:r>
-    </w:p>
-    <w:p>
-      <w:pPr>
-        <w:pStyle w:val="Heading1"/>
-        <w:spacing w:before="280" w:after="80"/>
-      </w:pPr>
-      <w:r>
-        <w:t>7. Publication &amp; Trajectory Trend</w:t>
-      </w:r>
-    </w:p>
-    <w:p>
-      <w:pPr>
-        <w:pStyle w:val="ListBullet"/>
-      </w:pPr>
-      <w:r/>
-      <w:r>
-        <w:rPr>
-          <w:b/>
-        </w:rPr>
-        <w:t>Research Trajectory:</w:t>
-      </w:r>
-      <w:r>
-        <w:t xml:space="preserve"> Pioneered energy-harvesting network protocols and cloud datacenter management before shifting to Edge Intelligence, distributed machine learning systems, and green Edge AI.</w:t>
-      </w:r>
-    </w:p>
-    <w:p>
-      <w:pPr>
-        <w:pStyle w:val="ListBullet"/>
-      </w:pPr>
-      <w:r/>
-      <w:r>
-        <w:rPr>
-          <w:b/>
-        </w:rPr>
-        <w:t>Historical Focus:</w:t>
-      </w:r>
-      <w:r>
-        <w:t xml:space="preserve"> Foundational distributed protocols, networking infrastructure, and resource allocation.</w:t>
-      </w:r>
-    </w:p>
-    <w:p>
-      <w:pPr>
-        <w:pStyle w:val="ListBullet"/>
-      </w:pPr>
-      <w:r/>
-      <w:r>
-        <w:rPr>
-          <w:b/>
-        </w:rPr>
-        <w:t>Modern Evolution:</w:t>
-      </w:r>
-      <w:r>
-        <w:t xml:space="preserve"> Autonomous Edge AI, low-latency stream processing, privacy-preserving machine learning, and heterogeneous hardware accelerators.</w:t>
-      </w:r>
-    </w:p>
-    <w:p>
-      <w:r>
-        <w:t>---</w:t>
-      </w:r>
-    </w:p>
-    <w:p>
-      <w:pPr>
-        <w:pStyle w:val="Heading1"/>
-        <w:spacing w:before="280" w:after="80"/>
-      </w:pPr>
-      <w:r>
-        <w:t>8. Major Research Projects</w:t>
+        <w:t>29. Funding Opportunities, Pathways &amp; Eligibility</w:t>
       </w:r>
     </w:p>
     <w:p>
@@ -864,7 +3808,7 @@
         <w:t>RGC Theme-based Research Scheme: Trustworthy Edge Intelligence:</w:t>
       </w:r>
       <w:r>
-        <w:t xml:space="preserve"> Active multi-year research project advancing next-generation distributed execution.</w:t>
+        <w:t xml:space="preserve"> Provider: National Research Council / University Research Fund | Type: RESEARCH_GRANT | Stipend: Supports doctoral student stipends &amp; hardware equipment | Tuition: Grant-supported doctoral positions | Duration: 3–5 Years | International Eligibility: ELIGIBLE | Dependant Support: Full-time doctoral students in Hong Kong may sponsor legal s | Deadline: Aligned with faculty recruitment cycle</w:t>
       </w:r>
     </w:p>
     <w:p>
@@ -879,7 +3823,7 @@
         <w:t>Communication-Efficient Federated Learning across Non-IID Mobile Clients:</w:t>
       </w:r>
       <w:r>
-        <w:t xml:space="preserve"> Active multi-year research project advancing next-generation distributed execution.</w:t>
+        <w:t xml:space="preserve"> Provider: National Research Council / University Research Fund | Type: RESEARCH_GRANT | Stipend: Supports doctoral student stipends &amp; hardware equipment | Tuition: Grant-supported doctoral positions | Duration: 3–5 Years | International Eligibility: ELIGIBLE | Dependant Support: Full-time doctoral students in Hong Kong may sponsor legal s | Deadline: Aligned with faculty recruitment cycle</w:t>
       </w:r>
     </w:p>
     <w:p>
@@ -894,21 +3838,7 @@
         <w:t>Edge-Native Foundation Model Compression and Acceleration:</w:t>
       </w:r>
       <w:r>
-        <w:t xml:space="preserve"> Active multi-year research project advancing next-generation distributed execution.</w:t>
-      </w:r>
-    </w:p>
-    <w:p>
-      <w:r>
-        <w:t>---</w:t>
-      </w:r>
-    </w:p>
-    <w:p>
-      <w:pPr>
-        <w:pStyle w:val="Heading1"/>
-        <w:spacing w:before="280" w:after="80"/>
-      </w:pPr>
-      <w:r>
-        <w:t>9. Research Funding &amp; Grants</w:t>
+        <w:t xml:space="preserve"> Provider: National Research Council / University Research Fund | Type: RESEARCH_GRANT | Stipend: Supports doctoral student stipends &amp; hardware equipment | Tuition: Grant-supported doctoral positions | Duration: 3–5 Years | International Eligibility: ELIGIBLE | Dependant Support: Full-time doctoral students in Hong Kong may sponsor legal s | Deadline: Aligned with faculty recruitment cycle</w:t>
       </w:r>
     </w:p>
     <w:p>
@@ -920,1150 +3850,89 @@
         <w:rPr>
           <w:b/>
         </w:rPr>
-        <w:t>National Science Foundation Research Grant:</w:t>
-      </w:r>
-      <w:r>
-        <w:t xml:space="preserve"> Publicly documented research award supporting doctoral research staff.</w:t>
+        <w:t>PolyU Presidential PhD Fellowship Scheme (PPPFS):</w:t>
+      </w:r>
+      <w:r>
+        <w:t xml:space="preserve"> Provider: Research Grants Council (RGC) / University | Type: FULLY_FUNDED | Stipend: Annual cash award of HK$40,000 + full tuition waiver + monthly stipend | Tuition: Full tuition waiver (HK$42,100 / year) | Duration: Up to 4 years | International Eligibility: ELIGIBLE | Dependant Support: PERMITTED | Deadline: 2026-12-01 23:59:59 HKT</w:t>
       </w:r>
     </w:p>
     <w:p>
-      <w:pPr>
-        <w:pStyle w:val="ListBullet"/>
-      </w:pPr>
-      <w:r/>
-      <w:r>
-        <w:rPr>
-          <w:b/>
-        </w:rPr>
-        <w:t>Government Excellence Cluster:</w:t>
-      </w:r>
-      <w:r>
-        <w:t xml:space="preserve"> Publicly documented research award supporting doctoral research staff.</w:t>
+      <w:r>
+        <w:t>---</w:t>
       </w:r>
     </w:p>
     <w:p>
-      <w:r>
-        <w:t>---</w:t>
+      <w:pPr>
+        <w:pStyle w:val="Heading1"/>
+        <w:spacing w:before="280" w:after="80"/>
+      </w:pPr>
+      <w:r>
+        <w:t>30. Final Professor Profile</w:t>
       </w:r>
     </w:p>
     <w:p>
       <w:pPr>
+        <w:pStyle w:val="Heading2"/>
+        <w:spacing w:before="200" w:after="60"/>
+      </w:pPr>
+      <w:r>
+        <w:t>Who is this professor as a researcher?</w:t>
+      </w:r>
+    </w:p>
+    <w:p>
+      <w:r>
+        <w:t>Prof. Song Guo is an active academic authority at The Hong Kong Polytechnic University, leading research within the Pervasive AI &amp; Cloud-Edge Systems Group. Over a prolific academic trajectory spanning from 2020 to 2023, Prof. Song Guo has pioneered systems-grounded solutions addressing foundational distributed systems, resource-constrained networking, and state-of-the-art Edge Intelligence architectures.</w:t>
+      </w:r>
+    </w:p>
+    <w:p>
+      <w:pPr>
+        <w:pStyle w:val="Heading2"/>
+        <w:spacing w:before="200" w:after="60"/>
+      </w:pPr>
+      <w:r>
+        <w:t>One-Sentence Research Identity:</w:t>
+      </w:r>
+    </w:p>
+    <w:p>
+      <w:r>
+        <w:t>&gt; "Prof. Song Guo is primarily a researcher in Edge Intelligence, with expertise spanning Mobile Edge Computing, Federated Learning, with recent work increasingly focused on Collaborative Edge Intelligence (Split Inference &amp; Early-Exit DNNs)."</w:t>
+      </w:r>
+    </w:p>
+    <w:p>
+      <w:r>
+        <w:t>---</w:t>
+      </w:r>
+    </w:p>
+    <w:p>
+      <w:pPr>
         <w:pStyle w:val="Heading1"/>
         <w:spacing w:before="280" w:after="80"/>
       </w:pPr>
       <w:r>
-        <w:t>10. Research Group / Laboratory</w:t>
+        <w:t>31. Final Supervisor Recommendation</w:t>
       </w:r>
     </w:p>
     <w:p>
       <w:pPr>
-        <w:pStyle w:val="ListBullet"/>
-      </w:pPr>
-      <w:r/>
-      <w:r>
-        <w:rPr>
-          <w:b/>
-        </w:rPr>
-        <w:t>Laboratory Name:</w:t>
-      </w:r>
-      <w:r>
-        <w:t xml:space="preserve"> Pervasive AI &amp; Cloud-Edge Systems Group</w:t>
+        <w:pStyle w:val="Heading2"/>
+        <w:spacing w:before="200" w:after="60"/>
+      </w:pPr>
+      <w:r>
+        <w:t>Recommendation: STRONGLY RECOMMEND APPROACHING (Tier 1 Priority). Exceptional research fit (100.0%), verified recruitment standing (CONFIRMED_ACTIVE), and immediate proposal synergy with your Computer Engineering and software systems background.</w:t>
       </w:r>
     </w:p>
     <w:p>
-      <w:pPr>
-        <w:pStyle w:val="ListBullet"/>
-      </w:pPr>
-      <w:r/>
-      <w:r>
-        <w:rPr>
-          <w:b/>
-        </w:rPr>
-        <w:t>Laboratory Focus:</w:t>
-      </w:r>
-      <w:r>
-        <w:t xml:space="preserve"> High-performance, resilient, and adaptive distributed computing systems.</w:t>
+      <w:r>
+        <w:t>---</w:t>
       </w:r>
     </w:p>
     <w:p>
       <w:pPr>
-        <w:pStyle w:val="ListBullet"/>
-      </w:pPr>
-      <w:r/>
-      <w:r>
-        <w:rPr>
-          <w:b/>
-        </w:rPr>
-        <w:t>Collaboration Culture:</w:t>
-      </w:r>
-      <w:r>
-        <w:t xml:space="preserve"> Active doctoral cohort with dedicated testbeds, weekly research seminars, and open-source software contributions.</w:t>
-      </w:r>
-    </w:p>
-    <w:p>
-      <w:r>
-        <w:t>---</w:t>
-      </w:r>
-    </w:p>
-    <w:p>
-      <w:pPr>
         <w:pStyle w:val="Heading1"/>
         <w:spacing w:before="280" w:after="80"/>
       </w:pPr>
       <w:r>
-        <w:t>11. Department Strength</w:t>
-      </w:r>
-    </w:p>
-    <w:p>
-      <w:pPr>
-        <w:pStyle w:val="ListBullet"/>
-      </w:pPr>
-      <w:r/>
-      <w:r>
-        <w:rPr>
-          <w:b/>
-        </w:rPr>
-        <w:t>Department:</w:t>
-      </w:r>
-      <w:r>
-        <w:t xml:space="preserve"> Department of Computing (COMP) at The Hong Kong Polytechnic University</w:t>
-      </w:r>
-    </w:p>
-    <w:p>
-      <w:pPr>
-        <w:pStyle w:val="ListBullet"/>
-      </w:pPr>
-      <w:r/>
-      <w:r>
-        <w:rPr>
-          <w:b/>
-        </w:rPr>
-        <w:t>International Standing:</w:t>
-      </w:r>
-      <w:r>
-        <w:t xml:space="preserve"> Consistently ranked among leading global institutions in Computer Systems, Telecommunications, and Informatics.</w:t>
-      </w:r>
-    </w:p>
-    <w:p>
-      <w:r>
-        <w:t>---</w:t>
-      </w:r>
-    </w:p>
-    <w:p>
-      <w:pPr>
-        <w:pStyle w:val="Heading1"/>
-        <w:spacing w:before="280" w:after="80"/>
-      </w:pPr>
-      <w:r>
-        <w:t>12. University Research Environment</w:t>
-      </w:r>
-    </w:p>
-    <w:p>
-      <w:pPr>
-        <w:pStyle w:val="ListBullet"/>
-      </w:pPr>
-      <w:r/>
-      <w:r>
-        <w:rPr>
-          <w:b/>
-        </w:rPr>
-        <w:t>Associated Research Centers:</w:t>
-      </w:r>
-      <w:r>
-        <w:t xml:space="preserve"> Internet and Mobile Computing Laboratory (IMCL), Research Centre for Data Science and Artificial Intelligence, Photonics Research Institute</w:t>
-      </w:r>
-    </w:p>
-    <w:p>
-      <w:pPr>
-        <w:pStyle w:val="ListBullet"/>
-      </w:pPr>
-      <w:r/>
-      <w:r>
-        <w:rPr>
-          <w:b/>
-        </w:rPr>
-        <w:t>Graduate School:</w:t>
-      </w:r>
-      <w:r>
-        <w:t xml:space="preserve"> [https://www.polyu.edu.hk/gs/](https://www.polyu.edu.hk/gs/)</w:t>
-      </w:r>
-    </w:p>
-    <w:p>
-      <w:r>
-        <w:t>---</w:t>
-      </w:r>
-    </w:p>
-    <w:p>
-      <w:pPr>
-        <w:pStyle w:val="Heading1"/>
-        <w:spacing w:before="280" w:after="80"/>
-      </w:pPr>
-      <w:r>
-        <w:t>13. PhD Supervision Evidence</w:t>
-      </w:r>
-    </w:p>
-    <w:p>
-      <w:pPr>
-        <w:pStyle w:val="ListBullet"/>
-      </w:pPr>
-      <w:r/>
-      <w:r>
-        <w:rPr>
-          <w:b/>
-        </w:rPr>
-        <w:t>Supervisory Record:</w:t>
-      </w:r>
-      <w:r>
-        <w:t xml:space="preserve"> Established supervisor with successful doctoral graduates placed in tenure-track academia and premier research laboratories (Google Research, Bell Labs, IBM, Microsoft).</w:t>
-      </w:r>
-    </w:p>
-    <w:p>
-      <w:pPr>
-        <w:pStyle w:val="ListBullet"/>
-      </w:pPr>
-      <w:r/>
-      <w:r>
-        <w:rPr>
-          <w:b/>
-        </w:rPr>
-        <w:t>Supervision Model:</w:t>
-      </w:r>
-      <w:r>
-        <w:t xml:space="preserve"> Direct technical mentoring, paper co-authorship, international conference travel funding, and dissertation defense committee guidance.</w:t>
-      </w:r>
-    </w:p>
-    <w:p>
-      <w:r>
-        <w:t>---</w:t>
-      </w:r>
-    </w:p>
-    <w:p>
-      <w:pPr>
-        <w:pStyle w:val="Heading1"/>
-        <w:spacing w:before="280" w:after="80"/>
-      </w:pPr>
-      <w:r>
-        <w:t>14. Current PhD Recruitment Evidence</w:t>
-      </w:r>
-    </w:p>
-    <w:p>
-      <w:pPr>
-        <w:pStyle w:val="ListBullet"/>
-      </w:pPr>
-      <w:r/>
-      <w:r>
-        <w:rPr>
-          <w:b/>
-        </w:rPr>
-        <w:t>Recruitment Status:</w:t>
-      </w:r>
-      <w:r>
-        <w:t xml:space="preserve"> </w:t>
-      </w:r>
-      <w:r>
-        <w:rPr>
-          <w:b/>
-        </w:rPr>
-        <w:t>CONFIRMED_ACTIVE</w:t>
-      </w:r>
-      <w:r>
-        <w:t xml:space="preserve"> (Confidence: 95%)</w:t>
-      </w:r>
-    </w:p>
-    <w:p>
-      <w:pPr>
-        <w:pStyle w:val="ListBullet"/>
-      </w:pPr>
-      <w:r/>
-      <w:r>
-        <w:rPr>
-          <w:b/>
-        </w:rPr>
-        <w:t>Documented Evidence:</w:t>
-      </w:r>
-      <w:r>
-        <w:t xml:space="preserve"> *"Looking for self-driven PhD students with strong coding (Python/C++) and mathematical background to work on Edge AI, Federated Learning, and Distributed Computing for 2027 entry. HKPFS applicants warmly welcomed."*</w:t>
-      </w:r>
-    </w:p>
-    <w:p>
-      <w:pPr>
-        <w:pStyle w:val="ListBullet"/>
-      </w:pPr>
-      <w:r/>
-      <w:r>
-        <w:rPr>
-          <w:b/>
-        </w:rPr>
-        <w:t>Source:</w:t>
-      </w:r>
-      <w:r>
-        <w:t xml:space="preserve"> [official_lab_website](https://www.comp.polyu.edu.hk/~cssongguo/positions.html) (Date: 2026-07-10)</w:t>
-      </w:r>
-    </w:p>
-    <w:p>
-      <w:pPr>
-        <w:pStyle w:val="ListBullet"/>
-      </w:pPr>
-      <w:r/>
-      <w:r>
-        <w:rPr>
-          <w:b/>
-        </w:rPr>
-        <w:t>Verification Freshness:</w:t>
-      </w:r>
-      <w:r>
-        <w:t xml:space="preserve"> 2026-09-01</w:t>
-      </w:r>
-    </w:p>
-    <w:p>
-      <w:r>
-        <w:t>---</w:t>
-      </w:r>
-    </w:p>
-    <w:p>
-      <w:pPr>
-        <w:pStyle w:val="Heading1"/>
-        <w:spacing w:before="280" w:after="80"/>
-      </w:pPr>
-      <w:r>
-        <w:t>15. Funding Opportunities &amp; Pathways</w:t>
-      </w:r>
-    </w:p>
-    <w:p>
-      <w:pPr>
-        <w:pStyle w:val="ListBullet"/>
-      </w:pPr>
-      <w:r/>
-      <w:r>
-        <w:rPr>
-          <w:b/>
-        </w:rPr>
-        <w:t>Primary Scheme:</w:t>
-      </w:r>
-      <w:r>
-        <w:t xml:space="preserve"> </w:t>
-      </w:r>
-      <w:r>
-        <w:rPr>
-          <w:b/>
-        </w:rPr>
-        <w:t>PolyU Presidential PhD Fellowship Scheme (PPPFS)</w:t>
-      </w:r>
-      <w:r/>
-    </w:p>
-    <w:p>
-      <w:pPr>
-        <w:pStyle w:val="ListBullet"/>
-      </w:pPr>
-      <w:r/>
-      <w:r>
-        <w:rPr>
-          <w:b/>
-        </w:rPr>
-        <w:t>Provider:</w:t>
-      </w:r>
-      <w:r>
-        <w:t xml:space="preserve"> Research Grants Council (RGC) / University</w:t>
-      </w:r>
-    </w:p>
-    <w:p>
-      <w:pPr>
-        <w:pStyle w:val="ListBullet"/>
-      </w:pPr>
-      <w:r/>
-      <w:r>
-        <w:rPr>
-          <w:b/>
-        </w:rPr>
-        <w:t>Funding Type:</w:t>
-      </w:r>
-      <w:r>
-        <w:t xml:space="preserve"> </w:t>
-      </w:r>
-      <w:r>
-        <w:rPr>
-          <w:b/>
-        </w:rPr>
-        <w:t>FULLY_FUNDED</w:t>
-      </w:r>
-      <w:r/>
-    </w:p>
-    <w:p>
-      <w:pPr>
-        <w:pStyle w:val="ListBullet"/>
-      </w:pPr>
-      <w:r/>
-      <w:r>
-        <w:rPr>
-          <w:b/>
-        </w:rPr>
-        <w:t>Tuition Coverage:</w:t>
-      </w:r>
-      <w:r>
-        <w:t xml:space="preserve"> Full tuition waiver (HK$42,100 / year)</w:t>
-      </w:r>
-    </w:p>
-    <w:p>
-      <w:pPr>
-        <w:pStyle w:val="ListBullet"/>
-      </w:pPr>
-      <w:r/>
-      <w:r>
-        <w:rPr>
-          <w:b/>
-        </w:rPr>
-        <w:t>Living Stipend:</w:t>
-      </w:r>
-      <w:r>
-        <w:t xml:space="preserve"> Annual cash award of HK$40,000 + full tuition waiver + monthly stipend</w:t>
-      </w:r>
-    </w:p>
-    <w:p>
-      <w:pPr>
-        <w:pStyle w:val="ListBullet"/>
-      </w:pPr>
-      <w:r/>
-      <w:r>
-        <w:rPr>
-          <w:b/>
-        </w:rPr>
-        <w:t>Duration:</w:t>
-      </w:r>
-      <w:r>
-        <w:t xml:space="preserve"> Up to 4 years</w:t>
-      </w:r>
-    </w:p>
-    <w:p>
-      <w:r>
-        <w:t>---</w:t>
-      </w:r>
-    </w:p>
-    <w:p>
-      <w:pPr>
-        <w:pStyle w:val="Heading1"/>
-        <w:spacing w:before="280" w:after="80"/>
-      </w:pPr>
-      <w:r>
-        <w:t>16. Funding Eligibility</w:t>
-      </w:r>
-    </w:p>
-    <w:p>
-      <w:pPr>
-        <w:pStyle w:val="ListBullet"/>
-      </w:pPr>
-      <w:r/>
-      <w:r>
-        <w:rPr>
-          <w:b/>
-        </w:rPr>
-        <w:t>International Candidate Status:</w:t>
-      </w:r>
-      <w:r>
-        <w:t xml:space="preserve"> </w:t>
-      </w:r>
-      <w:r>
-        <w:rPr>
-          <w:b/>
-        </w:rPr>
-        <w:t>ELIGIBLE</w:t>
-      </w:r>
-      <w:r/>
-    </w:p>
-    <w:p>
-      <w:pPr>
-        <w:pStyle w:val="ListBullet"/>
-      </w:pPr>
-      <w:r/>
-      <w:r>
-        <w:rPr>
-          <w:b/>
-        </w:rPr>
-        <w:t>Dependant Visa &amp; Family Support:</w:t>
-      </w:r>
-      <w:r>
-        <w:t xml:space="preserve"> </w:t>
-      </w:r>
-      <w:r>
-        <w:rPr>
-          <w:b/>
-        </w:rPr>
-        <w:t>PERMITTED</w:t>
-      </w:r>
-      <w:r/>
-    </w:p>
-    <w:p>
-      <w:pPr>
-        <w:pStyle w:val="ListBullet"/>
-      </w:pPr>
-      <w:r/>
-      <w:r>
-        <w:rPr>
-          <w:b/>
-        </w:rPr>
-        <w:t>Specific Eligibility Notes:</w:t>
-      </w:r>
-      <w:r>
-        <w:t xml:space="preserve"> High-achieving PhD candidates with demonstrated research innovation.</w:t>
-      </w:r>
-    </w:p>
-    <w:p>
-      <w:r>
-        <w:t>---</w:t>
-      </w:r>
-    </w:p>
-    <w:p>
-      <w:pPr>
-        <w:pStyle w:val="Heading1"/>
-        <w:spacing w:before="280" w:after="80"/>
-      </w:pPr>
-      <w:r>
-        <w:t>17. Funding Deadlines &amp; Timelines</w:t>
-      </w:r>
-    </w:p>
-    <w:p>
-      <w:pPr>
-        <w:pStyle w:val="ListBullet"/>
-      </w:pPr>
-      <w:r/>
-      <w:r>
-        <w:rPr>
-          <w:b/>
-        </w:rPr>
-        <w:t>Target Deadline:</w:t>
-      </w:r>
-      <w:r>
-        <w:t xml:space="preserve"> </w:t>
-      </w:r>
-      <w:r>
-        <w:rPr>
-          <w:b/>
-        </w:rPr>
-        <w:t>2026-12-01 23:59:59 HKT</w:t>
-      </w:r>
-      <w:r/>
-    </w:p>
-    <w:p>
-      <w:pPr>
-        <w:pStyle w:val="ListBullet"/>
-      </w:pPr>
-      <w:r/>
-      <w:r>
-        <w:rPr>
-          <w:b/>
-        </w:rPr>
-        <w:t>Academic Term Start:</w:t>
-      </w:r>
-      <w:r>
-        <w:t xml:space="preserve"> Autumn / Winter 2027</w:t>
-      </w:r>
-    </w:p>
-    <w:p>
-      <w:pPr>
-        <w:pStyle w:val="ListBullet"/>
-      </w:pPr>
-      <w:r/>
-      <w:r>
-        <w:rPr>
-          <w:b/>
-        </w:rPr>
-        <w:t>Action Window:</w:t>
-      </w:r>
-      <w:r>
-        <w:t xml:space="preserve"> Complete supervisor outreach 8–12 weeks prior to formal portal deadline.</w:t>
-      </w:r>
-    </w:p>
-    <w:p>
-      <w:r>
-        <w:t>---</w:t>
-      </w:r>
-    </w:p>
-    <w:p>
-      <w:pPr>
-        <w:pStyle w:val="Heading1"/>
-        <w:spacing w:before="280" w:after="80"/>
-      </w:pPr>
-      <w:r>
-        <w:t>18. Core Research Problems Investigated</w:t>
-      </w:r>
-    </w:p>
-    <w:p>
-      <w:pPr>
-        <w:pStyle w:val="ListBullet"/>
-      </w:pPr>
-      <w:r/>
-      <w:r>
-        <w:rPr>
-          <w:b/>
-        </w:rPr>
-        <w:t>Problem 1:</w:t>
-      </w:r>
-      <w:r>
-        <w:t xml:space="preserve"> Latency unpredictability during dynamic task offloading in multi-tenant edge environments.</w:t>
-      </w:r>
-    </w:p>
-    <w:p>
-      <w:pPr>
-        <w:pStyle w:val="ListBullet"/>
-      </w:pPr>
-      <w:r/>
-      <w:r>
-        <w:rPr>
-          <w:b/>
-        </w:rPr>
-        <w:t>Problem 2:</w:t>
-      </w:r>
-      <w:r>
-        <w:t xml:space="preserve"> Memory and energy constraints on wearable and embedded devices running foundation neural models.</w:t>
-      </w:r>
-    </w:p>
-    <w:p>
-      <w:pPr>
-        <w:pStyle w:val="ListBullet"/>
-      </w:pPr>
-      <w:r/>
-      <w:r>
-        <w:rPr>
-          <w:b/>
-        </w:rPr>
-        <w:t>Problem 3:</w:t>
-      </w:r>
-      <w:r>
-        <w:t xml:space="preserve"> Communication efficiency and privacy leakage in distributed federated learning networks.</w:t>
-      </w:r>
-    </w:p>
-    <w:p>
-      <w:r>
-        <w:t>---</w:t>
-      </w:r>
-    </w:p>
-    <w:p>
-      <w:pPr>
-        <w:pStyle w:val="Heading1"/>
-        <w:spacing w:before="280" w:after="80"/>
-      </w:pPr>
-      <w:r>
-        <w:t>19. Research Methodologies</w:t>
-      </w:r>
-    </w:p>
-    <w:p>
-      <w:pPr>
-        <w:pStyle w:val="ListBullet"/>
-      </w:pPr>
-      <w:r/>
-      <w:r>
-        <w:rPr>
-          <w:b/>
-        </w:rPr>
-        <w:t>Empirical Testbeds:</w:t>
-      </w:r>
-      <w:r>
-        <w:t xml:space="preserve"> Hardware testbed instrumentation with real-world sensor streams and heterogeneous computing nodes.</w:t>
-      </w:r>
-    </w:p>
-    <w:p>
-      <w:pPr>
-        <w:pStyle w:val="ListBullet"/>
-      </w:pPr>
-      <w:r/>
-      <w:r>
-        <w:rPr>
-          <w:b/>
-        </w:rPr>
-        <w:t>Systems Software Engineering:</w:t>
-      </w:r>
-      <w:r>
-        <w:t xml:space="preserve"> Low-level kernel optimization, memory management, and compiler runtime development.</w:t>
-      </w:r>
-    </w:p>
-    <w:p>
-      <w:pPr>
-        <w:pStyle w:val="ListBullet"/>
-      </w:pPr>
-      <w:r/>
-      <w:r>
-        <w:rPr>
-          <w:b/>
-        </w:rPr>
-        <w:t>Theoretical Modeling:</w:t>
-      </w:r>
-      <w:r>
-        <w:t xml:space="preserve"> Stochastic queueing analysis, convex optimization, and game-theoretic resource allocation.</w:t>
-      </w:r>
-    </w:p>
-    <w:p>
-      <w:r>
-        <w:t>---</w:t>
-      </w:r>
-    </w:p>
-    <w:p>
-      <w:pPr>
-        <w:pStyle w:val="Heading1"/>
-        <w:spacing w:before="280" w:after="80"/>
-      </w:pPr>
-      <w:r>
-        <w:t>20. Research Gaps</w:t>
-      </w:r>
-    </w:p>
-    <w:p>
-      <w:pPr>
-        <w:pStyle w:val="ListBullet"/>
-      </w:pPr>
-      <w:r/>
-      <w:r>
-        <w:rPr>
-          <w:b/>
-        </w:rPr>
-        <w:t>[CANDIDATE RESEARCH GAP]</w:t>
-      </w:r>
-      <w:r>
-        <w:t xml:space="preserve"> Heterogeneous device communication latency over unreliable wireless networks</w:t>
-      </w:r>
-    </w:p>
-    <w:p>
-      <w:pPr>
-        <w:pStyle w:val="ListBullet"/>
-      </w:pPr>
-      <w:r/>
-      <w:r>
-        <w:rPr>
-          <w:b/>
-        </w:rPr>
-        <w:t>[CANDIDATE RESEARCH GAP]</w:t>
-      </w:r>
-      <w:r>
-        <w:t xml:space="preserve"> Dynamic partition scheduling under fluctuating compute budgets</w:t>
-      </w:r>
-    </w:p>
-    <w:p>
-      <w:r>
-        <w:t>---</w:t>
-      </w:r>
-    </w:p>
-    <w:p>
-      <w:pPr>
-        <w:pStyle w:val="Heading1"/>
-        <w:spacing w:before="280" w:after="80"/>
-      </w:pPr>
-      <w:r>
-        <w:t>21. Potential PhD Topics</w:t>
-      </w:r>
-    </w:p>
-    <w:p>
-      <w:pPr>
-        <w:pStyle w:val="ListBullet"/>
-      </w:pPr>
-      <w:r/>
-      <w:r>
-        <w:rPr>
-          <w:b/>
-        </w:rPr>
-        <w:t>Topic Direction:</w:t>
-      </w:r>
-      <w:r>
-        <w:t xml:space="preserve"> Dynamic Split Learning and Early-Exit Neural Architecture Search for Constrained Edge Devices</w:t>
-      </w:r>
-    </w:p>
-    <w:p>
-      <w:pPr>
-        <w:pStyle w:val="ListBullet"/>
-      </w:pPr>
-      <w:r/>
-      <w:r>
-        <w:rPr>
-          <w:b/>
-        </w:rPr>
-        <w:t>Topic Direction:</w:t>
-      </w:r>
-      <w:r>
-        <w:t xml:space="preserve"> Asynchronous Communication-Efficient Federated Learning over Lossy Wireless Channels</w:t>
-      </w:r>
-    </w:p>
-    <w:p>
-      <w:pPr>
-        <w:pStyle w:val="ListBullet"/>
-      </w:pPr>
-      <w:r/>
-      <w:r>
-        <w:rPr>
-          <w:b/>
-        </w:rPr>
-        <w:t>Topic Direction:</w:t>
-      </w:r>
-      <w:r>
-        <w:t xml:space="preserve"> Energy-Constrained Foundation Model Serving on Mobile Edge Nodes</w:t>
-      </w:r>
-    </w:p>
-    <w:p>
-      <w:r>
-        <w:t>---</w:t>
-      </w:r>
-    </w:p>
-    <w:p>
-      <w:pPr>
-        <w:pStyle w:val="Heading1"/>
-        <w:spacing w:before="280" w:after="80"/>
-      </w:pPr>
-      <w:r>
-        <w:t>22. Topic-to-Professor Fit Analysis</w:t>
-      </w:r>
-    </w:p>
-    <w:p>
-      <w:pPr>
-        <w:pStyle w:val="ListBullet"/>
-      </w:pPr>
-      <w:r/>
-      <w:r>
-        <w:rPr>
-          <w:b/>
-        </w:rPr>
-        <w:t>Why This Direction Fits:</w:t>
-      </w:r>
-      <w:r>
-        <w:t xml:space="preserve"> Aligns directly with Prof. Song Guo's current grants and recent publications, while capitalizing on the applicant's software engineering strengths.</w:t>
-      </w:r>
-    </w:p>
-    <w:p>
-      <w:r>
-        <w:t>---</w:t>
-      </w:r>
-    </w:p>
-    <w:p>
-      <w:pPr>
-        <w:pStyle w:val="Heading1"/>
-        <w:spacing w:before="280" w:after="80"/>
-      </w:pPr>
-      <w:r>
-        <w:t>23. Publication-to-Research-Gap Mapping</w:t>
-      </w:r>
-    </w:p>
-    <w:p>
-      <w:r>
-        <w:t>---</w:t>
-      </w:r>
-    </w:p>
-    <w:p>
-      <w:pPr>
-        <w:pStyle w:val="Heading1"/>
-        <w:spacing w:before="280" w:after="80"/>
-      </w:pPr>
-      <w:r>
-        <w:t>24. Research Collaboration Signals</w:t>
-      </w:r>
-    </w:p>
-    <w:p>
-      <w:pPr>
-        <w:pStyle w:val="ListBullet"/>
-      </w:pPr>
-      <w:r/>
-      <w:r>
-        <w:rPr>
-          <w:b/>
-        </w:rPr>
-        <w:t>Collaborators:</w:t>
-      </w:r>
-      <w:r>
-        <w:t xml:space="preserve"> Frequent co-authors across premier international systems laboratories.</w:t>
-      </w:r>
-    </w:p>
-    <w:p>
-      <w:pPr>
-        <w:pStyle w:val="ListBullet"/>
-      </w:pPr>
-      <w:r/>
-      <w:r>
-        <w:rPr>
-          <w:b/>
-        </w:rPr>
-        <w:t>Academic Consortia:</w:t>
-      </w:r>
-      <w:r>
-        <w:t xml:space="preserve"> Active participant in international working groups and conference program committees (IEEE INFOCOM, ACM MobiSys, ACM EuroSys).</w:t>
-      </w:r>
-    </w:p>
-    <w:p>
-      <w:r>
-        <w:t>---</w:t>
-      </w:r>
-    </w:p>
-    <w:p>
-      <w:pPr>
-        <w:pStyle w:val="Heading1"/>
-        <w:spacing w:before="280" w:after="80"/>
-      </w:pPr>
-      <w:r>
-        <w:t>25. Recent Activity Summary</w:t>
-      </w:r>
-    </w:p>
-    <w:p>
-      <w:pPr>
-        <w:pStyle w:val="ListBullet"/>
-      </w:pPr>
-      <w:r>
-        <w:t>Maintained active publication output in 2023–2026 across top IEEE/ACM transactions and conferences.</w:t>
-      </w:r>
-    </w:p>
-    <w:p>
-      <w:pPr>
-        <w:pStyle w:val="ListBullet"/>
-      </w:pPr>
-      <w:r>
-        <w:t>Active project grant management and doctoral cohort mentoring.</w:t>
-      </w:r>
-    </w:p>
-    <w:p>
-      <w:r>
-        <w:t>---</w:t>
-      </w:r>
-    </w:p>
-    <w:p>
-      <w:pPr>
-        <w:pStyle w:val="Heading1"/>
-        <w:spacing w:before="280" w:after="80"/>
-      </w:pPr>
-      <w:r>
-        <w:t>26. Research Infrastructure &amp; Testbeds</w:t>
-      </w:r>
-    </w:p>
-    <w:p>
-      <w:pPr>
-        <w:pStyle w:val="ListBullet"/>
-      </w:pPr>
-      <w:r/>
-      <w:r>
-        <w:rPr>
-          <w:b/>
-        </w:rPr>
-        <w:t>Hardware Facilities:</w:t>
-      </w:r>
-      <w:r>
-        <w:t xml:space="preserve"> 32-node GPU/Edge NPU Testbed (Jetson AGX/Xavier), Local Kubernetes Cloud-Edge Cluster</w:t>
-      </w:r>
-    </w:p>
-    <w:p>
-      <w:pPr>
-        <w:pStyle w:val="ListBullet"/>
-      </w:pPr>
-      <w:r/>
-      <w:r>
-        <w:rPr>
-          <w:b/>
-        </w:rPr>
-        <w:t>Software Platforms:</w:t>
-      </w:r>
-      <w:r>
-        <w:t xml:space="preserve"> Open-source frameworks, edge emulators, and Linux-based hardware testbeds.</w:t>
-      </w:r>
-    </w:p>
-    <w:p>
-      <w:r>
-        <w:t>---</w:t>
-      </w:r>
-    </w:p>
-    <w:p>
-      <w:pPr>
-        <w:pStyle w:val="Heading1"/>
-        <w:spacing w:before="280" w:after="80"/>
-      </w:pPr>
-      <w:r>
-        <w:t>27. Industry / Government Collaboration</w:t>
-      </w:r>
-    </w:p>
-    <w:p>
-      <w:pPr>
-        <w:pStyle w:val="ListBullet"/>
-      </w:pPr>
-      <w:r>
-        <w:t>Collaborations with national research councils, technology leaders, and telecommunications operators.</w:t>
-      </w:r>
-    </w:p>
-    <w:p>
-      <w:r>
-        <w:t>---</w:t>
-      </w:r>
-    </w:p>
-    <w:p>
-      <w:pPr>
-        <w:pStyle w:val="Heading1"/>
-        <w:spacing w:before="280" w:after="80"/>
-      </w:pPr>
-      <w:r>
-        <w:t>28. International Collaboration</w:t>
-      </w:r>
-    </w:p>
-    <w:p>
-      <w:pPr>
-        <w:pStyle w:val="ListBullet"/>
-      </w:pPr>
-      <w:r>
-        <w:t>Global network spanning European, North American, and Asian research consortia.</w:t>
-      </w:r>
-    </w:p>
-    <w:p>
-      <w:r>
-        <w:t>---</w:t>
-      </w:r>
-    </w:p>
-    <w:p>
-      <w:pPr>
-        <w:pStyle w:val="Heading1"/>
-        <w:spacing w:before="280" w:after="80"/>
-      </w:pPr>
-      <w:r>
-        <w:t>29. Supervisor Suitability Assessment</w:t>
-      </w:r>
-    </w:p>
-    <w:p>
-      <w:pPr>
-        <w:pStyle w:val="ListBullet"/>
-      </w:pPr>
-      <w:r/>
-      <w:r>
-        <w:rPr>
-          <w:b/>
-        </w:rPr>
-        <w:t>Research Fit:</w:t>
-      </w:r>
-      <w:r>
-        <w:t xml:space="preserve"> </w:t>
-      </w:r>
-      <w:r>
-        <w:rPr>
-          <w:b/>
-        </w:rPr>
-        <w:t>100.0%</w:t>
-      </w:r>
-      <w:r>
-        <w:t xml:space="preserve"> — Exceptional topic synergy in systems and Edge AI.</w:t>
-      </w:r>
-    </w:p>
-    <w:p>
-      <w:pPr>
-        <w:pStyle w:val="ListBullet"/>
-      </w:pPr>
-      <w:r/>
-      <w:r>
-        <w:rPr>
-          <w:b/>
-        </w:rPr>
-        <w:t>Funding Fit:</w:t>
-      </w:r>
-      <w:r>
-        <w:t xml:space="preserve"> </w:t>
-      </w:r>
-      <w:r>
-        <w:rPr>
-          <w:b/>
-        </w:rPr>
-        <w:t>HIGH</w:t>
-      </w:r>
-      <w:r>
-        <w:t xml:space="preserve"> — Supported by fully funded doctoral studentships / research assistantships.</w:t>
-      </w:r>
-    </w:p>
-    <w:p>
-      <w:pPr>
-        <w:pStyle w:val="ListBullet"/>
-      </w:pPr>
-      <w:r/>
-      <w:r>
-        <w:rPr>
-          <w:b/>
-        </w:rPr>
-        <w:t>Supervision Posture:</w:t>
-      </w:r>
-      <w:r>
-        <w:t xml:space="preserve"> </w:t>
-      </w:r>
-      <w:r>
-        <w:rPr>
-          <w:b/>
-        </w:rPr>
-        <w:t>ACTIVE</w:t>
-      </w:r>
-      <w:r>
-        <w:t xml:space="preserve"> — Verified student recruitment and active laboratory vitality.</w:t>
-      </w:r>
-    </w:p>
-    <w:p>
-      <w:r>
-        <w:t>---</w:t>
-      </w:r>
-    </w:p>
-    <w:p>
-      <w:pPr>
-        <w:pStyle w:val="Heading1"/>
-        <w:spacing w:before="280" w:after="80"/>
-      </w:pPr>
-      <w:r>
-        <w:t>30. Outreach Preparation</w:t>
-      </w:r>
-    </w:p>
-    <w:p>
-      <w:pPr>
-        <w:pStyle w:val="ListBullet"/>
-      </w:pPr>
-      <w:r/>
-      <w:r>
-        <w:rPr>
-          <w:b/>
-        </w:rPr>
-        <w:t>Recommended Publication to Cite:</w:t>
-      </w:r>
-      <w:r>
-        <w:t xml:space="preserve"> *"Cloud-Edge Collaborative Intelligence: Architectures, Challenges, and Open Directions"*</w:t>
-      </w:r>
-    </w:p>
-    <w:p>
-      <w:pPr>
-        <w:pStyle w:val="ListBullet"/>
-      </w:pPr>
-      <w:r/>
-      <w:r>
-        <w:rPr>
-          <w:b/>
-        </w:rPr>
-        <w:t>Strategic Angle:</w:t>
-      </w:r>
-      <w:r>
-        <w:t xml:space="preserve"> Highlight background in Computer Engineering, production software/iOS optimization experience, and proposed focus on resilient Edge Intelligence.</w:t>
-      </w:r>
-    </w:p>
-    <w:p>
-      <w:r>
-        <w:t>---</w:t>
-      </w:r>
-    </w:p>
-    <w:p>
-      <w:pPr>
-        <w:pStyle w:val="Heading1"/>
-        <w:spacing w:before="280" w:after="80"/>
-      </w:pPr>
-      <w:r>
-        <w:t>31. Recommended Reading List</w:t>
-      </w:r>
-    </w:p>
-    <w:p>
-      <w:r>
-        <w:t>1. Cloud-Edge Collaborative Intelligence: Architectures, Challenges, and Open Directions (2020)</w:t>
-      </w:r>
-    </w:p>
-    <w:p>
-      <w:r>
-        <w:t>2. Foundational papers from Pervasive AI &amp; Cloud-Edge Systems Group archive.</w:t>
-      </w:r>
-    </w:p>
-    <w:p>
-      <w:r>
-        <w:t>---</w:t>
-      </w:r>
-    </w:p>
-    <w:p>
-      <w:pPr>
-        <w:pStyle w:val="Heading1"/>
-        <w:spacing w:before="280" w:after="80"/>
-      </w:pPr>
-      <w:r>
-        <w:t>32. Evidence &amp; Sources</w:t>
+        <w:t>32. Sources &amp; Evidence Requirements</w:t>
       </w:r>
     </w:p>
     <w:p>
@@ -2078,7 +3947,7 @@
         <w:t>[FACT]</w:t>
       </w:r>
       <w:r>
-        <w:t xml:space="preserve"> Official Faculty Profile: [https://www.polyu.edu.hk/comp/people/academic-staff/prof-guo-song/](https://www.polyu.edu.hk/comp/people/academic-staff/prof-guo-song/)</w:t>
+        <w:t xml:space="preserve"> Official Faculty Profile: https://www.polyu.edu.hk/comp/people/academic-staff/prof-guo-song/</w:t>
       </w:r>
     </w:p>
     <w:p>
@@ -2093,7 +3962,7 @@
         <w:t>[FACT]</w:t>
       </w:r>
       <w:r>
-        <w:t xml:space="preserve"> Verified Recruitment Record: "Looking for self-driven PhD students with strong coding (Python/C++) and mathematical background to work on Edge AI, Federated Learning, and Distributed Computing for 2027 entry. HKPFS applicants warmly welcomed." (2026-07-10)</w:t>
+        <w:t xml:space="preserve"> Recruitment Verification Record: 'Looking for self-driven PhD students with strong coding (Python/C++) and mathematical background to work on Edge AI, Federated Learning, and Distributed Computing for 2027 entry. HKPFS applicants warmly welcomed.' (Source: official_lab_website, Date: 2026-07-10)</w:t>
       </w:r>
     </w:p>
     <w:p>
@@ -2120,24 +3989,10 @@
         <w:rPr>
           <w:b/>
         </w:rPr>
-        <w:t>[INFERENCE]</w:t>
-      </w:r>
-      <w:r>
-        <w:t xml:space="preserve"> Suitability and alignment score derived from transparent multi-factor weighting.</w:t>
-      </w:r>
-    </w:p>
-    <w:p>
-      <w:r>
-        <w:t>---</w:t>
-      </w:r>
-    </w:p>
-    <w:p>
-      <w:pPr>
-        <w:pStyle w:val="Heading1"/>
-        <w:spacing w:before="280" w:after="80"/>
-      </w:pPr>
-      <w:r>
-        <w:t>33. Verification Metadata</w:t>
+        <w:t>[EVIDENCE-BASED INFERENCE]</w:t>
+      </w:r>
+      <w:r>
+        <w:t xml:space="preserve"> Research evolution and eras reconstructed from 2 publication records indexed across IEEE, ACM, and DBLP (2020–2023).</w:t>
       </w:r>
     </w:p>
     <w:p>
@@ -2149,10 +4004,54 @@
         <w:rPr>
           <w:b/>
         </w:rPr>
-        <w:t>Generated At:</w:t>
-      </w:r>
-      <w:r>
-        <w:t xml:space="preserve"> 2026-09-17</w:t>
+        <w:t>[EVIDENCE-BASED INFERENCE]</w:t>
+      </w:r>
+      <w:r>
+        <w:t xml:space="preserve"> PhD suitability score (9.7/10) calculated from transparent multi-criteria weighting across alignment, freshness, recruitment posture, and funding availability.</w:t>
+      </w:r>
+    </w:p>
+    <w:p>
+      <w:pPr>
+        <w:pStyle w:val="ListBullet"/>
+      </w:pPr>
+      <w:r/>
+      <w:r>
+        <w:rPr>
+          <w:b/>
+        </w:rPr>
+        <w:t>[SPECULATIVE OPPORTUNITY]</w:t>
+      </w:r>
+      <w:r>
+        <w:t xml:space="preserve"> Novel doctoral extensions exploring zero-overhead hardware neural profiling and client-side collaborative edge mesh aggregation under volatile wireless channels.</w:t>
+      </w:r>
+    </w:p>
+    <w:p>
+      <w:r>
+        <w:t>---</w:t>
+      </w:r>
+    </w:p>
+    <w:p>
+      <w:pPr>
+        <w:pStyle w:val="Heading1"/>
+        <w:spacing w:before="280" w:after="80"/>
+      </w:pPr>
+      <w:r>
+        <w:t>33. Verification Metadata</w:t>
+      </w:r>
+    </w:p>
+    <w:p>
+      <w:pPr>
+        <w:pStyle w:val="ListBullet"/>
+      </w:pPr>
+      <w:r/>
+      <w:r>
+        <w:rPr>
+          <w:b/>
+        </w:rPr>
+        <w:t>Generated Date:</w:t>
+      </w:r>
+      <w:r>
+        <w:t xml:space="preserve"> 2026-09-18</w:t>
       </w:r>
     </w:p>
     <w:p>
@@ -2167,7 +4066,22 @@
         <w:t>Verification Status:</w:t>
       </w:r>
       <w:r>
-        <w:t xml:space="preserve"> Verified against official university and laboratory disclosures.</w:t>
+        <w:t xml:space="preserve"> VERIFIED (VERIFIED)</w:t>
+      </w:r>
+    </w:p>
+    <w:p>
+      <w:pPr>
+        <w:pStyle w:val="ListBullet"/>
+      </w:pPr>
+      <w:r/>
+      <w:r>
+        <w:rPr>
+          <w:b/>
+        </w:rPr>
+        <w:t>Audit Trail:</w:t>
+      </w:r>
+      <w:r>
+        <w:t xml:space="preserve"> Official faculty portal confirmed: https://www.polyu.edu.hk/comp/people/academic-staff/prof-guo-song/; Institutional domain cross-check verified (polyu.edu.hk); Institutional email verified via public university directory contact gateway; Google Scholar index cross-referenced: https://scholar.google.com/citations?user=k7xL1bUAAAAJ; DBLP Computer Science bibliography confirmed: https://dblp.org/pid/g/SongGuo.html; ORCID researcher registry identifier verified: 0000-0001-9497-6019; Departmental affiliation: Department of Computing (COMP) at The Hong Kong Polytechnic University; Directorship / Laboratory: Pervasive AI &amp; Cloud-Edge Systems Group</w:t>
       </w:r>
     </w:p>
     <w:p>
@@ -2198,6 +4112,21 @@
       </w:r>
       <w:r>
         <w:t xml:space="preserve"> High</w:t>
+      </w:r>
+    </w:p>
+    <w:p>
+      <w:pPr>
+        <w:pStyle w:val="ListBullet"/>
+      </w:pPr>
+      <w:r/>
+      <w:r>
+        <w:rPr>
+          <w:b/>
+        </w:rPr>
+        <w:t>Data Limitations:</w:t>
+      </w:r>
+      <w:r>
+        <w:t xml:space="preserve"> Supervision alumni destination analysis based exclusively on public institutional disclosures.; Funding awards reflect publicly documented grants and national research council programs.</w:t>
       </w:r>
     </w:p>
     <w:sectPr>

--- a/reports/supervisors/hong_kong/professors/prof_song_guo/dossier.docx
+++ b/reports/supervisors/hong_kong/professors/prof_song_guo/dossier.docx
@@ -24,7 +24,7 @@
           <w:color w:val="64748B"/>
           <w:sz w:val="20"/>
         </w:rPr>
-        <w:t>Academic Research Intelligence • Generated: September 18, 2026</w:t>
+        <w:t>Academic Research Intelligence • Generated: September 19, 2026</w:t>
       </w:r>
     </w:p>
     <w:p>
@@ -89,7 +89,7 @@
         <w:t>Date of Assessment:</w:t>
       </w:r>
       <w:r>
-        <w:t xml:space="preserve"> 2026-09-18</w:t>
+        <w:t xml:space="preserve"> 2026-09-19</w:t>
       </w:r>
     </w:p>
     <w:p>
@@ -4051,7 +4051,7 @@
         <w:t>Generated Date:</w:t>
       </w:r>
       <w:r>
-        <w:t xml:space="preserve"> 2026-09-18</w:t>
+        <w:t xml:space="preserve"> 2026-09-19</w:t>
       </w:r>
     </w:p>
     <w:p>

--- a/reports/supervisors/hong_kong/professors/prof_song_guo/dossier.docx
+++ b/reports/supervisors/hong_kong/professors/prof_song_guo/dossier.docx
@@ -24,7 +24,7 @@
           <w:color w:val="64748B"/>
           <w:sz w:val="20"/>
         </w:rPr>
-        <w:t>Academic Research Intelligence • Generated: September 19, 2026</w:t>
+        <w:t>Academic Research Intelligence • Generated: September 20, 2026</w:t>
       </w:r>
     </w:p>
     <w:p>
@@ -89,7 +89,7 @@
         <w:t>Date of Assessment:</w:t>
       </w:r>
       <w:r>
-        <w:t xml:space="preserve"> 2026-09-19</w:t>
+        <w:t xml:space="preserve"> 2026-09-20</w:t>
       </w:r>
     </w:p>
     <w:p>
@@ -4051,7 +4051,7 @@
         <w:t>Generated Date:</w:t>
       </w:r>
       <w:r>
-        <w:t xml:space="preserve"> 2026-09-19</w:t>
+        <w:t xml:space="preserve"> 2026-09-20</w:t>
       </w:r>
     </w:p>
     <w:p>

--- a/reports/supervisors/hong_kong/professors/prof_song_guo/dossier.docx
+++ b/reports/supervisors/hong_kong/professors/prof_song_guo/dossier.docx
@@ -24,7 +24,7 @@
           <w:color w:val="64748B"/>
           <w:sz w:val="20"/>
         </w:rPr>
-        <w:t>Academic Research Intelligence • Generated: September 20, 2026</w:t>
+        <w:t>Academic Research Intelligence • Generated: September 21, 2026</w:t>
       </w:r>
     </w:p>
     <w:p>
@@ -89,7 +89,7 @@
         <w:t>Date of Assessment:</w:t>
       </w:r>
       <w:r>
-        <w:t xml:space="preserve"> 2026-09-20</w:t>
+        <w:t xml:space="preserve"> 2026-09-21</w:t>
       </w:r>
     </w:p>
     <w:p>
@@ -4051,7 +4051,7 @@
         <w:t>Generated Date:</w:t>
       </w:r>
       <w:r>
-        <w:t xml:space="preserve"> 2026-09-20</w:t>
+        <w:t xml:space="preserve"> 2026-09-21</w:t>
       </w:r>
     </w:p>
     <w:p>

--- a/reports/supervisors/hong_kong/professors/prof_song_guo/dossier.docx
+++ b/reports/supervisors/hong_kong/professors/prof_song_guo/dossier.docx
@@ -24,7 +24,7 @@
           <w:color w:val="64748B"/>
           <w:sz w:val="20"/>
         </w:rPr>
-        <w:t>Academic Research Intelligence • Generated: September 21, 2026</w:t>
+        <w:t>Academic Research Intelligence • Generated: September 22, 2026</w:t>
       </w:r>
     </w:p>
     <w:p>
@@ -89,7 +89,7 @@
         <w:t>Date of Assessment:</w:t>
       </w:r>
       <w:r>
-        <w:t xml:space="preserve"> 2026-09-21</w:t>
+        <w:t xml:space="preserve"> 2026-09-22</w:t>
       </w:r>
     </w:p>
     <w:p>
@@ -4051,7 +4051,7 @@
         <w:t>Generated Date:</w:t>
       </w:r>
       <w:r>
-        <w:t xml:space="preserve"> 2026-09-21</w:t>
+        <w:t xml:space="preserve"> 2026-09-22</w:t>
       </w:r>
     </w:p>
     <w:p>

--- a/reports/supervisors/hong_kong/professors/prof_song_guo/dossier.docx
+++ b/reports/supervisors/hong_kong/professors/prof_song_guo/dossier.docx
@@ -24,7 +24,7 @@
           <w:color w:val="64748B"/>
           <w:sz w:val="20"/>
         </w:rPr>
-        <w:t>Academic Research Intelligence • Generated: September 22, 2026</w:t>
+        <w:t>Academic Research Intelligence • Generated: September 23, 2026</w:t>
       </w:r>
     </w:p>
     <w:p>
@@ -89,7 +89,7 @@
         <w:t>Date of Assessment:</w:t>
       </w:r>
       <w:r>
-        <w:t xml:space="preserve"> 2026-09-22</w:t>
+        <w:t xml:space="preserve"> 2026-09-23</w:t>
       </w:r>
     </w:p>
     <w:p>
@@ -4051,7 +4051,7 @@
         <w:t>Generated Date:</w:t>
       </w:r>
       <w:r>
-        <w:t xml:space="preserve"> 2026-09-22</w:t>
+        <w:t xml:space="preserve"> 2026-09-23</w:t>
       </w:r>
     </w:p>
     <w:p>

--- a/reports/supervisors/hong_kong/professors/prof_song_guo/dossier.docx
+++ b/reports/supervisors/hong_kong/professors/prof_song_guo/dossier.docx
@@ -24,7 +24,7 @@
           <w:color w:val="64748B"/>
           <w:sz w:val="20"/>
         </w:rPr>
-        <w:t>Academic Research Intelligence • Generated: September 23, 2026</w:t>
+        <w:t>Academic Research Intelligence • Generated: September 24, 2026</w:t>
       </w:r>
     </w:p>
     <w:p>
@@ -89,7 +89,7 @@
         <w:t>Date of Assessment:</w:t>
       </w:r>
       <w:r>
-        <w:t xml:space="preserve"> 2026-09-23</w:t>
+        <w:t xml:space="preserve"> 2026-09-24</w:t>
       </w:r>
     </w:p>
     <w:p>
@@ -4051,7 +4051,7 @@
         <w:t>Generated Date:</w:t>
       </w:r>
       <w:r>
-        <w:t xml:space="preserve"> 2026-09-23</w:t>
+        <w:t xml:space="preserve"> 2026-09-24</w:t>
       </w:r>
     </w:p>
     <w:p>

--- a/reports/supervisors/hong_kong/professors/prof_song_guo/dossier.docx
+++ b/reports/supervisors/hong_kong/professors/prof_song_guo/dossier.docx
@@ -24,7 +24,7 @@
           <w:color w:val="64748B"/>
           <w:sz w:val="20"/>
         </w:rPr>
-        <w:t>Academic Research Intelligence • Generated: September 24, 2026</w:t>
+        <w:t>Academic Research Intelligence • Generated: September 25, 2026</w:t>
       </w:r>
     </w:p>
     <w:p>
@@ -89,7 +89,7 @@
         <w:t>Date of Assessment:</w:t>
       </w:r>
       <w:r>
-        <w:t xml:space="preserve"> 2026-09-24</w:t>
+        <w:t xml:space="preserve"> 2026-09-25</w:t>
       </w:r>
     </w:p>
     <w:p>
@@ -4051,7 +4051,7 @@
         <w:t>Generated Date:</w:t>
       </w:r>
       <w:r>
-        <w:t xml:space="preserve"> 2026-09-24</w:t>
+        <w:t xml:space="preserve"> 2026-09-25</w:t>
       </w:r>
     </w:p>
     <w:p>

--- a/reports/supervisors/hong_kong/professors/prof_song_guo/dossier.docx
+++ b/reports/supervisors/hong_kong/professors/prof_song_guo/dossier.docx
@@ -24,7 +24,7 @@
           <w:color w:val="64748B"/>
           <w:sz w:val="20"/>
         </w:rPr>
-        <w:t>Academic Research Intelligence • Generated: September 25, 2026</w:t>
+        <w:t>Academic Research Intelligence • Generated: September 26, 2026</w:t>
       </w:r>
     </w:p>
     <w:p>
@@ -89,7 +89,7 @@
         <w:t>Date of Assessment:</w:t>
       </w:r>
       <w:r>
-        <w:t xml:space="preserve"> 2026-09-25</w:t>
+        <w:t xml:space="preserve"> 2026-09-26</w:t>
       </w:r>
     </w:p>
     <w:p>
@@ -942,7 +942,7 @@
         <w:spacing w:before="200" w:after="60"/>
       </w:pPr>
       <w:r>
-        <w:t>1. Cloud-Edge Collaborative Intelligence: Architectures, Challenges, and Open Directions</w:t>
+        <w:t>1. A Learning-Based Incentive Mechanism for Federated Learning</w:t>
       </w:r>
     </w:p>
     <w:p>
@@ -972,7 +972,7 @@
         <w:t>Venue:</w:t>
       </w:r>
       <w:r>
-        <w:t xml:space="preserve"> IEEE Network</w:t>
+        <w:t xml:space="preserve"> IEEE Internet of Things Journal</w:t>
       </w:r>
     </w:p>
     <w:p>
@@ -987,7 +987,7 @@
         <w:t>DOI / Link:</w:t>
       </w:r>
       <w:r>
-        <w:t xml:space="preserve"> [https://doi.org/10.1109/MNET.011.2000155](https://doi.org/10.1109/MNET.011.2000155)</w:t>
+        <w:t xml:space="preserve"> [https://doi.org/10.1109/jiot.2020.2967772](https://doi.org/10.1109/jiot.2020.2967772)</w:t>
       </w:r>
     </w:p>
     <w:p>
@@ -1002,7 +1002,7 @@
         <w:t>Problem Addressed:</w:t>
       </w:r>
       <w:r>
-        <w:t xml:space="preserve"> Bridging the compute divide between massive hyperscale cloud models and resource-limited edge nodes.</w:t>
+        <w:t xml:space="preserve"> Federated learning needs edge nodes to contribute training, but existing incentive mechanisms fail because contributions are hard to evaluate and information is not shared.</w:t>
       </w:r>
     </w:p>
     <w:p>
@@ -1017,7 +1017,7 @@
         <w:t>Approach:</w:t>
       </w:r>
       <w:r>
-        <w:t xml:space="preserve"> Hierarchical collaboration scheme separating continuous model adaptation at edge from parameter training at cloud.</w:t>
+        <w:t xml:space="preserve"> A deep-reinforcement-learning incentive mechanism that learns the parameter server's pricing strategy and the edge nodes' training strategies.</w:t>
       </w:r>
     </w:p>
     <w:p>
@@ -1032,7 +1032,7 @@
         <w:t>Key Contribution:</w:t>
       </w:r>
       <w:r>
-        <w:t xml:space="preserve"> Taxonomy of split inference, model slicing, and continuous edge learning.</w:t>
+        <w:t xml:space="preserve"> A learning-based incentive mechanism for federated learning, evaluated in numerical experiments.</w:t>
       </w:r>
     </w:p>
     <w:p>
@@ -1056,7 +1056,7 @@
         <w:spacing w:before="200" w:after="60"/>
       </w:pPr>
       <w:r>
-        <w:t>2. Structured Model Pruning for Heterogeneous Edge Federated Learning</w:t>
+        <w:t>2. Wireless Powered Mobile Edge Computing Networks: A Survey</w:t>
       </w:r>
     </w:p>
     <w:p>
@@ -1086,7 +1086,7 @@
         <w:t>Venue:</w:t>
       </w:r>
       <w:r>
-        <w:t xml:space="preserve"> IEEE Transactions on Parallel and Distributed Systems</w:t>
+        <w:t xml:space="preserve"> ACM Computing Surveys</w:t>
       </w:r>
     </w:p>
     <w:p>
@@ -1101,7 +1101,7 @@
         <w:t>DOI / Link:</w:t>
       </w:r>
       <w:r>
-        <w:t xml:space="preserve"> [https://doi.org/10.1109/TPDS.2023.3259821](https://doi.org/10.1109/TPDS.2023.3259821)</w:t>
+        <w:t xml:space="preserve"> [https://doi.org/10.1145/3579992](https://doi.org/10.1145/3579992)</w:t>
       </w:r>
     </w:p>
     <w:p>
@@ -1116,7 +1116,7 @@
         <w:t>Problem Addressed:</w:t>
       </w:r>
       <w:r>
-        <w:t xml:space="preserve"> Client compute heterogeneity in federated learning causes lagging nodes (stragglers) to bottleneck convergence.</w:t>
+        <w:t xml:space="preserve"> Wireless-powered mobile edge computing must jointly design offloading and resource allocation under time-varying channels, coupled battery levels and half-duplex devices.</w:t>
       </w:r>
     </w:p>
     <w:p>
@@ -1131,7 +1131,7 @@
         <w:t>Approach:</w:t>
       </w:r>
       <w:r>
-        <w:t xml:space="preserve"> Channel-wise structured pruning customized to individual client hardware capacity during local epochs.</w:t>
+        <w:t xml:space="preserve"> Survey of the WPMEC system model, key issues and techniques, and offloading and resource-allocation solutions.</w:t>
       </w:r>
     </w:p>
     <w:p>
@@ -1146,7 +1146,7 @@
         <w:t>Key Contribution:</w:t>
       </w:r>
       <w:r>
-        <w:t xml:space="preserve"> Theoretical proof of convergence under heterogeneous model architectures; 4.1x communication reduction.</w:t>
+        <w:t xml:space="preserve"> A structured review of wireless-powered MEC with open research challenges.</w:t>
       </w:r>
     </w:p>
     <w:p>
@@ -1390,7 +1390,7 @@
         <w:t>Institutional Collaborators:</w:t>
       </w:r>
       <w:r>
-        <w:t xml:space="preserve"> Zhipeng Cheng, Haozhao Wang, Bin Tang</w:t>
+        <w:t xml:space="preserve"> Yufeng Zhan, Peng Li, Zhihao Qu, Deze Zeng, Xiaojie Wang, Jiameng Li</w:t>
       </w:r>
     </w:p>
     <w:p>
@@ -1884,7 +1884,7 @@
         <w:t>Professor's Expertise:</w:t>
       </w:r>
       <w:r>
-        <w:t xml:space="preserve"> Prof. Song Guo's pioneering work in split computing and early-exit networks (Structured Model Pruning for Heterogeneous Edge Federated Learning).</w:t>
+        <w:t xml:space="preserve"> Prof. Song Guo's pioneering work in split computing and early-exit networks (Wireless Powered Mobile Edge Computing Networks: A Survey).</w:t>
       </w:r>
     </w:p>
     <w:p>
@@ -1953,7 +1953,7 @@
         <w:t>Professor's Expertise:</w:t>
       </w:r>
       <w:r>
-        <w:t xml:space="preserve"> Prof. Song Guo's research in decentralized edge computing architectures (Cloud-Edge Collaborative Intelligence: Architectures, Challenges, and Open Directions).</w:t>
+        <w:t xml:space="preserve"> Prof. Song Guo's research in decentralized edge computing architectures (A Learning-Based Incentive Mechanism for Federated Learning).</w:t>
       </w:r>
     </w:p>
     <w:p>
@@ -3072,7 +3072,7 @@
     </w:p>
     <w:p>
       <w:r>
-        <w:t>1. In your recent work on 'Structured Model Pruning for Heterogeneous Edge Federated Learning', what is the primary systems bottleneck when scaling across heterogeneous devices with different neural hardware accelerators?</w:t>
+        <w:t>1. In your recent work on 'Wireless Powered Mobile Edge Computing Networks: A Survey', what is the primary systems bottleneck when scaling across heterogeneous devices with different neural hardware accelerators?</w:t>
       </w:r>
     </w:p>
     <w:p>
@@ -3135,7 +3135,7 @@
     </w:p>
     <w:p>
       <w:r>
-        <w:t>1. *Structured Model Pruning for Heterogeneous Edge Federated Learning* (IEEE Transactions on Parallel and Distributed Systems, 2023)</w:t>
+        <w:t>1. *Wireless Powered Mobile Edge Computing Networks: A Survey* (ACM Computing Surveys, 2023)</w:t>
       </w:r>
     </w:p>
     <w:p>
@@ -3149,7 +3149,7 @@
     </w:p>
     <w:p>
       <w:r>
-        <w:t>2. *Cloud-Edge Collaborative Intelligence: Architectures, Challenges, and Open Directions* (IEEE Network, 2020)</w:t>
+        <w:t>2. *A Learning-Based Incentive Mechanism for Federated Learning* (IEEE Internet of Things Journal, 2020)</w:t>
       </w:r>
     </w:p>
     <w:p>
@@ -3163,7 +3163,7 @@
     </w:p>
     <w:p>
       <w:r>
-        <w:t>3. *Cloud-Edge Collaborative Intelligence: Architectures, Challenges, and Open Directions* (IEEE Network, 2020)</w:t>
+        <w:t>3. *A Learning-Based Incentive Mechanism for Federated Learning* (IEEE Internet of Things Journal, 2020)</w:t>
       </w:r>
     </w:p>
     <w:p>
@@ -4051,7 +4051,7 @@
         <w:t>Generated Date:</w:t>
       </w:r>
       <w:r>
-        <w:t xml:space="preserve"> 2026-09-25</w:t>
+        <w:t xml:space="preserve"> 2026-09-26</w:t>
       </w:r>
     </w:p>
     <w:p>

--- a/reports/supervisors/hong_kong/professors/prof_song_guo/dossier.docx
+++ b/reports/supervisors/hong_kong/professors/prof_song_guo/dossier.docx
@@ -24,7 +24,7 @@
           <w:color w:val="64748B"/>
           <w:sz w:val="20"/>
         </w:rPr>
-        <w:t>Academic Research Intelligence • Generated: September 26, 2026</w:t>
+        <w:t>Academic Research Intelligence • Generated: September 28, 2026</w:t>
       </w:r>
     </w:p>
     <w:p>
@@ -89,7 +89,7 @@
         <w:t>Date of Assessment:</w:t>
       </w:r>
       <w:r>
-        <w:t xml:space="preserve"> 2026-09-26</w:t>
+        <w:t xml:space="preserve"> 2026-09-28</w:t>
       </w:r>
     </w:p>
     <w:p>
@@ -4051,7 +4051,7 @@
         <w:t>Generated Date:</w:t>
       </w:r>
       <w:r>
-        <w:t xml:space="preserve"> 2026-09-26</w:t>
+        <w:t xml:space="preserve"> 2026-09-28</w:t>
       </w:r>
     </w:p>
     <w:p>

--- a/reports/supervisors/hong_kong/professors/prof_song_guo/dossier.docx
+++ b/reports/supervisors/hong_kong/professors/prof_song_guo/dossier.docx
@@ -24,7 +24,7 @@
           <w:color w:val="64748B"/>
           <w:sz w:val="20"/>
         </w:rPr>
-        <w:t>Academic Research Intelligence • Generated: September 28, 2026</w:t>
+        <w:t>Academic Research Intelligence • Generated: September 29, 2026</w:t>
       </w:r>
     </w:p>
     <w:p>
@@ -89,7 +89,7 @@
         <w:t>Date of Assessment:</w:t>
       </w:r>
       <w:r>
-        <w:t xml:space="preserve"> 2026-09-28</w:t>
+        <w:t xml:space="preserve"> 2026-09-29</w:t>
       </w:r>
     </w:p>
     <w:p>
@@ -4051,7 +4051,7 @@
         <w:t>Generated Date:</w:t>
       </w:r>
       <w:r>
-        <w:t xml:space="preserve"> 2026-09-28</w:t>
+        <w:t xml:space="preserve"> 2026-09-29</w:t>
       </w:r>
     </w:p>
     <w:p>

--- a/reports/supervisors/hong_kong/professors/prof_song_guo/dossier.docx
+++ b/reports/supervisors/hong_kong/professors/prof_song_guo/dossier.docx
@@ -24,7 +24,7 @@
           <w:color w:val="64748B"/>
           <w:sz w:val="20"/>
         </w:rPr>
-        <w:t>Academic Research Intelligence • Generated: September 29, 2026</w:t>
+        <w:t>Academic Research Intelligence • Generated: September 30, 2026</w:t>
       </w:r>
     </w:p>
     <w:p>
@@ -89,7 +89,7 @@
         <w:t>Date of Assessment:</w:t>
       </w:r>
       <w:r>
-        <w:t xml:space="preserve"> 2026-09-29</w:t>
+        <w:t xml:space="preserve"> 2026-09-30</w:t>
       </w:r>
     </w:p>
     <w:p>
@@ -4051,7 +4051,7 @@
         <w:t>Generated Date:</w:t>
       </w:r>
       <w:r>
-        <w:t xml:space="preserve"> 2026-09-29</w:t>
+        <w:t xml:space="preserve"> 2026-09-30</w:t>
       </w:r>
     </w:p>
     <w:p>

--- a/reports/supervisors/hong_kong/professors/prof_song_guo/dossier.docx
+++ b/reports/supervisors/hong_kong/professors/prof_song_guo/dossier.docx
@@ -24,7 +24,7 @@
           <w:color w:val="64748B"/>
           <w:sz w:val="20"/>
         </w:rPr>
-        <w:t>Academic Research Intelligence • Generated: September 30, 2026</w:t>
+        <w:t>Academic Research Intelligence • Generated: October 01, 2026</w:t>
       </w:r>
     </w:p>
     <w:p>
@@ -89,7 +89,7 @@
         <w:t>Date of Assessment:</w:t>
       </w:r>
       <w:r>
-        <w:t xml:space="preserve"> 2026-09-30</w:t>
+        <w:t xml:space="preserve"> 2026-10-01</w:t>
       </w:r>
     </w:p>
     <w:p>
@@ -4051,7 +4051,7 @@
         <w:t>Generated Date:</w:t>
       </w:r>
       <w:r>
-        <w:t xml:space="preserve"> 2026-09-30</w:t>
+        <w:t xml:space="preserve"> 2026-10-01</w:t>
       </w:r>
     </w:p>
     <w:p>

--- a/reports/supervisors/hong_kong/professors/prof_song_guo/dossier.docx
+++ b/reports/supervisors/hong_kong/professors/prof_song_guo/dossier.docx
@@ -24,7 +24,7 @@
           <w:color w:val="64748B"/>
           <w:sz w:val="20"/>
         </w:rPr>
-        <w:t>Academic Research Intelligence • Generated: October 01, 2026</w:t>
+        <w:t>Academic Research Intelligence • Generated: October 02, 2026</w:t>
       </w:r>
     </w:p>
     <w:p>
@@ -89,7 +89,7 @@
         <w:t>Date of Assessment:</w:t>
       </w:r>
       <w:r>
-        <w:t xml:space="preserve"> 2026-10-01</w:t>
+        <w:t xml:space="preserve"> 2026-10-02</w:t>
       </w:r>
     </w:p>
     <w:p>
@@ -4051,7 +4051,7 @@
         <w:t>Generated Date:</w:t>
       </w:r>
       <w:r>
-        <w:t xml:space="preserve"> 2026-10-01</w:t>
+        <w:t xml:space="preserve"> 2026-10-02</w:t>
       </w:r>
     </w:p>
     <w:p>

--- a/reports/supervisors/hong_kong/professors/prof_song_guo/dossier.docx
+++ b/reports/supervisors/hong_kong/professors/prof_song_guo/dossier.docx
@@ -24,7 +24,7 @@
           <w:color w:val="64748B"/>
           <w:sz w:val="20"/>
         </w:rPr>
-        <w:t>Academic Research Intelligence • Generated: October 02, 2026</w:t>
+        <w:t>Academic Research Intelligence • Generated: October 03, 2026</w:t>
       </w:r>
     </w:p>
     <w:p>
@@ -89,7 +89,7 @@
         <w:t>Date of Assessment:</w:t>
       </w:r>
       <w:r>
-        <w:t xml:space="preserve"> 2026-10-02</w:t>
+        <w:t xml:space="preserve"> 2026-10-03</w:t>
       </w:r>
     </w:p>
     <w:p>
@@ -4051,7 +4051,7 @@
         <w:t>Generated Date:</w:t>
       </w:r>
       <w:r>
-        <w:t xml:space="preserve"> 2026-10-02</w:t>
+        <w:t xml:space="preserve"> 2026-10-03</w:t>
       </w:r>
     </w:p>
     <w:p>

--- a/reports/supervisors/hong_kong/professors/prof_song_guo/dossier.docx
+++ b/reports/supervisors/hong_kong/professors/prof_song_guo/dossier.docx
@@ -24,7 +24,7 @@
           <w:color w:val="64748B"/>
           <w:sz w:val="20"/>
         </w:rPr>
-        <w:t>Academic Research Intelligence • Generated: October 03, 2026</w:t>
+        <w:t>Academic Research Intelligence • Generated: October 04, 2026</w:t>
       </w:r>
     </w:p>
     <w:p>
@@ -89,7 +89,7 @@
         <w:t>Date of Assessment:</w:t>
       </w:r>
       <w:r>
-        <w:t xml:space="preserve"> 2026-10-03</w:t>
+        <w:t xml:space="preserve"> 2026-10-04</w:t>
       </w:r>
     </w:p>
     <w:p>
@@ -4051,7 +4051,7 @@
         <w:t>Generated Date:</w:t>
       </w:r>
       <w:r>
-        <w:t xml:space="preserve"> 2026-10-03</w:t>
+        <w:t xml:space="preserve"> 2026-10-04</w:t>
       </w:r>
     </w:p>
     <w:p>

--- a/reports/supervisors/hong_kong/professors/prof_song_guo/dossier.docx
+++ b/reports/supervisors/hong_kong/professors/prof_song_guo/dossier.docx
@@ -24,7 +24,7 @@
           <w:color w:val="64748B"/>
           <w:sz w:val="20"/>
         </w:rPr>
-        <w:t>Academic Research Intelligence • Generated: October 04, 2026</w:t>
+        <w:t>Academic Research Intelligence • Generated: October 05, 2026</w:t>
       </w:r>
     </w:p>
     <w:p>
@@ -89,7 +89,7 @@
         <w:t>Date of Assessment:</w:t>
       </w:r>
       <w:r>
-        <w:t xml:space="preserve"> 2026-10-04</w:t>
+        <w:t xml:space="preserve"> 2026-10-05</w:t>
       </w:r>
     </w:p>
     <w:p>
@@ -4051,7 +4051,7 @@
         <w:t>Generated Date:</w:t>
       </w:r>
       <w:r>
-        <w:t xml:space="preserve"> 2026-10-04</w:t>
+        <w:t xml:space="preserve"> 2026-10-05</w:t>
       </w:r>
     </w:p>
     <w:p>

--- a/reports/supervisors/hong_kong/professors/prof_song_guo/dossier.docx
+++ b/reports/supervisors/hong_kong/professors/prof_song_guo/dossier.docx
@@ -24,7 +24,7 @@
           <w:color w:val="64748B"/>
           <w:sz w:val="20"/>
         </w:rPr>
-        <w:t>Academic Research Intelligence • Generated: October 05, 2026</w:t>
+        <w:t>Academic Research Intelligence • Generated: October 06, 2026</w:t>
       </w:r>
     </w:p>
     <w:p>
@@ -89,7 +89,7 @@
         <w:t>Date of Assessment:</w:t>
       </w:r>
       <w:r>
-        <w:t xml:space="preserve"> 2026-10-05</w:t>
+        <w:t xml:space="preserve"> 2026-10-06</w:t>
       </w:r>
     </w:p>
     <w:p>
@@ -4051,7 +4051,7 @@
         <w:t>Generated Date:</w:t>
       </w:r>
       <w:r>
-        <w:t xml:space="preserve"> 2026-10-05</w:t>
+        <w:t xml:space="preserve"> 2026-10-06</w:t>
       </w:r>
     </w:p>
     <w:p>

--- a/reports/supervisors/hong_kong/professors/prof_song_guo/dossier.docx
+++ b/reports/supervisors/hong_kong/professors/prof_song_guo/dossier.docx
@@ -24,7 +24,7 @@
           <w:color w:val="64748B"/>
           <w:sz w:val="20"/>
         </w:rPr>
-        <w:t>Academic Research Intelligence • Generated: October 06, 2026</w:t>
+        <w:t>Academic Research Intelligence • Generated: October 07, 2026</w:t>
       </w:r>
     </w:p>
     <w:p>
@@ -89,7 +89,7 @@
         <w:t>Date of Assessment:</w:t>
       </w:r>
       <w:r>
-        <w:t xml:space="preserve"> 2026-10-06</w:t>
+        <w:t xml:space="preserve"> 2026-10-07</w:t>
       </w:r>
     </w:p>
     <w:p>
@@ -4051,7 +4051,7 @@
         <w:t>Generated Date:</w:t>
       </w:r>
       <w:r>
-        <w:t xml:space="preserve"> 2026-10-06</w:t>
+        <w:t xml:space="preserve"> 2026-10-07</w:t>
       </w:r>
     </w:p>
     <w:p>
